--- a/manuals/Baccable_manual_ES.docx
+++ b/manuals/Baccable_manual_ES.docx
@@ -142,7 +142,7 @@
         <w:rPr>
           <w:lang w:val="it-IT"/>
         </w:rPr>
-        <w:t>Se recomienda encarecidamente no utilizar este proyecto en aplicaciones reales sobre vehículos.</w:t>
+        <w:t>Se recomienda no utilizar este proyecto en aplicaciones reales en vehículos.</w:t>
       </w:r>
     </w:p>
     <w:p>
@@ -156,7 +156,7 @@
         <w:rPr>
           <w:lang w:val="it-IT"/>
         </w:rPr>
-        <w:t>La instalación en una ubicación oculta requiere conocimientos técnicos específicos en sistemas eléctricos y electrónicos del automóvil para evitar errores que puedan suponer riesgos para la seguridad.</w:t>
+        <w:t>La instalación, si no se realiza a través del puerto OBD de serie, requiere conocimientos técnicos específicos de electricidad y electrónica en el ámbito de la automoción, para no incurrir en errores que puedan provocar riesgos para la seguridad (safety) o daños.</w:t>
       </w:r>
     </w:p>
     <w:p>
@@ -168,7 +168,7 @@
           <w:noProof/>
         </w:rPr>
         <w:drawing>
-          <wp:inline distT="0" distB="0" distL="0" distR="0" wp14:anchorId="67CE4B57" wp14:editId="7F5FB5FB">
+          <wp:inline distT="0" distB="0" distL="0" distR="0" wp14:anchorId="2BE4788E" wp14:editId="118A0F03">
             <wp:extent cx="4912659" cy="2300605"/>
             <wp:effectExtent l="0" t="0" r="2540" b="4445"/>
             <wp:docPr id="1632200295" name="Immagine 37"/>
@@ -286,7 +286,7 @@
           <w:r>
             <w:fldChar w:fldCharType="separate"/>
           </w:r>
-          <w:hyperlink w:anchor="_Toc239527268" w:history="1">
+          <w:hyperlink w:anchor="_Toc243860534" w:history="1">
             <w:r>
               <w:rPr>
                 <w:rStyle w:val="Collegamentoipertestuale"/>
@@ -335,7 +335,7 @@
                 <w:noProof/>
                 <w:webHidden/>
               </w:rPr>
-              <w:instrText xml:space="preserve"> PAGEREF _Toc239527268 \h </w:instrText>
+              <w:instrText xml:space="preserve"> PAGEREF _Toc243860534 \h </w:instrText>
             </w:r>
             <w:r>
               <w:rPr>
@@ -380,7 +380,7 @@
               <w14:ligatures w14:val="standardContextual"/>
             </w:rPr>
           </w:pPr>
-          <w:hyperlink w:anchor="_Toc239527269" w:history="1">
+          <w:hyperlink w:anchor="_Toc243860535" w:history="1">
             <w:r>
               <w:rPr>
                 <w:rStyle w:val="Collegamentoipertestuale"/>
@@ -429,7 +429,7 @@
                 <w:noProof/>
                 <w:webHidden/>
               </w:rPr>
-              <w:instrText xml:space="preserve"> PAGEREF _Toc239527269 \h </w:instrText>
+              <w:instrText xml:space="preserve"> PAGEREF _Toc243860535 \h </w:instrText>
             </w:r>
             <w:r>
               <w:rPr>
@@ -474,7 +474,7 @@
               <w14:ligatures w14:val="standardContextual"/>
             </w:rPr>
           </w:pPr>
-          <w:hyperlink w:anchor="_Toc239527270" w:history="1">
+          <w:hyperlink w:anchor="_Toc243860536" w:history="1">
             <w:r>
               <w:rPr>
                 <w:rStyle w:val="Collegamentoipertestuale"/>
@@ -525,7 +525,7 @@
                 <w:noProof/>
                 <w:webHidden/>
               </w:rPr>
-              <w:instrText xml:space="preserve"> PAGEREF _Toc239527270 \h </w:instrText>
+              <w:instrText xml:space="preserve"> PAGEREF _Toc243860536 \h </w:instrText>
             </w:r>
             <w:r>
               <w:rPr>
@@ -570,7 +570,7 @@
               <w14:ligatures w14:val="standardContextual"/>
             </w:rPr>
           </w:pPr>
-          <w:hyperlink w:anchor="_Toc239527271" w:history="1">
+          <w:hyperlink w:anchor="_Toc243860537" w:history="1">
             <w:r>
               <w:rPr>
                 <w:rStyle w:val="Collegamentoipertestuale"/>
@@ -619,7 +619,7 @@
                 <w:noProof/>
                 <w:webHidden/>
               </w:rPr>
-              <w:instrText xml:space="preserve"> PAGEREF _Toc239527271 \h </w:instrText>
+              <w:instrText xml:space="preserve"> PAGEREF _Toc243860537 \h </w:instrText>
             </w:r>
             <w:r>
               <w:rPr>
@@ -664,7 +664,7 @@
               <w14:ligatures w14:val="standardContextual"/>
             </w:rPr>
           </w:pPr>
-          <w:hyperlink w:anchor="_Toc239527272" w:history="1">
+          <w:hyperlink w:anchor="_Toc243860538" w:history="1">
             <w:r>
               <w:rPr>
                 <w:rStyle w:val="Collegamentoipertestuale"/>
@@ -713,7 +713,7 @@
                 <w:noProof/>
                 <w:webHidden/>
               </w:rPr>
-              <w:instrText xml:space="preserve"> PAGEREF _Toc239527272 \h </w:instrText>
+              <w:instrText xml:space="preserve"> PAGEREF _Toc243860538 \h </w:instrText>
             </w:r>
             <w:r>
               <w:rPr>
@@ -758,7 +758,7 @@
               <w14:ligatures w14:val="standardContextual"/>
             </w:rPr>
           </w:pPr>
-          <w:hyperlink w:anchor="_Toc239527273" w:history="1">
+          <w:hyperlink w:anchor="_Toc243860539" w:history="1">
             <w:r>
               <w:rPr>
                 <w:rStyle w:val="Collegamentoipertestuale"/>
@@ -809,7 +809,7 @@
                 <w:noProof/>
                 <w:webHidden/>
               </w:rPr>
-              <w:instrText xml:space="preserve"> PAGEREF _Toc239527273 \h </w:instrText>
+              <w:instrText xml:space="preserve"> PAGEREF _Toc243860539 \h </w:instrText>
             </w:r>
             <w:r>
               <w:rPr>
@@ -854,7 +854,7 @@
               <w14:ligatures w14:val="standardContextual"/>
             </w:rPr>
           </w:pPr>
-          <w:hyperlink w:anchor="_Toc239527274" w:history="1">
+          <w:hyperlink w:anchor="_Toc243860540" w:history="1">
             <w:r>
               <w:rPr>
                 <w:rStyle w:val="Collegamentoipertestuale"/>
@@ -905,7 +905,7 @@
                 <w:noProof/>
                 <w:webHidden/>
               </w:rPr>
-              <w:instrText xml:space="preserve"> PAGEREF _Toc239527274 \h </w:instrText>
+              <w:instrText xml:space="preserve"> PAGEREF _Toc243860540 \h </w:instrText>
             </w:r>
             <w:r>
               <w:rPr>
@@ -950,7 +950,7 @@
               <w14:ligatures w14:val="standardContextual"/>
             </w:rPr>
           </w:pPr>
-          <w:hyperlink w:anchor="_Toc239527275" w:history="1">
+          <w:hyperlink w:anchor="_Toc243860541" w:history="1">
             <w:r>
               <w:rPr>
                 <w:rStyle w:val="Collegamentoipertestuale"/>
@@ -999,7 +999,7 @@
                 <w:noProof/>
                 <w:webHidden/>
               </w:rPr>
-              <w:instrText xml:space="preserve"> PAGEREF _Toc239527275 \h </w:instrText>
+              <w:instrText xml:space="preserve"> PAGEREF _Toc243860541 \h </w:instrText>
             </w:r>
             <w:r>
               <w:rPr>
@@ -1044,7 +1044,7 @@
               <w14:ligatures w14:val="standardContextual"/>
             </w:rPr>
           </w:pPr>
-          <w:hyperlink w:anchor="_Toc239527276" w:history="1">
+          <w:hyperlink w:anchor="_Toc243860542" w:history="1">
             <w:r>
               <w:rPr>
                 <w:rStyle w:val="Collegamentoipertestuale"/>
@@ -1093,7 +1093,7 @@
                 <w:noProof/>
                 <w:webHidden/>
               </w:rPr>
-              <w:instrText xml:space="preserve"> PAGEREF _Toc239527276 \h </w:instrText>
+              <w:instrText xml:space="preserve"> PAGEREF _Toc243860542 \h </w:instrText>
             </w:r>
             <w:r>
               <w:rPr>
@@ -1138,7 +1138,7 @@
               <w14:ligatures w14:val="standardContextual"/>
             </w:rPr>
           </w:pPr>
-          <w:hyperlink w:anchor="_Toc239527277" w:history="1">
+          <w:hyperlink w:anchor="_Toc243860543" w:history="1">
             <w:r>
               <w:rPr>
                 <w:rStyle w:val="Collegamentoipertestuale"/>
@@ -1189,7 +1189,7 @@
                 <w:noProof/>
                 <w:webHidden/>
               </w:rPr>
-              <w:instrText xml:space="preserve"> PAGEREF _Toc239527277 \h </w:instrText>
+              <w:instrText xml:space="preserve"> PAGEREF _Toc243860543 \h </w:instrText>
             </w:r>
             <w:r>
               <w:rPr>
@@ -1234,7 +1234,7 @@
               <w14:ligatures w14:val="standardContextual"/>
             </w:rPr>
           </w:pPr>
-          <w:hyperlink w:anchor="_Toc239527278" w:history="1">
+          <w:hyperlink w:anchor="_Toc243860544" w:history="1">
             <w:r>
               <w:rPr>
                 <w:rStyle w:val="Collegamentoipertestuale"/>
@@ -1285,7 +1285,7 @@
                 <w:noProof/>
                 <w:webHidden/>
               </w:rPr>
-              <w:instrText xml:space="preserve"> PAGEREF _Toc239527278 \h </w:instrText>
+              <w:instrText xml:space="preserve"> PAGEREF _Toc243860544 \h </w:instrText>
             </w:r>
             <w:r>
               <w:rPr>
@@ -1305,7 +1305,7 @@
                 <w:noProof/>
                 <w:webHidden/>
               </w:rPr>
-              <w:t>16</w:t>
+              <w:t>15</w:t>
             </w:r>
             <w:r>
               <w:rPr>
@@ -1330,7 +1330,7 @@
               <w14:ligatures w14:val="standardContextual"/>
             </w:rPr>
           </w:pPr>
-          <w:hyperlink w:anchor="_Toc239527279" w:history="1">
+          <w:hyperlink w:anchor="_Toc243860545" w:history="1">
             <w:r>
               <w:rPr>
                 <w:rStyle w:val="Collegamentoipertestuale"/>
@@ -1381,7 +1381,7 @@
                 <w:noProof/>
                 <w:webHidden/>
               </w:rPr>
-              <w:instrText xml:space="preserve"> PAGEREF _Toc239527279 \h </w:instrText>
+              <w:instrText xml:space="preserve"> PAGEREF _Toc243860545 \h </w:instrText>
             </w:r>
             <w:r>
               <w:rPr>
@@ -1401,7 +1401,7 @@
                 <w:noProof/>
                 <w:webHidden/>
               </w:rPr>
-              <w:t>17</w:t>
+              <w:t>16</w:t>
             </w:r>
             <w:r>
               <w:rPr>
@@ -1426,7 +1426,7 @@
               <w14:ligatures w14:val="standardContextual"/>
             </w:rPr>
           </w:pPr>
-          <w:hyperlink w:anchor="_Toc239527280" w:history="1">
+          <w:hyperlink w:anchor="_Toc243860546" w:history="1">
             <w:r>
               <w:rPr>
                 <w:rStyle w:val="Collegamentoipertestuale"/>
@@ -1477,7 +1477,7 @@
                 <w:noProof/>
                 <w:webHidden/>
               </w:rPr>
-              <w:instrText xml:space="preserve"> PAGEREF _Toc239527280 \h </w:instrText>
+              <w:instrText xml:space="preserve"> PAGEREF _Toc243860546 \h </w:instrText>
             </w:r>
             <w:r>
               <w:rPr>
@@ -1497,7 +1497,7 @@
                 <w:noProof/>
                 <w:webHidden/>
               </w:rPr>
-              <w:t>18</w:t>
+              <w:t>17</w:t>
             </w:r>
             <w:r>
               <w:rPr>
@@ -1522,7 +1522,7 @@
               <w14:ligatures w14:val="standardContextual"/>
             </w:rPr>
           </w:pPr>
-          <w:hyperlink w:anchor="_Toc239527281" w:history="1">
+          <w:hyperlink w:anchor="_Toc243860547" w:history="1">
             <w:r>
               <w:rPr>
                 <w:rStyle w:val="Collegamentoipertestuale"/>
@@ -1573,7 +1573,7 @@
                 <w:noProof/>
                 <w:webHidden/>
               </w:rPr>
-              <w:instrText xml:space="preserve"> PAGEREF _Toc239527281 \h </w:instrText>
+              <w:instrText xml:space="preserve"> PAGEREF _Toc243860547 \h </w:instrText>
             </w:r>
             <w:r>
               <w:rPr>
@@ -1593,7 +1593,7 @@
                 <w:noProof/>
                 <w:webHidden/>
               </w:rPr>
-              <w:t>21</w:t>
+              <w:t>20</w:t>
             </w:r>
             <w:r>
               <w:rPr>
@@ -1618,7 +1618,7 @@
               <w14:ligatures w14:val="standardContextual"/>
             </w:rPr>
           </w:pPr>
-          <w:hyperlink w:anchor="_Toc239527282" w:history="1">
+          <w:hyperlink w:anchor="_Toc243860548" w:history="1">
             <w:r>
               <w:rPr>
                 <w:rStyle w:val="Collegamentoipertestuale"/>
@@ -1667,7 +1667,7 @@
                 <w:noProof/>
                 <w:webHidden/>
               </w:rPr>
-              <w:instrText xml:space="preserve"> PAGEREF _Toc239527282 \h </w:instrText>
+              <w:instrText xml:space="preserve"> PAGEREF _Toc243860548 \h </w:instrText>
             </w:r>
             <w:r>
               <w:rPr>
@@ -1687,7 +1687,7 @@
                 <w:noProof/>
                 <w:webHidden/>
               </w:rPr>
-              <w:t>25</w:t>
+              <w:t>24</w:t>
             </w:r>
             <w:r>
               <w:rPr>
@@ -1712,7 +1712,7 @@
               <w14:ligatures w14:val="standardContextual"/>
             </w:rPr>
           </w:pPr>
-          <w:hyperlink w:anchor="_Toc239527283" w:history="1">
+          <w:hyperlink w:anchor="_Toc243860549" w:history="1">
             <w:r>
               <w:rPr>
                 <w:rStyle w:val="Collegamentoipertestuale"/>
@@ -1763,7 +1763,7 @@
                 <w:noProof/>
                 <w:webHidden/>
               </w:rPr>
-              <w:instrText xml:space="preserve"> PAGEREF _Toc239527283 \h </w:instrText>
+              <w:instrText xml:space="preserve"> PAGEREF _Toc243860549 \h </w:instrText>
             </w:r>
             <w:r>
               <w:rPr>
@@ -1783,7 +1783,7 @@
                 <w:noProof/>
                 <w:webHidden/>
               </w:rPr>
-              <w:t>25</w:t>
+              <w:t>24</w:t>
             </w:r>
             <w:r>
               <w:rPr>
@@ -1808,7 +1808,7 @@
               <w14:ligatures w14:val="standardContextual"/>
             </w:rPr>
           </w:pPr>
-          <w:hyperlink w:anchor="_Toc239527284" w:history="1">
+          <w:hyperlink w:anchor="_Toc243860550" w:history="1">
             <w:r>
               <w:rPr>
                 <w:rStyle w:val="Collegamentoipertestuale"/>
@@ -1857,7 +1857,7 @@
                 <w:noProof/>
                 <w:webHidden/>
               </w:rPr>
-              <w:instrText xml:space="preserve"> PAGEREF _Toc239527284 \h </w:instrText>
+              <w:instrText xml:space="preserve"> PAGEREF _Toc243860550 \h </w:instrText>
             </w:r>
             <w:r>
               <w:rPr>
@@ -1877,7 +1877,7 @@
                 <w:noProof/>
                 <w:webHidden/>
               </w:rPr>
-              <w:t>26</w:t>
+              <w:t>24</w:t>
             </w:r>
             <w:r>
               <w:rPr>
@@ -1902,7 +1902,7 @@
               <w14:ligatures w14:val="standardContextual"/>
             </w:rPr>
           </w:pPr>
-          <w:hyperlink w:anchor="_Toc239527285" w:history="1">
+          <w:hyperlink w:anchor="_Toc243860551" w:history="1">
             <w:r>
               <w:rPr>
                 <w:rStyle w:val="Collegamentoipertestuale"/>
@@ -1953,7 +1953,7 @@
                 <w:noProof/>
                 <w:webHidden/>
               </w:rPr>
-              <w:instrText xml:space="preserve"> PAGEREF _Toc239527285 \h </w:instrText>
+              <w:instrText xml:space="preserve"> PAGEREF _Toc243860551 \h </w:instrText>
             </w:r>
             <w:r>
               <w:rPr>
@@ -1973,7 +1973,7 @@
                 <w:noProof/>
                 <w:webHidden/>
               </w:rPr>
-              <w:t>26</w:t>
+              <w:t>25</w:t>
             </w:r>
             <w:r>
               <w:rPr>
@@ -1998,7 +1998,7 @@
               <w14:ligatures w14:val="standardContextual"/>
             </w:rPr>
           </w:pPr>
-          <w:hyperlink w:anchor="_Toc239527286" w:history="1">
+          <w:hyperlink w:anchor="_Toc243860552" w:history="1">
             <w:r>
               <w:rPr>
                 <w:rStyle w:val="Collegamentoipertestuale"/>
@@ -2049,7 +2049,7 @@
                 <w:noProof/>
                 <w:webHidden/>
               </w:rPr>
-              <w:instrText xml:space="preserve"> PAGEREF _Toc239527286 \h </w:instrText>
+              <w:instrText xml:space="preserve"> PAGEREF _Toc243860552 \h </w:instrText>
             </w:r>
             <w:r>
               <w:rPr>
@@ -2069,7 +2069,7 @@
                 <w:noProof/>
                 <w:webHidden/>
               </w:rPr>
-              <w:t>27</w:t>
+              <w:t>26</w:t>
             </w:r>
             <w:r>
               <w:rPr>
@@ -2094,7 +2094,7 @@
               <w14:ligatures w14:val="standardContextual"/>
             </w:rPr>
           </w:pPr>
-          <w:hyperlink w:anchor="_Toc239527287" w:history="1">
+          <w:hyperlink w:anchor="_Toc243860553" w:history="1">
             <w:r>
               <w:rPr>
                 <w:rStyle w:val="Collegamentoipertestuale"/>
@@ -2122,7 +2122,7 @@
                 <w:bCs/>
                 <w:noProof/>
               </w:rPr>
-              <w:t>Desactivador de Start&amp;Stop</w:t>
+              <w:t>Start&amp;Stop disabler</w:t>
             </w:r>
             <w:r>
               <w:rPr>
@@ -2143,7 +2143,82 @@
                 <w:noProof/>
                 <w:webHidden/>
               </w:rPr>
-              <w:instrText xml:space="preserve"> PAGEREF _Toc239527287 \h </w:instrText>
+              <w:instrText xml:space="preserve"> PAGEREF _Toc243860553 \h </w:instrText>
+            </w:r>
+            <w:r>
+              <w:rPr>
+                <w:noProof/>
+                <w:webHidden/>
+              </w:rPr>
+            </w:r>
+            <w:r>
+              <w:rPr>
+                <w:noProof/>
+                <w:webHidden/>
+              </w:rPr>
+              <w:fldChar w:fldCharType="separate"/>
+            </w:r>
+            <w:r>
+              <w:rPr>
+                <w:noProof/>
+                <w:webHidden/>
+              </w:rPr>
+              <w:t>26</w:t>
+            </w:r>
+            <w:r>
+              <w:rPr>
+                <w:noProof/>
+                <w:webHidden/>
+              </w:rPr>
+              <w:fldChar w:fldCharType="end"/>
+            </w:r>
+          </w:hyperlink>
+        </w:p>
+        <w:p>
+          <w:pPr>
+            <w:pStyle w:val="Sommario2"/>
+            <w:tabs>
+              <w:tab w:val="right" w:leader="dot" w:pos="9344"/>
+            </w:tabs>
+            <w:rPr>
+              <w:noProof/>
+              <w:kern w:val="2"/>
+              <w:lang w:val="it-IT" w:eastAsia="it-IT"/>
+              <w14:ligatures w14:val="standardContextual"/>
+            </w:rPr>
+          </w:pPr>
+          <w:hyperlink w:anchor="_Toc243860554" w:history="1">
+            <w:r>
+              <w:rPr>
+                <w:rStyle w:val="Collegamentoipertestuale"/>
+                <w:rFonts w:cstheme="minorHAnsi"/>
+                <w:b/>
+                <w:bCs/>
+                <w:noProof/>
+                <w:lang w:val="it-IT"/>
+              </w:rPr>
+              <w:t>2.4Immobilizer</w:t>
+            </w:r>
+            <w:r>
+              <w:rPr>
+                <w:noProof/>
+                <w:webHidden/>
+              </w:rPr>
+              <w:tab/>
+            </w:r>
+            <w:r>
+              <w:rPr>
+                <w:noProof/>
+                <w:webHidden/>
+              </w:rPr>
+              <w:fldChar w:fldCharType="begin"/>
+            </w:r>
+            <w:r>
+              <w:rPr>
+                <w:noProof/>
+                <w:webHidden/>
+              </w:rPr>
+              <w:instrText xml:space="preserve"> PAGEREF _Toc243860554 \h </w:instrText>
             </w:r>
             <w:r>
               <w:rPr>
@@ -2188,7 +2263,7 @@
               <w14:ligatures w14:val="standardContextual"/>
             </w:rPr>
           </w:pPr>
-          <w:hyperlink w:anchor="_Toc239527288" w:history="1">
+          <w:hyperlink w:anchor="_Toc243860555" w:history="1">
             <w:r>
               <w:rPr>
                 <w:rStyle w:val="Collegamentoipertestuale"/>
@@ -2198,7 +2273,7 @@
                 <w:noProof/>
                 <w:lang w:val="it-IT"/>
               </w:rPr>
-              <w:t>2.4</w:t>
+              <w:t>2.5</w:t>
             </w:r>
             <w:r>
               <w:rPr>
@@ -2218,7 +2293,7 @@
                 <w:noProof/>
                 <w:lang w:val="it-IT"/>
               </w:rPr>
-              <w:t>Inmovilizador</w:t>
+              <w:t>Led Strip Controller</w:t>
             </w:r>
             <w:r>
               <w:rPr>
@@ -2239,7 +2314,7 @@
                 <w:noProof/>
                 <w:webHidden/>
               </w:rPr>
-              <w:instrText xml:space="preserve"> PAGEREF _Toc239527288 \h </w:instrText>
+              <w:instrText xml:space="preserve"> PAGEREF _Toc243860555 \h </w:instrText>
             </w:r>
             <w:r>
               <w:rPr>
@@ -2284,7 +2359,7 @@
               <w14:ligatures w14:val="standardContextual"/>
             </w:rPr>
           </w:pPr>
-          <w:hyperlink w:anchor="_Toc239527289" w:history="1">
+          <w:hyperlink w:anchor="_Toc243860556" w:history="1">
             <w:r>
               <w:rPr>
                 <w:rStyle w:val="Collegamentoipertestuale"/>
@@ -2294,7 +2369,7 @@
                 <w:noProof/>
                 <w:lang w:val="it-IT"/>
               </w:rPr>
-              <w:t>2.5</w:t>
+              <w:t>2.6</w:t>
             </w:r>
             <w:r>
               <w:rPr>
@@ -2314,7 +2389,7 @@
                 <w:noProof/>
                 <w:lang w:val="it-IT"/>
               </w:rPr>
-              <w:t>Controlador de tira de LEDs</w:t>
+              <w:t>Shift</w:t>
             </w:r>
             <w:r>
               <w:rPr>
@@ -2335,7 +2410,7 @@
                 <w:noProof/>
                 <w:webHidden/>
               </w:rPr>
-              <w:instrText xml:space="preserve"> PAGEREF _Toc239527289 \h </w:instrText>
+              <w:instrText xml:space="preserve"> PAGEREF _Toc243860556 \h </w:instrText>
             </w:r>
             <w:r>
               <w:rPr>
@@ -2355,7 +2430,7 @@
                 <w:noProof/>
                 <w:webHidden/>
               </w:rPr>
-              <w:t>30</w:t>
+              <w:t>31</w:t>
             </w:r>
             <w:r>
               <w:rPr>
@@ -2380,7 +2455,7 @@
               <w14:ligatures w14:val="standardContextual"/>
             </w:rPr>
           </w:pPr>
-          <w:hyperlink w:anchor="_Toc239527290" w:history="1">
+          <w:hyperlink w:anchor="_Toc243860557" w:history="1">
             <w:r>
               <w:rPr>
                 <w:rStyle w:val="Collegamentoipertestuale"/>
@@ -2390,7 +2465,7 @@
                 <w:noProof/>
                 <w:lang w:val="it-IT"/>
               </w:rPr>
-              <w:t>2.6</w:t>
+              <w:t>2.7</w:t>
             </w:r>
             <w:r>
               <w:rPr>
@@ -2410,7 +2485,7 @@
                 <w:noProof/>
                 <w:lang w:val="it-IT"/>
               </w:rPr>
-              <w:t>Shift</w:t>
+              <w:t>My23 IPC</w:t>
             </w:r>
             <w:r>
               <w:rPr>
@@ -2431,7 +2506,7 @@
                 <w:noProof/>
                 <w:webHidden/>
               </w:rPr>
-              <w:instrText xml:space="preserve"> PAGEREF _Toc239527290 \h </w:instrText>
+              <w:instrText xml:space="preserve"> PAGEREF _Toc243860557 \h </w:instrText>
             </w:r>
             <w:r>
               <w:rPr>
@@ -2476,7 +2551,7 @@
               <w14:ligatures w14:val="standardContextual"/>
             </w:rPr>
           </w:pPr>
-          <w:hyperlink w:anchor="_Toc239527291" w:history="1">
+          <w:hyperlink w:anchor="_Toc243860558" w:history="1">
             <w:r>
               <w:rPr>
                 <w:rStyle w:val="Collegamentoipertestuale"/>
@@ -2486,7 +2561,7 @@
                 <w:noProof/>
                 <w:lang w:val="it-IT"/>
               </w:rPr>
-              <w:t>2.7</w:t>
+              <w:t>2.8</w:t>
             </w:r>
             <w:r>
               <w:rPr>
@@ -2506,7 +2581,7 @@
                 <w:noProof/>
                 <w:lang w:val="it-IT"/>
               </w:rPr>
-              <w:t>My23 IPC</w:t>
+              <w:t>Parámetros en el cuadro</w:t>
             </w:r>
             <w:r>
               <w:rPr>
@@ -2527,7 +2602,7 @@
                 <w:noProof/>
                 <w:webHidden/>
               </w:rPr>
-              <w:instrText xml:space="preserve"> PAGEREF _Toc239527291 \h </w:instrText>
+              <w:instrText xml:space="preserve"> PAGEREF _Toc243860558 \h </w:instrText>
             </w:r>
             <w:r>
               <w:rPr>
@@ -2572,7 +2647,7 @@
               <w14:ligatures w14:val="standardContextual"/>
             </w:rPr>
           </w:pPr>
-          <w:hyperlink w:anchor="_Toc239527292" w:history="1">
+          <w:hyperlink w:anchor="_Toc243860559" w:history="1">
             <w:r>
               <w:rPr>
                 <w:rStyle w:val="Collegamentoipertestuale"/>
@@ -2582,7 +2657,7 @@
                 <w:noProof/>
                 <w:lang w:val="it-IT"/>
               </w:rPr>
-              <w:t>2.8</w:t>
+              <w:t>2.9</w:t>
             </w:r>
             <w:r>
               <w:rPr>
@@ -2602,7 +2677,7 @@
                 <w:noProof/>
                 <w:lang w:val="it-IT"/>
               </w:rPr>
-              <w:t>Parámetros en el cuadro</w:t>
+              <w:t>Route</w:t>
             </w:r>
             <w:r>
               <w:rPr>
@@ -2623,7 +2698,7 @@
                 <w:noProof/>
                 <w:webHidden/>
               </w:rPr>
-              <w:instrText xml:space="preserve"> PAGEREF _Toc239527292 \h </w:instrText>
+              <w:instrText xml:space="preserve"> PAGEREF _Toc243860559 \h </w:instrText>
             </w:r>
             <w:r>
               <w:rPr>
@@ -2643,7 +2718,7 @@
                 <w:noProof/>
                 <w:webHidden/>
               </w:rPr>
-              <w:t>31</w:t>
+              <w:t>37</w:t>
             </w:r>
             <w:r>
               <w:rPr>
@@ -2668,7 +2743,7 @@
               <w14:ligatures w14:val="standardContextual"/>
             </w:rPr>
           </w:pPr>
-          <w:hyperlink w:anchor="_Toc239527293" w:history="1">
+          <w:hyperlink w:anchor="_Toc243860560" w:history="1">
             <w:r>
               <w:rPr>
                 <w:rStyle w:val="Collegamentoipertestuale"/>
@@ -2678,7 +2753,7 @@
                 <w:noProof/>
                 <w:lang w:val="it-IT"/>
               </w:rPr>
-              <w:t>2.9</w:t>
+              <w:t>2.10</w:t>
             </w:r>
             <w:r>
               <w:rPr>
@@ -2698,7 +2773,7 @@
                 <w:noProof/>
                 <w:lang w:val="it-IT"/>
               </w:rPr>
-              <w:t>Route</w:t>
+              <w:t>ESC+TC Customizator</w:t>
             </w:r>
             <w:r>
               <w:rPr>
@@ -2719,7 +2794,7 @@
                 <w:noProof/>
                 <w:webHidden/>
               </w:rPr>
-              <w:instrText xml:space="preserve"> PAGEREF _Toc239527293 \h </w:instrText>
+              <w:instrText xml:space="preserve"> PAGEREF _Toc243860560 \h </w:instrText>
             </w:r>
             <w:r>
               <w:rPr>
@@ -2739,7 +2814,7 @@
                 <w:noProof/>
                 <w:webHidden/>
               </w:rPr>
-              <w:t>37</w:t>
+              <w:t>38</w:t>
             </w:r>
             <w:r>
               <w:rPr>
@@ -2764,7 +2839,7 @@
               <w14:ligatures w14:val="standardContextual"/>
             </w:rPr>
           </w:pPr>
-          <w:hyperlink w:anchor="_Toc239527294" w:history="1">
+          <w:hyperlink w:anchor="_Toc243860561" w:history="1">
             <w:r>
               <w:rPr>
                 <w:rStyle w:val="Collegamentoipertestuale"/>
@@ -2774,7 +2849,7 @@
                 <w:noProof/>
                 <w:lang w:val="it-IT"/>
               </w:rPr>
-              <w:t>2.10</w:t>
+              <w:t>2.11</w:t>
             </w:r>
             <w:r>
               <w:rPr>
@@ -2794,7 +2869,7 @@
                 <w:noProof/>
                 <w:lang w:val="it-IT"/>
               </w:rPr>
-              <w:t>Selector ESC+TC</w:t>
+              <w:t>DYNO</w:t>
             </w:r>
             <w:r>
               <w:rPr>
@@ -2815,7 +2890,7 @@
                 <w:noProof/>
                 <w:webHidden/>
               </w:rPr>
-              <w:instrText xml:space="preserve"> PAGEREF _Toc239527294 \h </w:instrText>
+              <w:instrText xml:space="preserve"> PAGEREF _Toc243860561 \h </w:instrText>
             </w:r>
             <w:r>
               <w:rPr>
@@ -2835,7 +2910,7 @@
                 <w:noProof/>
                 <w:webHidden/>
               </w:rPr>
-              <w:t>38</w:t>
+              <w:t>39</w:t>
             </w:r>
             <w:r>
               <w:rPr>
@@ -2860,7 +2935,7 @@
               <w14:ligatures w14:val="standardContextual"/>
             </w:rPr>
           </w:pPr>
-          <w:hyperlink w:anchor="_Toc239527295" w:history="1">
+          <w:hyperlink w:anchor="_Toc243860562" w:history="1">
             <w:r>
               <w:rPr>
                 <w:rStyle w:val="Collegamentoipertestuale"/>
@@ -2870,7 +2945,7 @@
                 <w:noProof/>
                 <w:lang w:val="it-IT"/>
               </w:rPr>
-              <w:t>2.11</w:t>
+              <w:t>2.12</w:t>
             </w:r>
             <w:r>
               <w:rPr>
@@ -2890,7 +2965,7 @@
                 <w:noProof/>
                 <w:lang w:val="it-IT"/>
               </w:rPr>
-              <w:t>DYNO</w:t>
+              <w:t>ACC Virtual Pad</w:t>
             </w:r>
             <w:r>
               <w:rPr>
@@ -2911,7 +2986,7 @@
                 <w:noProof/>
                 <w:webHidden/>
               </w:rPr>
-              <w:instrText xml:space="preserve"> PAGEREF _Toc239527295 \h </w:instrText>
+              <w:instrText xml:space="preserve"> PAGEREF _Toc243860562 \h </w:instrText>
             </w:r>
             <w:r>
               <w:rPr>
@@ -2956,7 +3031,7 @@
               <w14:ligatures w14:val="standardContextual"/>
             </w:rPr>
           </w:pPr>
-          <w:hyperlink w:anchor="_Toc239527296" w:history="1">
+          <w:hyperlink w:anchor="_Toc243860563" w:history="1">
             <w:r>
               <w:rPr>
                 <w:rStyle w:val="Collegamentoipertestuale"/>
@@ -2966,7 +3041,7 @@
                 <w:noProof/>
                 <w:lang w:val="it-IT"/>
               </w:rPr>
-              <w:t>2.12</w:t>
+              <w:t>2.13</w:t>
             </w:r>
             <w:r>
               <w:rPr>
@@ -2986,7 +3061,7 @@
                 <w:noProof/>
                 <w:lang w:val="it-IT"/>
               </w:rPr>
-              <w:t>ACC Virtual Pad</w:t>
+              <w:t>CLEAR FAULTS</w:t>
             </w:r>
             <w:r>
               <w:rPr>
@@ -3007,7 +3082,7 @@
                 <w:noProof/>
                 <w:webHidden/>
               </w:rPr>
-              <w:instrText xml:space="preserve"> PAGEREF _Toc239527296 \h </w:instrText>
+              <w:instrText xml:space="preserve"> PAGEREF _Toc243860563 \h </w:instrText>
             </w:r>
             <w:r>
               <w:rPr>
@@ -3027,7 +3102,7 @@
                 <w:noProof/>
                 <w:webHidden/>
               </w:rPr>
-              <w:t>39</w:t>
+              <w:t>41</w:t>
             </w:r>
             <w:r>
               <w:rPr>
@@ -3052,7 +3127,7 @@
               <w14:ligatures w14:val="standardContextual"/>
             </w:rPr>
           </w:pPr>
-          <w:hyperlink w:anchor="_Toc239527297" w:history="1">
+          <w:hyperlink w:anchor="_Toc243860564" w:history="1">
             <w:r>
               <w:rPr>
                 <w:rStyle w:val="Collegamentoipertestuale"/>
@@ -3062,7 +3137,7 @@
                 <w:noProof/>
                 <w:lang w:val="it-IT"/>
               </w:rPr>
-              <w:t>2.13</w:t>
+              <w:t>2.14</w:t>
             </w:r>
             <w:r>
               <w:rPr>
@@ -3082,7 +3157,7 @@
                 <w:noProof/>
                 <w:lang w:val="it-IT"/>
               </w:rPr>
-              <w:t>BORRAR AVERÍAS</w:t>
+              <w:t>REGENERATION ALERT</w:t>
             </w:r>
             <w:r>
               <w:rPr>
@@ -3103,7 +3178,7 @@
                 <w:noProof/>
                 <w:webHidden/>
               </w:rPr>
-              <w:instrText xml:space="preserve"> PAGEREF _Toc239527297 \h </w:instrText>
+              <w:instrText xml:space="preserve"> PAGEREF _Toc243860564 \h </w:instrText>
             </w:r>
             <w:r>
               <w:rPr>
@@ -3148,7 +3223,7 @@
               <w14:ligatures w14:val="standardContextual"/>
             </w:rPr>
           </w:pPr>
-          <w:hyperlink w:anchor="_Toc239527298" w:history="1">
+          <w:hyperlink w:anchor="_Toc243860565" w:history="1">
             <w:r>
               <w:rPr>
                 <w:rStyle w:val="Collegamentoipertestuale"/>
@@ -3158,7 +3233,7 @@
                 <w:noProof/>
                 <w:lang w:val="it-IT"/>
               </w:rPr>
-              <w:t>2.14</w:t>
+              <w:t>2.15</w:t>
             </w:r>
             <w:r>
               <w:rPr>
@@ -3178,7 +3253,7 @@
                 <w:noProof/>
                 <w:lang w:val="it-IT"/>
               </w:rPr>
-              <w:t>REGENERATION ALERT</w:t>
+              <w:t>4WD DISABLER</w:t>
             </w:r>
             <w:r>
               <w:rPr>
@@ -3199,7 +3274,7 @@
                 <w:noProof/>
                 <w:webHidden/>
               </w:rPr>
-              <w:instrText xml:space="preserve"> PAGEREF _Toc239527298 \h </w:instrText>
+              <w:instrText xml:space="preserve"> PAGEREF _Toc243860565 \h </w:instrText>
             </w:r>
             <w:r>
               <w:rPr>
@@ -3244,7 +3319,7 @@
               <w14:ligatures w14:val="standardContextual"/>
             </w:rPr>
           </w:pPr>
-          <w:hyperlink w:anchor="_Toc239527299" w:history="1">
+          <w:hyperlink w:anchor="_Toc243860566" w:history="1">
             <w:r>
               <w:rPr>
                 <w:rStyle w:val="Collegamentoipertestuale"/>
@@ -3254,7 +3329,7 @@
                 <w:noProof/>
                 <w:lang w:val="it-IT"/>
               </w:rPr>
-              <w:t>2.15</w:t>
+              <w:t>2.16</w:t>
             </w:r>
             <w:r>
               <w:rPr>
@@ -3274,7 +3349,7 @@
                 <w:noProof/>
                 <w:lang w:val="it-IT"/>
               </w:rPr>
-              <w:t>DESACTIVADOR 4WD</w:t>
+              <w:t>BRAKES OVERRIDE</w:t>
             </w:r>
             <w:r>
               <w:rPr>
@@ -3295,7 +3370,7 @@
                 <w:noProof/>
                 <w:webHidden/>
               </w:rPr>
-              <w:instrText xml:space="preserve"> PAGEREF _Toc239527299 \h </w:instrText>
+              <w:instrText xml:space="preserve"> PAGEREF _Toc243860566 \h </w:instrText>
             </w:r>
             <w:r>
               <w:rPr>
@@ -3315,7 +3390,199 @@
                 <w:noProof/>
                 <w:webHidden/>
               </w:rPr>
-              <w:t>41</w:t>
+              <w:t>42</w:t>
+            </w:r>
+            <w:r>
+              <w:rPr>
+                <w:noProof/>
+                <w:webHidden/>
+              </w:rPr>
+              <w:fldChar w:fldCharType="end"/>
+            </w:r>
+          </w:hyperlink>
+        </w:p>
+        <w:p>
+          <w:pPr>
+            <w:pStyle w:val="Sommario2"/>
+            <w:tabs>
+              <w:tab w:val="left" w:pos="1100"/>
+              <w:tab w:val="right" w:leader="dot" w:pos="9344"/>
+            </w:tabs>
+            <w:rPr>
+              <w:noProof/>
+              <w:kern w:val="2"/>
+              <w:lang w:val="it-IT" w:eastAsia="it-IT"/>
+              <w14:ligatures w14:val="standardContextual"/>
+            </w:rPr>
+          </w:pPr>
+          <w:hyperlink w:anchor="_Toc243860567" w:history="1">
+            <w:r>
+              <w:rPr>
+                <w:rStyle w:val="Collegamentoipertestuale"/>
+                <w:rFonts w:cstheme="minorHAnsi"/>
+                <w:b/>
+                <w:bCs/>
+                <w:noProof/>
+                <w:lang w:val="it-IT"/>
+              </w:rPr>
+              <w:t>2.16.1</w:t>
+            </w:r>
+            <w:r>
+              <w:rPr>
+                <w:noProof/>
+                <w:kern w:val="2"/>
+                <w:lang w:val="it-IT" w:eastAsia="it-IT"/>
+                <w14:ligatures w14:val="standardContextual"/>
+              </w:rPr>
+              <w:tab/>
+            </w:r>
+            <w:r>
+              <w:rPr>
+                <w:rStyle w:val="Collegamentoipertestuale"/>
+                <w:rFonts w:cstheme="minorHAnsi"/>
+                <w:b/>
+                <w:bCs/>
+                <w:noProof/>
+                <w:lang w:val="it-IT"/>
+              </w:rPr>
+              <w:t>Launch Assist</w:t>
+            </w:r>
+            <w:r>
+              <w:rPr>
+                <w:noProof/>
+                <w:webHidden/>
+              </w:rPr>
+              <w:tab/>
+            </w:r>
+            <w:r>
+              <w:rPr>
+                <w:noProof/>
+                <w:webHidden/>
+              </w:rPr>
+              <w:fldChar w:fldCharType="begin"/>
+            </w:r>
+            <w:r>
+              <w:rPr>
+                <w:noProof/>
+                <w:webHidden/>
+              </w:rPr>
+              <w:instrText xml:space="preserve"> PAGEREF _Toc243860567 \h </w:instrText>
+            </w:r>
+            <w:r>
+              <w:rPr>
+                <w:noProof/>
+                <w:webHidden/>
+              </w:rPr>
+            </w:r>
+            <w:r>
+              <w:rPr>
+                <w:noProof/>
+                <w:webHidden/>
+              </w:rPr>
+              <w:fldChar w:fldCharType="separate"/>
+            </w:r>
+            <w:r>
+              <w:rPr>
+                <w:noProof/>
+                <w:webHidden/>
+              </w:rPr>
+              <w:t>42</w:t>
+            </w:r>
+            <w:r>
+              <w:rPr>
+                <w:noProof/>
+                <w:webHidden/>
+              </w:rPr>
+              <w:fldChar w:fldCharType="end"/>
+            </w:r>
+          </w:hyperlink>
+        </w:p>
+        <w:p>
+          <w:pPr>
+            <w:pStyle w:val="Sommario2"/>
+            <w:tabs>
+              <w:tab w:val="left" w:pos="1100"/>
+              <w:tab w:val="right" w:leader="dot" w:pos="9344"/>
+            </w:tabs>
+            <w:rPr>
+              <w:noProof/>
+              <w:kern w:val="2"/>
+              <w:lang w:val="it-IT" w:eastAsia="it-IT"/>
+              <w14:ligatures w14:val="standardContextual"/>
+            </w:rPr>
+          </w:pPr>
+          <w:hyperlink w:anchor="_Toc243860568" w:history="1">
+            <w:r>
+              <w:rPr>
+                <w:rStyle w:val="Collegamentoipertestuale"/>
+                <w:rFonts w:cstheme="minorHAnsi"/>
+                <w:b/>
+                <w:bCs/>
+                <w:noProof/>
+                <w:lang w:val="it-IT"/>
+              </w:rPr>
+              <w:t>2.16.2</w:t>
+            </w:r>
+            <w:r>
+              <w:rPr>
+                <w:noProof/>
+                <w:kern w:val="2"/>
+                <w:lang w:val="it-IT" w:eastAsia="it-IT"/>
+                <w14:ligatures w14:val="standardContextual"/>
+              </w:rPr>
+              <w:tab/>
+            </w:r>
+            <w:r>
+              <w:rPr>
+                <w:rStyle w:val="Collegamentoipertestuale"/>
+                <w:rFonts w:cstheme="minorHAnsi"/>
+                <w:b/>
+                <w:bCs/>
+                <w:noProof/>
+                <w:lang w:val="it-IT"/>
+              </w:rPr>
+              <w:t>Burn Out</w:t>
+            </w:r>
+            <w:r>
+              <w:rPr>
+                <w:noProof/>
+                <w:webHidden/>
+              </w:rPr>
+              <w:tab/>
+            </w:r>
+            <w:r>
+              <w:rPr>
+                <w:noProof/>
+                <w:webHidden/>
+              </w:rPr>
+              <w:fldChar w:fldCharType="begin"/>
+            </w:r>
+            <w:r>
+              <w:rPr>
+                <w:noProof/>
+                <w:webHidden/>
+              </w:rPr>
+              <w:instrText xml:space="preserve"> PAGEREF _Toc243860568 \h </w:instrText>
+            </w:r>
+            <w:r>
+              <w:rPr>
+                <w:noProof/>
+                <w:webHidden/>
+              </w:rPr>
+            </w:r>
+            <w:r>
+              <w:rPr>
+                <w:noProof/>
+                <w:webHidden/>
+              </w:rPr>
+              <w:fldChar w:fldCharType="separate"/>
+            </w:r>
+            <w:r>
+              <w:rPr>
+                <w:noProof/>
+                <w:webHidden/>
+              </w:rPr>
+              <w:t>42</w:t>
             </w:r>
             <w:r>
               <w:rPr>
@@ -3340,7 +3607,7 @@
               <w14:ligatures w14:val="standardContextual"/>
             </w:rPr>
           </w:pPr>
-          <w:hyperlink w:anchor="_Toc239527300" w:history="1">
+          <w:hyperlink w:anchor="_Toc243860569" w:history="1">
             <w:r>
               <w:rPr>
                 <w:rStyle w:val="Collegamentoipertestuale"/>
@@ -3350,7 +3617,7 @@
                 <w:noProof/>
                 <w:lang w:val="it-IT"/>
               </w:rPr>
-              <w:t>2.16</w:t>
+              <w:t>2.17</w:t>
             </w:r>
             <w:r>
               <w:rPr>
@@ -3370,7 +3637,7 @@
                 <w:noProof/>
                 <w:lang w:val="it-IT"/>
               </w:rPr>
-              <w:t>ANULACIÓN DE FRENOS</w:t>
+              <w:t>REMOTE START</w:t>
             </w:r>
             <w:r>
               <w:rPr>
@@ -3391,7 +3658,7 @@
                 <w:noProof/>
                 <w:webHidden/>
               </w:rPr>
-              <w:instrText xml:space="preserve"> PAGEREF _Toc239527300 \h </w:instrText>
+              <w:instrText xml:space="preserve"> PAGEREF _Toc243860569 \h </w:instrText>
             </w:r>
             <w:r>
               <w:rPr>
@@ -3411,199 +3678,7 @@
                 <w:noProof/>
                 <w:webHidden/>
               </w:rPr>
-              <w:t>42</w:t>
-            </w:r>
-            <w:r>
-              <w:rPr>
-                <w:noProof/>
-                <w:webHidden/>
-              </w:rPr>
-              <w:fldChar w:fldCharType="end"/>
-            </w:r>
-          </w:hyperlink>
-        </w:p>
-        <w:p>
-          <w:pPr>
-            <w:pStyle w:val="Sommario2"/>
-            <w:tabs>
-              <w:tab w:val="left" w:pos="1100"/>
-              <w:tab w:val="right" w:leader="dot" w:pos="9344"/>
-            </w:tabs>
-            <w:rPr>
-              <w:noProof/>
-              <w:kern w:val="2"/>
-              <w:lang w:val="it-IT" w:eastAsia="it-IT"/>
-              <w14:ligatures w14:val="standardContextual"/>
-            </w:rPr>
-          </w:pPr>
-          <w:hyperlink w:anchor="_Toc239527301" w:history="1">
-            <w:r>
-              <w:rPr>
-                <w:rStyle w:val="Collegamentoipertestuale"/>
-                <w:rFonts w:cstheme="minorHAnsi"/>
-                <w:b/>
-                <w:bCs/>
-                <w:noProof/>
-                <w:lang w:val="it-IT"/>
-              </w:rPr>
-              <w:t>2.16.1</w:t>
-            </w:r>
-            <w:r>
-              <w:rPr>
-                <w:noProof/>
-                <w:kern w:val="2"/>
-                <w:lang w:val="it-IT" w:eastAsia="it-IT"/>
-                <w14:ligatures w14:val="standardContextual"/>
-              </w:rPr>
-              <w:tab/>
-            </w:r>
-            <w:r>
-              <w:rPr>
-                <w:rStyle w:val="Collegamentoipertestuale"/>
-                <w:rFonts w:cstheme="minorHAnsi"/>
-                <w:b/>
-                <w:bCs/>
-                <w:noProof/>
-                <w:lang w:val="it-IT"/>
-              </w:rPr>
-              <w:t>Launch Assist</w:t>
-            </w:r>
-            <w:r>
-              <w:rPr>
-                <w:noProof/>
-                <w:webHidden/>
-              </w:rPr>
-              <w:tab/>
-            </w:r>
-            <w:r>
-              <w:rPr>
-                <w:noProof/>
-                <w:webHidden/>
-              </w:rPr>
-              <w:fldChar w:fldCharType="begin"/>
-            </w:r>
-            <w:r>
-              <w:rPr>
-                <w:noProof/>
-                <w:webHidden/>
-              </w:rPr>
-              <w:instrText xml:space="preserve"> PAGEREF _Toc239527301 \h </w:instrText>
-            </w:r>
-            <w:r>
-              <w:rPr>
-                <w:noProof/>
-                <w:webHidden/>
-              </w:rPr>
-            </w:r>
-            <w:r>
-              <w:rPr>
-                <w:noProof/>
-                <w:webHidden/>
-              </w:rPr>
-              <w:fldChar w:fldCharType="separate"/>
-            </w:r>
-            <w:r>
-              <w:rPr>
-                <w:noProof/>
-                <w:webHidden/>
-              </w:rPr>
-              <w:t>42</w:t>
-            </w:r>
-            <w:r>
-              <w:rPr>
-                <w:noProof/>
-                <w:webHidden/>
-              </w:rPr>
-              <w:fldChar w:fldCharType="end"/>
-            </w:r>
-          </w:hyperlink>
-        </w:p>
-        <w:p>
-          <w:pPr>
-            <w:pStyle w:val="Sommario2"/>
-            <w:tabs>
-              <w:tab w:val="left" w:pos="1100"/>
-              <w:tab w:val="right" w:leader="dot" w:pos="9344"/>
-            </w:tabs>
-            <w:rPr>
-              <w:noProof/>
-              <w:kern w:val="2"/>
-              <w:lang w:val="it-IT" w:eastAsia="it-IT"/>
-              <w14:ligatures w14:val="standardContextual"/>
-            </w:rPr>
-          </w:pPr>
-          <w:hyperlink w:anchor="_Toc239527302" w:history="1">
-            <w:r>
-              <w:rPr>
-                <w:rStyle w:val="Collegamentoipertestuale"/>
-                <w:rFonts w:cstheme="minorHAnsi"/>
-                <w:b/>
-                <w:bCs/>
-                <w:noProof/>
-                <w:lang w:val="it-IT"/>
-              </w:rPr>
-              <w:t>2.16.2</w:t>
-            </w:r>
-            <w:r>
-              <w:rPr>
-                <w:noProof/>
-                <w:kern w:val="2"/>
-                <w:lang w:val="it-IT" w:eastAsia="it-IT"/>
-                <w14:ligatures w14:val="standardContextual"/>
-              </w:rPr>
-              <w:tab/>
-            </w:r>
-            <w:r>
-              <w:rPr>
-                <w:rStyle w:val="Collegamentoipertestuale"/>
-                <w:rFonts w:cstheme="minorHAnsi"/>
-                <w:b/>
-                <w:bCs/>
-                <w:noProof/>
-                <w:lang w:val="it-IT"/>
-              </w:rPr>
-              <w:t>Burn Out</w:t>
-            </w:r>
-            <w:r>
-              <w:rPr>
-                <w:noProof/>
-                <w:webHidden/>
-              </w:rPr>
-              <w:tab/>
-            </w:r>
-            <w:r>
-              <w:rPr>
-                <w:noProof/>
-                <w:webHidden/>
-              </w:rPr>
-              <w:fldChar w:fldCharType="begin"/>
-            </w:r>
-            <w:r>
-              <w:rPr>
-                <w:noProof/>
-                <w:webHidden/>
-              </w:rPr>
-              <w:instrText xml:space="preserve"> PAGEREF _Toc239527302 \h </w:instrText>
-            </w:r>
-            <w:r>
-              <w:rPr>
-                <w:noProof/>
-                <w:webHidden/>
-              </w:rPr>
-            </w:r>
-            <w:r>
-              <w:rPr>
-                <w:noProof/>
-                <w:webHidden/>
-              </w:rPr>
-              <w:fldChar w:fldCharType="separate"/>
-            </w:r>
-            <w:r>
-              <w:rPr>
-                <w:noProof/>
-                <w:webHidden/>
-              </w:rPr>
-              <w:t>42</w:t>
+              <w:t>43</w:t>
             </w:r>
             <w:r>
               <w:rPr>
@@ -3628,7 +3703,7 @@
               <w14:ligatures w14:val="standardContextual"/>
             </w:rPr>
           </w:pPr>
-          <w:hyperlink w:anchor="_Toc239527303" w:history="1">
+          <w:hyperlink w:anchor="_Toc243860570" w:history="1">
             <w:r>
               <w:rPr>
                 <w:rStyle w:val="Collegamentoipertestuale"/>
@@ -3638,7 +3713,7 @@
                 <w:noProof/>
                 <w:lang w:val="it-IT"/>
               </w:rPr>
-              <w:t>2.17</w:t>
+              <w:t>2.18</w:t>
             </w:r>
             <w:r>
               <w:rPr>
@@ -3658,7 +3733,7 @@
                 <w:noProof/>
                 <w:lang w:val="it-IT"/>
               </w:rPr>
-              <w:t>REMOTE START</w:t>
+              <w:t>READ FAULTS</w:t>
             </w:r>
             <w:r>
               <w:rPr>
@@ -3679,7 +3754,7 @@
                 <w:noProof/>
                 <w:webHidden/>
               </w:rPr>
-              <w:instrText xml:space="preserve"> PAGEREF _Toc239527303 \h </w:instrText>
+              <w:instrText xml:space="preserve"> PAGEREF _Toc243860570 \h </w:instrText>
             </w:r>
             <w:r>
               <w:rPr>
@@ -3724,7 +3799,7 @@
               <w14:ligatures w14:val="standardContextual"/>
             </w:rPr>
           </w:pPr>
-          <w:hyperlink w:anchor="_Toc239527304" w:history="1">
+          <w:hyperlink w:anchor="_Toc243860571" w:history="1">
             <w:r>
               <w:rPr>
                 <w:rStyle w:val="Collegamentoipertestuale"/>
@@ -3734,7 +3809,7 @@
                 <w:noProof/>
                 <w:lang w:val="it-IT"/>
               </w:rPr>
-              <w:t>2.18</w:t>
+              <w:t>2.19</w:t>
             </w:r>
             <w:r>
               <w:rPr>
@@ -3754,7 +3829,7 @@
                 <w:noProof/>
                 <w:lang w:val="it-IT"/>
               </w:rPr>
-              <w:t>LECTURA DE AVERÍAS</w:t>
+              <w:t>ODOMETER BLINK</w:t>
             </w:r>
             <w:r>
               <w:rPr>
@@ -3775,7 +3850,7 @@
                 <w:noProof/>
                 <w:webHidden/>
               </w:rPr>
-              <w:instrText xml:space="preserve"> PAGEREF _Toc239527304 \h </w:instrText>
+              <w:instrText xml:space="preserve"> PAGEREF _Toc243860571 \h </w:instrText>
             </w:r>
             <w:r>
               <w:rPr>
@@ -3795,7 +3870,7 @@
                 <w:noProof/>
                 <w:webHidden/>
               </w:rPr>
-              <w:t>43</w:t>
+              <w:t>44</w:t>
             </w:r>
             <w:r>
               <w:rPr>
@@ -3820,7 +3895,7 @@
               <w14:ligatures w14:val="standardContextual"/>
             </w:rPr>
           </w:pPr>
-          <w:hyperlink w:anchor="_Toc239527305" w:history="1">
+          <w:hyperlink w:anchor="_Toc243860572" w:history="1">
             <w:r>
               <w:rPr>
                 <w:rStyle w:val="Collegamentoipertestuale"/>
@@ -3830,7 +3905,7 @@
                 <w:noProof/>
                 <w:lang w:val="it-IT"/>
               </w:rPr>
-              <w:t>2.19</w:t>
+              <w:t>2.20</w:t>
             </w:r>
             <w:r>
               <w:rPr>
@@ -3850,7 +3925,7 @@
                 <w:noProof/>
                 <w:lang w:val="it-IT"/>
               </w:rPr>
-              <w:t>PARPADEO DEL CUENTAKILÓMETROS</w:t>
+              <w:t>SEAT BELT ALARM</w:t>
             </w:r>
             <w:r>
               <w:rPr>
@@ -3871,7 +3946,7 @@
                 <w:noProof/>
                 <w:webHidden/>
               </w:rPr>
-              <w:instrText xml:space="preserve"> PAGEREF _Toc239527305 \h </w:instrText>
+              <w:instrText xml:space="preserve"> PAGEREF _Toc243860572 \h </w:instrText>
             </w:r>
             <w:r>
               <w:rPr>
@@ -3891,7 +3966,7 @@
                 <w:noProof/>
                 <w:webHidden/>
               </w:rPr>
-              <w:t>43</w:t>
+              <w:t>45</w:t>
             </w:r>
             <w:r>
               <w:rPr>
@@ -3916,7 +3991,7 @@
               <w14:ligatures w14:val="standardContextual"/>
             </w:rPr>
           </w:pPr>
-          <w:hyperlink w:anchor="_Toc239527306" w:history="1">
+          <w:hyperlink w:anchor="_Toc243860573" w:history="1">
             <w:r>
               <w:rPr>
                 <w:rStyle w:val="Collegamentoipertestuale"/>
@@ -3926,7 +4001,7 @@
                 <w:noProof/>
                 <w:lang w:val="it-IT"/>
               </w:rPr>
-              <w:t>2.20</w:t>
+              <w:t>2.21</w:t>
             </w:r>
             <w:r>
               <w:rPr>
@@ -3946,7 +4021,7 @@
                 <w:noProof/>
                 <w:lang w:val="it-IT"/>
               </w:rPr>
-              <w:t>ALARMA DE CINTURÓN</w:t>
+              <w:t>PEDAL BOOSTER</w:t>
             </w:r>
             <w:r>
               <w:rPr>
@@ -3967,7 +4042,7 @@
                 <w:noProof/>
                 <w:webHidden/>
               </w:rPr>
-              <w:instrText xml:space="preserve"> PAGEREF _Toc239527306 \h </w:instrText>
+              <w:instrText xml:space="preserve"> PAGEREF _Toc243860573 \h </w:instrText>
             </w:r>
             <w:r>
               <w:rPr>
@@ -3987,7 +4062,7 @@
                 <w:noProof/>
                 <w:webHidden/>
               </w:rPr>
-              <w:t>44</w:t>
+              <w:t>45</w:t>
             </w:r>
             <w:r>
               <w:rPr>
@@ -4012,7 +4087,7 @@
               <w14:ligatures w14:val="standardContextual"/>
             </w:rPr>
           </w:pPr>
-          <w:hyperlink w:anchor="_Toc239527307" w:history="1">
+          <w:hyperlink w:anchor="_Toc243860574" w:history="1">
             <w:r>
               <w:rPr>
                 <w:rStyle w:val="Collegamentoipertestuale"/>
@@ -4022,7 +4097,7 @@
                 <w:noProof/>
                 <w:lang w:val="it-IT"/>
               </w:rPr>
-              <w:t>2.21</w:t>
+              <w:t>2.22</w:t>
             </w:r>
             <w:r>
               <w:rPr>
@@ -4042,7 +4117,7 @@
                 <w:noProof/>
                 <w:lang w:val="it-IT"/>
               </w:rPr>
-              <w:t>PEDAL BOOSTER</w:t>
+              <w:t>MAIN SETUP MENU</w:t>
             </w:r>
             <w:r>
               <w:rPr>
@@ -4063,7 +4138,7 @@
                 <w:noProof/>
                 <w:webHidden/>
               </w:rPr>
-              <w:instrText xml:space="preserve"> PAGEREF _Toc239527307 \h </w:instrText>
+              <w:instrText xml:space="preserve"> PAGEREF _Toc243860574 \h </w:instrText>
             </w:r>
             <w:r>
               <w:rPr>
@@ -4083,7 +4158,7 @@
                 <w:noProof/>
                 <w:webHidden/>
               </w:rPr>
-              <w:t>44</w:t>
+              <w:t>46</w:t>
             </w:r>
             <w:r>
               <w:rPr>
@@ -4108,7 +4183,7 @@
               <w14:ligatures w14:val="standardContextual"/>
             </w:rPr>
           </w:pPr>
-          <w:hyperlink w:anchor="_Toc239527308" w:history="1">
+          <w:hyperlink w:anchor="_Toc243860575" w:history="1">
             <w:r>
               <w:rPr>
                 <w:rStyle w:val="Collegamentoipertestuale"/>
@@ -4118,7 +4193,7 @@
                 <w:noProof/>
                 <w:lang w:val="it-IT"/>
               </w:rPr>
-              <w:t>2.22</w:t>
+              <w:t>2.23</w:t>
             </w:r>
             <w:r>
               <w:rPr>
@@ -4138,7 +4213,7 @@
                 <w:noProof/>
                 <w:lang w:val="it-IT"/>
               </w:rPr>
-              <w:t>MENÚ DE CONFIGURACIÓN PRINCIPAL</w:t>
+              <w:t>PARAMS SETUP MENU</w:t>
             </w:r>
             <w:r>
               <w:rPr>
@@ -4159,7 +4234,7 @@
                 <w:noProof/>
                 <w:webHidden/>
               </w:rPr>
-              <w:instrText xml:space="preserve"> PAGEREF _Toc239527308 \h </w:instrText>
+              <w:instrText xml:space="preserve"> PAGEREF _Toc243860575 \h </w:instrText>
             </w:r>
             <w:r>
               <w:rPr>
@@ -4179,7 +4254,7 @@
                 <w:noProof/>
                 <w:webHidden/>
               </w:rPr>
-              <w:t>45</w:t>
+              <w:t>46</w:t>
             </w:r>
             <w:r>
               <w:rPr>
@@ -4204,7 +4279,7 @@
               <w14:ligatures w14:val="standardContextual"/>
             </w:rPr>
           </w:pPr>
-          <w:hyperlink w:anchor="_Toc239527309" w:history="1">
+          <w:hyperlink w:anchor="_Toc243860576" w:history="1">
             <w:r>
               <w:rPr>
                 <w:rStyle w:val="Collegamentoipertestuale"/>
@@ -4214,7 +4289,7 @@
                 <w:noProof/>
                 <w:lang w:val="it-IT"/>
               </w:rPr>
-              <w:t>2.23</w:t>
+              <w:t>2.24</w:t>
             </w:r>
             <w:r>
               <w:rPr>
@@ -4234,7 +4309,7 @@
                 <w:noProof/>
                 <w:lang w:val="it-IT"/>
               </w:rPr>
-              <w:t>MENÚ DE CONFIGURACIÓN DE PARÁMETROS</w:t>
+              <w:t>SHOW RACE MASK</w:t>
             </w:r>
             <w:r>
               <w:rPr>
@@ -4255,7 +4330,7 @@
                 <w:noProof/>
                 <w:webHidden/>
               </w:rPr>
-              <w:instrText xml:space="preserve"> PAGEREF _Toc239527309 \h </w:instrText>
+              <w:instrText xml:space="preserve"> PAGEREF _Toc243860576 \h </w:instrText>
             </w:r>
             <w:r>
               <w:rPr>
@@ -4275,7 +4350,7 @@
                 <w:noProof/>
                 <w:webHidden/>
               </w:rPr>
-              <w:t>45</w:t>
+              <w:t>46</w:t>
             </w:r>
             <w:r>
               <w:rPr>
@@ -4300,7 +4375,7 @@
               <w14:ligatures w14:val="standardContextual"/>
             </w:rPr>
           </w:pPr>
-          <w:hyperlink w:anchor="_Toc239527310" w:history="1">
+          <w:hyperlink w:anchor="_Toc243860577" w:history="1">
             <w:r>
               <w:rPr>
                 <w:rStyle w:val="Collegamentoipertestuale"/>
@@ -4310,7 +4385,7 @@
                 <w:noProof/>
                 <w:lang w:val="it-IT"/>
               </w:rPr>
-              <w:t>2.24</w:t>
+              <w:t>2.25</w:t>
             </w:r>
             <w:r>
               <w:rPr>
@@ -4330,7 +4405,7 @@
                 <w:noProof/>
                 <w:lang w:val="it-IT"/>
               </w:rPr>
-              <w:t>MOSTRAR MÁSCARA RACE</w:t>
+              <w:t>PARK MIRROR</w:t>
             </w:r>
             <w:r>
               <w:rPr>
@@ -4351,7 +4426,7 @@
                 <w:noProof/>
                 <w:webHidden/>
               </w:rPr>
-              <w:instrText xml:space="preserve"> PAGEREF _Toc239527310 \h </w:instrText>
+              <w:instrText xml:space="preserve"> PAGEREF _Toc243860577 \h </w:instrText>
             </w:r>
             <w:r>
               <w:rPr>
@@ -4371,7 +4446,7 @@
                 <w:noProof/>
                 <w:webHidden/>
               </w:rPr>
-              <w:t>45</w:t>
+              <w:t>46</w:t>
             </w:r>
             <w:r>
               <w:rPr>
@@ -4396,7 +4471,7 @@
               <w14:ligatures w14:val="standardContextual"/>
             </w:rPr>
           </w:pPr>
-          <w:hyperlink w:anchor="_Toc239527311" w:history="1">
+          <w:hyperlink w:anchor="_Toc243860578" w:history="1">
             <w:r>
               <w:rPr>
                 <w:rStyle w:val="Collegamentoipertestuale"/>
@@ -4406,7 +4481,7 @@
                 <w:noProof/>
                 <w:lang w:val="it-IT"/>
               </w:rPr>
-              <w:t>2.25</w:t>
+              <w:t>2.26</w:t>
             </w:r>
             <w:r>
               <w:rPr>
@@ -4426,7 +4501,7 @@
                 <w:noProof/>
                 <w:lang w:val="it-IT"/>
               </w:rPr>
-              <w:t>PARK MIRROR</w:t>
+              <w:t>ACC AUTOSTART</w:t>
             </w:r>
             <w:r>
               <w:rPr>
@@ -4447,7 +4522,7 @@
                 <w:noProof/>
                 <w:webHidden/>
               </w:rPr>
-              <w:instrText xml:space="preserve"> PAGEREF _Toc239527311 \h </w:instrText>
+              <w:instrText xml:space="preserve"> PAGEREF _Toc243860578 \h </w:instrText>
             </w:r>
             <w:r>
               <w:rPr>
@@ -4467,7 +4542,7 @@
                 <w:noProof/>
                 <w:webHidden/>
               </w:rPr>
-              <w:t>46</w:t>
+              <w:t>47</w:t>
             </w:r>
             <w:r>
               <w:rPr>
@@ -4492,7 +4567,7 @@
               <w14:ligatures w14:val="standardContextual"/>
             </w:rPr>
           </w:pPr>
-          <w:hyperlink w:anchor="_Toc239527312" w:history="1">
+          <w:hyperlink w:anchor="_Toc243860579" w:history="1">
             <w:r>
               <w:rPr>
                 <w:rStyle w:val="Collegamentoipertestuale"/>
@@ -4502,7 +4577,7 @@
                 <w:noProof/>
                 <w:lang w:val="it-IT"/>
               </w:rPr>
-              <w:t>2.26</w:t>
+              <w:t>2.27</w:t>
             </w:r>
             <w:r>
               <w:rPr>
@@ -4522,7 +4597,7 @@
                 <w:noProof/>
                 <w:lang w:val="it-IT"/>
               </w:rPr>
-              <w:t>ACC AUTOSTART</w:t>
+              <w:t>CLOSE WINDOWS</w:t>
             </w:r>
             <w:r>
               <w:rPr>
@@ -4543,7 +4618,7 @@
                 <w:noProof/>
                 <w:webHidden/>
               </w:rPr>
-              <w:instrText xml:space="preserve"> PAGEREF _Toc239527312 \h </w:instrText>
+              <w:instrText xml:space="preserve"> PAGEREF _Toc243860579 \h </w:instrText>
             </w:r>
             <w:r>
               <w:rPr>
@@ -4563,7 +4638,7 @@
                 <w:noProof/>
                 <w:webHidden/>
               </w:rPr>
-              <w:t>46</w:t>
+              <w:t>47</w:t>
             </w:r>
             <w:r>
               <w:rPr>
@@ -4588,7 +4663,7 @@
               <w14:ligatures w14:val="standardContextual"/>
             </w:rPr>
           </w:pPr>
-          <w:hyperlink w:anchor="_Toc239527313" w:history="1">
+          <w:hyperlink w:anchor="_Toc243860580" w:history="1">
             <w:r>
               <w:rPr>
                 <w:rStyle w:val="Collegamentoipertestuale"/>
@@ -4598,7 +4673,7 @@
                 <w:noProof/>
                 <w:lang w:val="it-IT"/>
               </w:rPr>
-              <w:t>2.27</w:t>
+              <w:t>2.28</w:t>
             </w:r>
             <w:r>
               <w:rPr>
@@ -4618,7 +4693,7 @@
                 <w:noProof/>
                 <w:lang w:val="it-IT"/>
               </w:rPr>
-              <w:t>CERRAR VENTANILLAS</w:t>
+              <w:t>OPEN WINDOWS</w:t>
             </w:r>
             <w:r>
               <w:rPr>
@@ -4639,7 +4714,7 @@
                 <w:noProof/>
                 <w:webHidden/>
               </w:rPr>
-              <w:instrText xml:space="preserve"> PAGEREF _Toc239527313 \h </w:instrText>
+              <w:instrText xml:space="preserve"> PAGEREF _Toc243860580 \h </w:instrText>
             </w:r>
             <w:r>
               <w:rPr>
@@ -4659,7 +4734,7 @@
                 <w:noProof/>
                 <w:webHidden/>
               </w:rPr>
-              <w:t>46</w:t>
+              <w:t>47</w:t>
             </w:r>
             <w:r>
               <w:rPr>
@@ -4684,7 +4759,7 @@
               <w14:ligatures w14:val="standardContextual"/>
             </w:rPr>
           </w:pPr>
-          <w:hyperlink w:anchor="_Toc239527314" w:history="1">
+          <w:hyperlink w:anchor="_Toc243860581" w:history="1">
             <w:r>
               <w:rPr>
                 <w:rStyle w:val="Collegamentoipertestuale"/>
@@ -4692,9 +4767,8 @@
                 <w:b/>
                 <w:bCs/>
                 <w:noProof/>
-                <w:lang w:val="it-IT"/>
-              </w:rPr>
-              <w:t>2.28</w:t>
+              </w:rPr>
+              <w:t>2.29</w:t>
             </w:r>
             <w:r>
               <w:rPr>
@@ -4712,9 +4786,8 @@
                 <w:b/>
                 <w:bCs/>
                 <w:noProof/>
-                <w:lang w:val="it-IT"/>
-              </w:rPr>
-              <w:t>ABRIR VENTANILLAS</w:t>
+              </w:rPr>
+              <w:t>HAS VIRTUAL PAD</w:t>
             </w:r>
             <w:r>
               <w:rPr>
@@ -4735,7 +4808,7 @@
                 <w:noProof/>
                 <w:webHidden/>
               </w:rPr>
-              <w:instrText xml:space="preserve"> PAGEREF _Toc239527314 \h </w:instrText>
+              <w:instrText xml:space="preserve"> PAGEREF _Toc243860581 \h </w:instrText>
             </w:r>
             <w:r>
               <w:rPr>
@@ -4755,7 +4828,7 @@
                 <w:noProof/>
                 <w:webHidden/>
               </w:rPr>
-              <w:t>47</w:t>
+              <w:t>48</w:t>
             </w:r>
             <w:r>
               <w:rPr>
@@ -4780,7 +4853,7 @@
               <w14:ligatures w14:val="standardContextual"/>
             </w:rPr>
           </w:pPr>
-          <w:hyperlink w:anchor="_Toc239527315" w:history="1">
+          <w:hyperlink w:anchor="_Toc243860582" w:history="1">
             <w:r>
               <w:rPr>
                 <w:rStyle w:val="Collegamentoipertestuale"/>
@@ -4788,8 +4861,9 @@
                 <w:b/>
                 <w:bCs/>
                 <w:noProof/>
-              </w:rPr>
-              <w:t>2.29</w:t>
+                <w:lang w:val="it-IT"/>
+              </w:rPr>
+              <w:t>2.30</w:t>
             </w:r>
             <w:r>
               <w:rPr>
@@ -4807,8 +4881,9 @@
                 <w:b/>
                 <w:bCs/>
                 <w:noProof/>
-              </w:rPr>
-              <w:t>HAS VIRTUAL PAD</w:t>
+                <w:lang w:val="it-IT"/>
+              </w:rPr>
+              <w:t>EXHAUST FLAP</w:t>
             </w:r>
             <w:r>
               <w:rPr>
@@ -4829,7 +4904,7 @@
                 <w:noProof/>
                 <w:webHidden/>
               </w:rPr>
-              <w:instrText xml:space="preserve"> PAGEREF _Toc239527315 \h </w:instrText>
+              <w:instrText xml:space="preserve"> PAGEREF _Toc243860582 \h </w:instrText>
             </w:r>
             <w:r>
               <w:rPr>
@@ -4849,7 +4924,7 @@
                 <w:noProof/>
                 <w:webHidden/>
               </w:rPr>
-              <w:t>47</w:t>
+              <w:t>48</w:t>
             </w:r>
             <w:r>
               <w:rPr>
@@ -4874,7 +4949,7 @@
               <w14:ligatures w14:val="standardContextual"/>
             </w:rPr>
           </w:pPr>
-          <w:hyperlink w:anchor="_Toc239527316" w:history="1">
+          <w:hyperlink w:anchor="_Toc243860583" w:history="1">
             <w:r>
               <w:rPr>
                 <w:rStyle w:val="Collegamentoipertestuale"/>
@@ -4884,7 +4959,7 @@
                 <w:noProof/>
                 <w:lang w:val="it-IT"/>
               </w:rPr>
-              <w:t>2.30</w:t>
+              <w:t>2.31</w:t>
             </w:r>
             <w:r>
               <w:rPr>
@@ -4904,7 +4979,7 @@
                 <w:noProof/>
                 <w:lang w:val="it-IT"/>
               </w:rPr>
-              <w:t>VÁLVULA DE ESCAPE QV</w:t>
+              <w:t>FRONT PARK MUTE</w:t>
             </w:r>
             <w:r>
               <w:rPr>
@@ -4925,7 +5000,7 @@
                 <w:noProof/>
                 <w:webHidden/>
               </w:rPr>
-              <w:instrText xml:space="preserve"> PAGEREF _Toc239527316 \h </w:instrText>
+              <w:instrText xml:space="preserve"> PAGEREF _Toc243860583 \h </w:instrText>
             </w:r>
             <w:r>
               <w:rPr>
@@ -4945,7 +5020,7 @@
                 <w:noProof/>
                 <w:webHidden/>
               </w:rPr>
-              <w:t>48</w:t>
+              <w:t>49</w:t>
             </w:r>
             <w:r>
               <w:rPr>
@@ -4970,7 +5045,7 @@
               <w14:ligatures w14:val="standardContextual"/>
             </w:rPr>
           </w:pPr>
-          <w:hyperlink w:anchor="_Toc239527317" w:history="1">
+          <w:hyperlink w:anchor="_Toc243860584" w:history="1">
             <w:r>
               <w:rPr>
                 <w:rStyle w:val="Collegamentoipertestuale"/>
@@ -4980,7 +5055,7 @@
                 <w:noProof/>
                 <w:lang w:val="it-IT"/>
               </w:rPr>
-              <w:t>2.31</w:t>
+              <w:t>2.32</w:t>
             </w:r>
             <w:r>
               <w:rPr>
@@ -5000,7 +5075,7 @@
                 <w:noProof/>
                 <w:lang w:val="it-IT"/>
               </w:rPr>
-              <w:t>SILENCIO APARCAMIENTO FRONTAL</w:t>
+              <w:t>ELM327</w:t>
             </w:r>
             <w:r>
               <w:rPr>
@@ -5021,7 +5096,7 @@
                 <w:noProof/>
                 <w:webHidden/>
               </w:rPr>
-              <w:instrText xml:space="preserve"> PAGEREF _Toc239527317 \h </w:instrText>
+              <w:instrText xml:space="preserve"> PAGEREF _Toc243860584 \h </w:instrText>
             </w:r>
             <w:r>
               <w:rPr>
@@ -5041,7 +5116,7 @@
                 <w:noProof/>
                 <w:webHidden/>
               </w:rPr>
-              <w:t>48</w:t>
+              <w:t>49</w:t>
             </w:r>
             <w:r>
               <w:rPr>
@@ -5066,7 +5141,7 @@
               <w14:ligatures w14:val="standardContextual"/>
             </w:rPr>
           </w:pPr>
-          <w:hyperlink w:anchor="_Toc239527318" w:history="1">
+          <w:hyperlink w:anchor="_Toc243860585" w:history="1">
             <w:r>
               <w:rPr>
                 <w:rStyle w:val="Collegamentoipertestuale"/>
@@ -5076,7 +5151,7 @@
                 <w:noProof/>
                 <w:lang w:val="it-IT"/>
               </w:rPr>
-              <w:t>2.32</w:t>
+              <w:t>2.33</w:t>
             </w:r>
             <w:r>
               <w:rPr>
@@ -5096,7 +5171,7 @@
                 <w:noProof/>
                 <w:lang w:val="it-IT"/>
               </w:rPr>
-              <w:t>ELM327</w:t>
+              <w:t>MAX HOLD</w:t>
             </w:r>
             <w:r>
               <w:rPr>
@@ -5117,7 +5192,7 @@
                 <w:noProof/>
                 <w:webHidden/>
               </w:rPr>
-              <w:instrText xml:space="preserve"> PAGEREF _Toc239527318 \h </w:instrText>
+              <w:instrText xml:space="preserve"> PAGEREF _Toc243860585 \h </w:instrText>
             </w:r>
             <w:r>
               <w:rPr>
@@ -5137,7 +5212,7 @@
                 <w:noProof/>
                 <w:webHidden/>
               </w:rPr>
-              <w:t>48</w:t>
+              <w:t>50</w:t>
             </w:r>
             <w:r>
               <w:rPr>
@@ -5162,7 +5237,7 @@
               <w14:ligatures w14:val="standardContextual"/>
             </w:rPr>
           </w:pPr>
-          <w:hyperlink w:anchor="_Toc239527319" w:history="1">
+          <w:hyperlink w:anchor="_Toc243860586" w:history="1">
             <w:r>
               <w:rPr>
                 <w:rStyle w:val="Collegamentoipertestuale"/>
@@ -5170,8 +5245,9 @@
                 <w:b/>
                 <w:bCs/>
                 <w:noProof/>
-              </w:rPr>
-              <w:t>2.33</w:t>
+                <w:lang w:val="it-IT"/>
+              </w:rPr>
+              <w:t>2.34</w:t>
             </w:r>
             <w:r>
               <w:rPr>
@@ -5189,8 +5265,9 @@
                 <w:b/>
                 <w:bCs/>
                 <w:noProof/>
-              </w:rPr>
-              <w:t>MAX HOLD</w:t>
+                <w:lang w:val="it-IT"/>
+              </w:rPr>
+              <w:t>DNA MEMORY</w:t>
             </w:r>
             <w:r>
               <w:rPr>
@@ -5211,7 +5288,7 @@
                 <w:noProof/>
                 <w:webHidden/>
               </w:rPr>
-              <w:instrText xml:space="preserve"> PAGEREF _Toc239527319 \h </w:instrText>
+              <w:instrText xml:space="preserve"> PAGEREF _Toc243860586 \h </w:instrText>
             </w:r>
             <w:r>
               <w:rPr>
@@ -5231,7 +5308,7 @@
                 <w:noProof/>
                 <w:webHidden/>
               </w:rPr>
-              <w:t>48</w:t>
+              <w:t>50</w:t>
             </w:r>
             <w:r>
               <w:rPr>
@@ -5297,7 +5374,7 @@
           <w:color w:val="auto"/>
         </w:rPr>
       </w:pPr>
-      <w:bookmarkStart w:id="0" w:name="_Toc239527268"/>
+      <w:bookmarkStart w:id="0" w:name="_Toc243860534"/>
       <w:r>
         <w:rPr>
           <w:rStyle w:val="Enfasigrassetto"/>
@@ -5319,7 +5396,7 @@
           <w:color w:val="auto"/>
         </w:rPr>
       </w:pPr>
-      <w:bookmarkStart w:id="1" w:name="_Toc239527269"/>
+      <w:bookmarkStart w:id="1" w:name="_Toc243860535"/>
       <w:r>
         <w:rPr>
           <w:rStyle w:val="Enfasigrassetto"/>
@@ -5349,7 +5426,7 @@
           <w:noProof/>
         </w:rPr>
         <w:drawing>
-          <wp:inline distT="0" distB="0" distL="0" distR="0" wp14:anchorId="609577F7" wp14:editId="0DA49E75">
+          <wp:inline distT="0" distB="0" distL="0" distR="0" wp14:anchorId="325D9C88" wp14:editId="10A7D459">
             <wp:extent cx="2583211" cy="2313745"/>
             <wp:effectExtent l="0" t="0" r="7620" b="0"/>
             <wp:docPr id="781633535" name="Immagine 39"/>
@@ -5405,7 +5482,7 @@
           <w:noProof/>
         </w:rPr>
         <w:drawing>
-          <wp:inline distT="0" distB="0" distL="0" distR="0" wp14:anchorId="61281DE3" wp14:editId="0A919242">
+          <wp:inline distT="0" distB="0" distL="0" distR="0" wp14:anchorId="6C016252" wp14:editId="016EBF26">
             <wp:extent cx="2411730" cy="2314135"/>
             <wp:effectExtent l="0" t="0" r="7620" b="0"/>
             <wp:docPr id="1618152605" name="Immagine 38"/>
@@ -5483,13 +5560,7 @@
         </w:rPr>
       </w:pPr>
       <w:r>
-        <w:t xml:space="preserve">El cable y las “tomas de derivación” (conectores rápidos o IDC) que se muestran en la foto anterior son opcionales. </w:t>
-      </w:r>
-      <w:r>
-        <w:rPr>
-          <w:lang w:val="it-IT"/>
-        </w:rPr>
-        <w:t>El Baccable puede utilizarse conectándolo directamente al OBD si el vehículo no está equipado con un SGW o si dispone de un bypass del SGW (SGW = Secure Gateway, puerta de enlace segura). Por lo tanto, el uso del cable incluido y de los conectores rápidos no es obligatorio.</w:t>
+        <w:t>El cable y las “tomas de derivación” (conectores rápidos o IDC) que se muestran en la foto anterior se suministran solo si se ha acordado previamente. El Baccable puede utilizarse conectándolo directamente al OBD si el vehículo no está equipado con SGW o si está equipado con un bypass del SGW (SGW = Secure Gateway). Por lo tanto, no es obligatorio utilizar el cable y los conectores rápidos suministrados.</w:t>
       </w:r>
     </w:p>
     <w:p>
@@ -5515,7 +5586,7 @@
           <w:lang w:val="it-IT"/>
         </w:rPr>
       </w:pPr>
-      <w:bookmarkStart w:id="2" w:name="_Toc239527270"/>
+      <w:bookmarkStart w:id="2" w:name="_Toc243860536"/>
       <w:r>
         <w:rPr>
           <w:rStyle w:val="Enfasigrassetto"/>
@@ -5578,7 +5649,7 @@
           <w:noProof/>
         </w:rPr>
         <w:drawing>
-          <wp:inline distT="0" distB="0" distL="0" distR="0" wp14:anchorId="5B4D3FD5" wp14:editId="4999CDE0">
+          <wp:inline distT="0" distB="0" distL="0" distR="0" wp14:anchorId="239A252E" wp14:editId="6B911373">
             <wp:extent cx="5891135" cy="5891135"/>
             <wp:effectExtent l="0" t="0" r="0" b="0"/>
             <wp:docPr id="945825761" name="Immagine 3"/>
@@ -5696,7 +5767,7 @@
           <w:color w:val="auto"/>
         </w:rPr>
       </w:pPr>
-      <w:bookmarkStart w:id="3" w:name="_Toc239527271"/>
+      <w:bookmarkStart w:id="3" w:name="_Toc243860537"/>
       <w:r>
         <w:rPr>
           <w:rStyle w:val="Enfasigrassetto"/>
@@ -5766,7 +5837,7 @@
         <mc:AlternateContent>
           <mc:Choice Requires="wps">
             <w:drawing>
-              <wp:anchor distT="0" distB="0" distL="114300" distR="114300" simplePos="0" relativeHeight="251659264" behindDoc="0" locked="0" layoutInCell="1" allowOverlap="1" wp14:anchorId="7A31EA5F" wp14:editId="42AF7032">
+              <wp:anchor distT="0" distB="0" distL="114300" distR="114300" simplePos="0" relativeHeight="251659264" behindDoc="0" locked="0" layoutInCell="1" allowOverlap="1" wp14:anchorId="37A41664" wp14:editId="2CFBDEA9">
                 <wp:simplePos x="0" y="0"/>
                 <wp:positionH relativeFrom="column">
                   <wp:posOffset>4540152</wp:posOffset>
@@ -5847,7 +5918,7 @@
           </mc:Choice>
           <mc:Fallback>
             <w:pict>
-              <v:shapetype w14:anchorId="7A31EA5F" id="_x0000_t61" coordsize="21600,21600" o:spt="61" adj="1350,25920" path="m,l0@8@12@24,0@9,,21600@6,21600@15@27@7,21600,21600,21600,21600@9@18@30,21600@8,21600,0@7,0@21@33@6,xe">
+              <v:shapetype w14:anchorId="37A41664" id="_x0000_t61" coordsize="21600,21600" o:spt="61" adj="1350,25920" path="m,l0@8@12@24,0@9,,21600@6,21600@15@27@7,21600,21600,21600,21600@9@18@30,21600@8,21600,0@7,0@21@33@6,xe">
                 <v:stroke joinstyle="miter"/>
                 <v:formulas>
                   <v:f eqn="sum 10800 0 #0"/>
@@ -5921,7 +5992,7 @@
           <w:noProof/>
         </w:rPr>
         <w:drawing>
-          <wp:inline distT="0" distB="0" distL="0" distR="0" wp14:anchorId="22162EBD" wp14:editId="745C0DFD">
+          <wp:inline distT="0" distB="0" distL="0" distR="0" wp14:anchorId="5599B530" wp14:editId="686EE5B2">
             <wp:extent cx="2700997" cy="2488565"/>
             <wp:effectExtent l="0" t="0" r="4445" b="6985"/>
             <wp:docPr id="133927039" name="Immagine 37"/>
@@ -6042,7 +6113,7 @@
         <mc:AlternateContent>
           <mc:Choice Requires="wps">
             <w:drawing>
-              <wp:inline distT="0" distB="0" distL="0" distR="0" wp14:anchorId="7F8E3573" wp14:editId="278748DE">
+              <wp:inline distT="0" distB="0" distL="0" distR="0" wp14:anchorId="2606D4D4" wp14:editId="6F1F9A76">
                 <wp:extent cx="5704450" cy="2644726"/>
                 <wp:effectExtent l="0" t="0" r="10795" b="22860"/>
                 <wp:docPr id="1636936888" name="Rettangolo 42"/>
@@ -6146,7 +6217,7 @@
           </mc:Choice>
           <mc:Fallback>
             <w:pict>
-              <v:rect w14:anchorId="7F8E3573" id="Rettangolo 42" o:spid="_x0000_s1027" style="width:449.15pt;height:208.25pt;visibility:visible;mso-wrap-style:square;mso-left-percent:-10001;mso-top-percent:-10001;mso-position-horizontal:absolute;mso-position-horizontal-relative:char;mso-position-vertical:absolute;mso-position-vertical-relative:line;mso-left-percent:-10001;mso-top-percent:-10001;v-text-anchor:middle" o:gfxdata="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" fillcolor="#4472c4 [3204]" strokecolor="#09101d [484]" strokeweight="1pt">
+              <v:rect w14:anchorId="2606D4D4" id="Rettangolo 42" o:spid="_x0000_s1027" style="width:449.15pt;height:208.25pt;visibility:visible;mso-wrap-style:square;mso-left-percent:-10001;mso-top-percent:-10001;mso-position-horizontal:absolute;mso-position-horizontal-relative:char;mso-position-vertical:absolute;mso-position-vertical-relative:line;mso-left-percent:-10001;mso-top-percent:-10001;v-text-anchor:middle" o:gfxdata="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" fillcolor="#4472c4 [3204]" strokecolor="#09101d [484]" strokeweight="1pt">
                 <v:textbox>
                   <w:txbxContent>
                     <w:p>
@@ -6236,7 +6307,7 @@
           <w:color w:val="auto"/>
         </w:rPr>
       </w:pPr>
-      <w:bookmarkStart w:id="4" w:name="_Toc239527272"/>
+      <w:bookmarkStart w:id="4" w:name="_Toc243860538"/>
       <w:r>
         <w:rPr>
           <w:rStyle w:val="Enfasigrassetto"/>
@@ -6275,7 +6346,7 @@
         <w:rPr>
           <w:lang w:val="it-IT"/>
         </w:rPr>
-        <w:t>Además del cable, se incluyen IDC (también conocidos como “tomas de corriente”). Son conectores rápidos que permiten derivar la señal deseada sin interrumpir el cableado del vehículo. Los conectores rápidos dobles están diseñados para los pines H y L, mientras que los individuales pueden usarse para la alimentación o para los pines H y L.</w:t>
+        <w:t>Además del cable, se suministran IDC (también llamados “tomas de derivación”). Se trata de conectores rápidos para derivar la señal deseada sin cortar el cable del cableado del vehículo. Los conectores rápidos dobles están pensados para los pines H y L, mientras que los individuales (rojos) engarzan un solo cable y pueden utilizarse para la alimentación o para un solo pin (H o L).</w:t>
       </w:r>
     </w:p>
     <w:p>
@@ -6295,7 +6366,7 @@
         <w:rPr>
           <w:lang w:val="it-IT"/>
         </w:rPr>
-        <w:t>El conector rápido puede engarzar una amplia gama de calibres de cable; sin embargo, esta versatilidad hace que el conector rápido doble sea más complejo de usar. Para fijar los cables del conector rápido doble en el bus CAN, no basta con insertar los cables en la ranura y cerrar la tapa. Primero es necesario, con un destornillador plano pequeño, empujar el cable dentro de la guillotina para que penetre correctamente. Si esta operación previa se realiza correctamente, al cerrar firmemente la tapa del conector se activarán los clips de bloqueo, garantizando que el conector quede bien cerrado sin huecos entre la tapa transparente y la base negra. El conector rápido individual rojo, en cambio, puede apretarse con alicates, por lo que no requiere pasos previos. Compruebe siempre la solidez de la conexión después de apretar.</w:t>
+        <w:t>El conector rápido puede engarzar una amplia gama de secciones de cable; sin embargo, esta versatilidad hace que el conector “doble” sea más complicado de utilizar. Para fijar el cable con el conector “individual” (por ejemplo en CAN H o CAN L), basta con apretarlo con fuerza con unos alicates y después cerrar la lengüeta de protección. Si se han suministrado los conectores rápidos “dobles”, con un destornillador plano pequeño empuje el cable dentro de la guillotina, haciendo que penetre en ella, y solo después cierre la tapa con bisagra. Si esta operación previa se ha realizado correctamente, al cerrar con fuerza la tapa del conector “doble”, esta deberá engancharse a los clips de cierre y quedar perfectamente apretada, sin huecos entre la tapa transparente y la base negra. El conector rápido “individual” de color rojo, en cambio, puede apretarse con unos alicates, por lo que no debería requerir operaciones previas. Al terminar el apriete, compruebe siempre la solidez de la conexión.</w:t>
       </w:r>
     </w:p>
     <w:p>
@@ -6313,10 +6384,7 @@
         <w:rPr>
           <w:lang w:val="it-IT"/>
         </w:rPr>
-        <w:t xml:space="preserve">La siguiente imagen muestra los pines del conector de diagnóstico OBD (el conector de la imagen se observa desde el lado de los pines externos, no desde el lado de los cables). </w:t>
-      </w:r>
-      <w:r>
-        <w:t>Los pines 4 y 5 son la masa (GND), y el pin 16 es el de 12 voltios.</w:t>
+        <w:t>La siguiente imagen muestra el nombre de la señal presente en los pines del conector de diagnóstico OBD (el conector de la figura se ve desde el lado de los pines externos y no desde el lado de los cables). Los pines 4 y 5 son la masa (GND) y el pin 16 es el de 12 voltios.</w:t>
       </w:r>
     </w:p>
     <w:p>
@@ -6327,8 +6395,9 @@
         <w:rPr>
           <w:noProof/>
         </w:rPr>
+        <w:lastRenderedPageBreak/>
         <w:drawing>
-          <wp:inline distT="0" distB="0" distL="0" distR="0" wp14:anchorId="6B70AAF3" wp14:editId="2C54D8FE">
+          <wp:inline distT="0" distB="0" distL="0" distR="0" wp14:anchorId="2A758BB7" wp14:editId="7A7DC637">
             <wp:extent cx="5551965" cy="4467069"/>
             <wp:effectExtent l="0" t="0" r="0" b="0"/>
             <wp:docPr id="1996187533" name="Immagine 7"/>
@@ -6389,7 +6458,6 @@
           <w:b/>
           <w:bCs/>
         </w:rPr>
-        <w:lastRenderedPageBreak/>
         <w:br w:type="page"/>
       </w:r>
     </w:p>
@@ -6403,7 +6471,7 @@
           <w:lang w:val="it-IT"/>
         </w:rPr>
       </w:pPr>
-      <w:bookmarkStart w:id="5" w:name="_Toc239527273"/>
+      <w:bookmarkStart w:id="5" w:name="_Toc243860539"/>
       <w:r>
         <w:rPr>
           <w:rStyle w:val="Enfasigrassetto"/>
@@ -6488,7 +6556,7 @@
         <w:rPr>
           <w:lang w:val="it-IT"/>
         </w:rPr>
-        <w:t>Si el cuadro de instrumentos no se enciende o aparecen errores aleatorios, compruebe que los pines H y L no se hayan invertido o que ninguno de ellos se haya conectado por error a otro cable.</w:t>
+        <w:t>Si el cuadro no se enciende o aparecen errores aleatorios en el cuadro de instrumentos, compruebe que no se hayan invertido los pines H y L, o que uno de los dos no se haya conectado por error a otro cable.</w:t>
       </w:r>
     </w:p>
     <w:p>
@@ -6505,7 +6573,7 @@
         <w:rPr>
           <w:lang w:val="it-IT"/>
         </w:rPr>
-        <w:t>Compruebe que el LED azul interno parpadee dos veces al arrancar, lo que indica la correcta activación de la función Inmovilizador, habilitada por defecto (nota: sin una alineación perfecta entre el ojo y el LED, puede que no sea visible; puede que sean necesarios varios arranques para realizar esta comprobación).</w:t>
+        <w:t>Compruebe que el LED azul interno parpadee dos veces al arrancar, lo que indica la correcta activación de la función Inmovilizador, activa por defecto (sin una alineación perfecta entre el ojo y el LED no es posible verlo, por lo que pueden ser necesarios varios encendidos para esta comprobación).</w:t>
       </w:r>
     </w:p>
     <w:p>
@@ -6540,7 +6608,7 @@
           <w:lang w:val="it-IT"/>
         </w:rPr>
       </w:pPr>
-      <w:bookmarkStart w:id="6" w:name="_Toc239527274"/>
+      <w:bookmarkStart w:id="6" w:name="_Toc243860540"/>
       <w:r>
         <w:rPr>
           <w:rStyle w:val="Enfasigrassetto"/>
@@ -6623,7 +6691,7 @@
           <w:color w:val="auto"/>
         </w:rPr>
       </w:pPr>
-      <w:bookmarkStart w:id="7" w:name="_Toc239527275"/>
+      <w:bookmarkStart w:id="7" w:name="_Toc243860541"/>
       <w:r>
         <w:rPr>
           <w:rStyle w:val="Enfasigrassetto"/>
@@ -6655,10 +6723,7 @@
         <w:rPr>
           <w:lang w:val="it-IT"/>
         </w:rPr>
-        <w:t xml:space="preserve">Si el BACCABLE se alimenta con la fuente de 5V, puede conectarlo, por ejemplo, al USB HUB situado en la guantera de la consola central, junto al freno de mano. Esta tensión está activa en cuanto se accede al vehículo, pero también al conectarse al RF HUB como ladrón. </w:t>
-      </w:r>
-      <w:r>
-        <w:t>Para acceder a esta tensión, siga estas instrucciones:</w:t>
+        <w:t>Si se opta por alimentar el baccable con los 5 voltios, es posible conectarse, por ejemplo, al USB HUB situado en el compartimento portaobjetos de la consola central, junto al freno de mano. Esta tensión tiene la característica de activarse en cuanto se entra en el coche, pero también cuando alguien se conecta al RF HUB como un ladrón. Para llegar a esta tensión puede seguir estas indicaciones:</w:t>
       </w:r>
     </w:p>
     <w:p>
@@ -6746,7 +6811,7 @@
           <w:noProof/>
         </w:rPr>
         <w:drawing>
-          <wp:inline distT="0" distB="0" distL="0" distR="0" wp14:anchorId="0D6E6364" wp14:editId="5EE7B9C2">
+          <wp:inline distT="0" distB="0" distL="0" distR="0" wp14:anchorId="462A2AE9" wp14:editId="5ABCFB18">
             <wp:extent cx="2618509" cy="1392382"/>
             <wp:effectExtent l="0" t="0" r="0" b="0"/>
             <wp:docPr id="867148006" name="Immagine 9" descr="Immagine che contiene testo&#10;&#10;Descrizione generata automaticamente"/>
@@ -6805,7 +6870,7 @@
           <w:noProof/>
         </w:rPr>
         <w:drawing>
-          <wp:inline distT="0" distB="0" distL="0" distR="0" wp14:anchorId="7ACE3DC9" wp14:editId="552540F4">
+          <wp:inline distT="0" distB="0" distL="0" distR="0" wp14:anchorId="1EF9A861" wp14:editId="6ABD50DA">
             <wp:extent cx="1475740" cy="1323340"/>
             <wp:effectExtent l="0" t="0" r="0" b="0"/>
             <wp:docPr id="55067346" name="Immagine 10" descr="Immagine che contiene testo, schermata, Rettangolo, linea&#10;&#10;Descrizione generata automaticamente"/>
@@ -6872,7 +6937,7 @@
           <w:color w:val="auto"/>
         </w:rPr>
       </w:pPr>
-      <w:bookmarkStart w:id="8" w:name="_Toc239527276"/>
+      <w:bookmarkStart w:id="8" w:name="_Toc243860542"/>
       <w:r>
         <w:rPr>
           <w:rStyle w:val="Enfasigrassetto"/>
@@ -6927,7 +6992,7 @@
           <w:lang w:val="it-IT"/>
         </w:rPr>
       </w:pPr>
-      <w:bookmarkStart w:id="9" w:name="_Toc239527277"/>
+      <w:bookmarkStart w:id="9" w:name="_Toc243860543"/>
       <w:r>
         <w:rPr>
           <w:rStyle w:val="Enfasigrassetto"/>
@@ -6989,7 +7054,7 @@
           <w:noProof/>
         </w:rPr>
         <w:drawing>
-          <wp:inline distT="0" distB="0" distL="0" distR="0" wp14:anchorId="6B961B86" wp14:editId="6DB60648">
+          <wp:inline distT="0" distB="0" distL="0" distR="0" wp14:anchorId="7BD39D33" wp14:editId="00429DD9">
             <wp:extent cx="4385602" cy="4572000"/>
             <wp:effectExtent l="0" t="0" r="0" b="0"/>
             <wp:docPr id="1904345776" name="Immagine 4" descr="Immagine che contiene giocattolo, plastica&#10;&#10;Descrizione generata automaticamente"/>
@@ -7045,7 +7110,7 @@
           <w:noProof/>
         </w:rPr>
         <w:drawing>
-          <wp:inline distT="0" distB="0" distL="0" distR="0" wp14:anchorId="40789BCD" wp14:editId="692428E0">
+          <wp:inline distT="0" distB="0" distL="0" distR="0" wp14:anchorId="16AE4C1A" wp14:editId="37AA32C0">
             <wp:extent cx="6663350" cy="2955552"/>
             <wp:effectExtent l="0" t="0" r="4445" b="0"/>
             <wp:docPr id="1310308793" name="Immagine 6" descr="Immagine che contiene testo, schermata, diagramma, Piano&#10;&#10;Descrizione generata automaticamente"/>
@@ -7136,7 +7201,7 @@
           <w:lang w:val="it-IT"/>
         </w:rPr>
         <w:drawing>
-          <wp:inline distT="0" distB="0" distL="0" distR="0" wp14:anchorId="5D18AD01" wp14:editId="03A15C4F">
+          <wp:inline distT="0" distB="0" distL="0" distR="0" wp14:anchorId="1769C587" wp14:editId="4FCB8690">
             <wp:extent cx="6753828" cy="4010349"/>
             <wp:effectExtent l="0" t="0" r="9525" b="0"/>
             <wp:docPr id="1093252236" name="Immagine 1" descr="Immagine che contiene Attrezzature mediche, plastica&#10;&#10;Descrizione generata automaticamente"/>
@@ -7176,7 +7241,7 @@
           <w:noProof/>
         </w:rPr>
         <w:drawing>
-          <wp:inline distT="0" distB="0" distL="0" distR="0" wp14:anchorId="4E73E049" wp14:editId="6E895D3E">
+          <wp:inline distT="0" distB="0" distL="0" distR="0" wp14:anchorId="4DF616D5" wp14:editId="74D6BF05">
             <wp:extent cx="6743538" cy="3312126"/>
             <wp:effectExtent l="0" t="0" r="635" b="3175"/>
             <wp:docPr id="2052063199" name="Immagine 3" descr="Immagine che contiene testo, schermata, diagramma, numero&#10;&#10;Descrizione generata automaticamente"/>
@@ -7287,7 +7352,7 @@
           <w:lang w:val="it-IT"/>
         </w:rPr>
         <w:drawing>
-          <wp:inline distT="0" distB="0" distL="0" distR="0" wp14:anchorId="283E26E7" wp14:editId="0862190F">
+          <wp:inline distT="0" distB="0" distL="0" distR="0" wp14:anchorId="6D6B1441" wp14:editId="3FF5021E">
             <wp:extent cx="5939790" cy="4716780"/>
             <wp:effectExtent l="19050" t="19050" r="22860" b="26670"/>
             <wp:docPr id="2038611040" name="Immagine 1" descr="Immagine che contiene testo, schermata, diagramma, Rettangolo&#10;&#10;Descrizione generata automaticamente"/>
@@ -7375,7 +7440,7 @@
         <w:rPr>
           <w:lang w:val="it-IT"/>
         </w:rPr>
-        <w:t>En la Body, situada en la zona de los pies del acompañante, se encuentran todas las líneas de bus y la alimentación.</w:t>
+        <w:t>En el Body, situado a los pies del asiento del acompañante, se encuentran todos los buses y la alimentación.</w:t>
       </w:r>
     </w:p>
     <w:p>
@@ -7390,7 +7455,7 @@
           <w:noProof/>
         </w:rPr>
         <w:drawing>
-          <wp:inline distT="0" distB="0" distL="0" distR="0" wp14:anchorId="0DF2352D" wp14:editId="65186809">
+          <wp:inline distT="0" distB="0" distL="0" distR="0" wp14:anchorId="355F0028" wp14:editId="77F40BA0">
             <wp:extent cx="4812030" cy="4904114"/>
             <wp:effectExtent l="0" t="0" r="7620" b="0"/>
             <wp:docPr id="871947284" name="Immagine 1"/>
@@ -7448,11 +7513,7 @@
         </w:rPr>
       </w:pPr>
       <w:r>
-        <w:rPr>
-          <w:b/>
-          <w:bCs/>
-        </w:rPr>
-        <w:t>Bus CAN y alimentación en la Body Computer</w:t>
+        <w:t>Bus CAN y alimentación en el Body Computer</w:t>
       </w:r>
     </w:p>
     <w:p>
@@ -7466,7 +7527,7 @@
         <w:rPr>
           <w:lang w:val="it-IT"/>
         </w:rPr>
-        <w:t>La siguiente imagen muestra la disposición de los conectores de la Body:</w:t>
+        <w:t>La siguiente imagen muestra la disposición de los principales conectores del Body:</w:t>
       </w:r>
     </w:p>
     <w:p>
@@ -7478,7 +7539,7 @@
           <w:noProof/>
         </w:rPr>
         <w:drawing>
-          <wp:inline distT="0" distB="0" distL="0" distR="0" wp14:anchorId="3662ABF2" wp14:editId="5328A785">
+          <wp:inline distT="0" distB="0" distL="0" distR="0" wp14:anchorId="461C3762" wp14:editId="43858F01">
             <wp:extent cx="2983230" cy="1979349"/>
             <wp:effectExtent l="0" t="0" r="7620" b="1905"/>
             <wp:docPr id="1627405334" name="Immagine 3"/>
@@ -7534,7 +7595,7 @@
           <w:noProof/>
         </w:rPr>
         <w:drawing>
-          <wp:inline distT="0" distB="0" distL="0" distR="0" wp14:anchorId="026B20A9" wp14:editId="5EB8E5AB">
+          <wp:inline distT="0" distB="0" distL="0" distR="0" wp14:anchorId="75CC027C" wp14:editId="2E88492E">
             <wp:extent cx="2819992" cy="1921510"/>
             <wp:effectExtent l="0" t="0" r="0" b="2540"/>
             <wp:docPr id="817220197" name="Immagine 2"/>
@@ -7599,8 +7660,7 @@
           <w:b/>
           <w:bCs/>
         </w:rPr>
-        <w:lastRenderedPageBreak/>
-        <w:t>Conector C4 de la Body Conector C8 de la Body</w:t>
+        <w:t>Conector C4 del Body Conector C8 del Body</w:t>
       </w:r>
       <w:r>
         <w:rPr>
@@ -7658,7 +7718,7 @@
         </w:rPr>
       </w:pPr>
       <w:bookmarkStart w:id="10" w:name="_Toc196905527"/>
-      <w:bookmarkStart w:id="11" w:name="_Toc239527278"/>
+      <w:bookmarkStart w:id="11" w:name="_Toc243860544"/>
       <w:r>
         <w:rPr>
           <w:rStyle w:val="Enfasigrassetto"/>
@@ -7761,7 +7821,7 @@
           <w:bCs/>
           <w:lang w:val="it-IT"/>
         </w:rPr>
-        <w:t>Consumo de corriente a 12V: aproximadamente 11mA con el vehículo apagado en modo de reposo. Menos de 30mA durante el funcionamiento con el vehículo encendido.</w:t>
+        <w:t>Consumo de corriente a 12V: aproximadamente 15mA con el vehículo apagado en modo de reposo. Menos de 30mA durante el funcionamiento con el vehículo encendido.</w:t>
       </w:r>
       <w:r>
         <w:rPr>
@@ -7780,7 +7840,7 @@
           <w:lang w:val="it-IT"/>
         </w:rPr>
       </w:pPr>
-      <w:bookmarkStart w:id="12" w:name="_Toc239527279"/>
+      <w:bookmarkStart w:id="12" w:name="_Toc243860545"/>
       <w:r>
         <w:rPr>
           <w:rStyle w:val="Enfasigrassetto"/>
@@ -7840,7 +7900,7 @@
         <mc:AlternateContent>
           <mc:Choice Requires="wpg">
             <w:drawing>
-              <wp:anchor distT="0" distB="0" distL="114300" distR="114300" simplePos="0" relativeHeight="251661312" behindDoc="0" locked="0" layoutInCell="1" allowOverlap="1" wp14:anchorId="6E6F6E35" wp14:editId="43E3C969">
+              <wp:anchor distT="0" distB="0" distL="114300" distR="114300" simplePos="0" relativeHeight="251661312" behindDoc="0" locked="0" layoutInCell="1" allowOverlap="1" wp14:anchorId="3D6C468C" wp14:editId="7DDB44B8">
                 <wp:simplePos x="0" y="0"/>
                 <wp:positionH relativeFrom="column">
                   <wp:posOffset>1304290</wp:posOffset>
@@ -8065,7 +8125,7 @@
           </mc:Choice>
           <mc:Fallback>
             <w:pict>
-              <v:group w14:anchorId="6E6F6E35" id="Gruppo 2" o:spid="_x0000_s1028" style="position:absolute;left:0;text-align:left;margin-left:102.7pt;margin-top:13.55pt;width:343.9pt;height:187.3pt;z-index:251661312;mso-position-horizontal-relative:text;mso-position-vertical-relative:text" coordsize="43678,23784" o:gfxdata="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">
+              <v:group w14:anchorId="3D6C468C" id="Gruppo 2" o:spid="_x0000_s1028" style="position:absolute;left:0;text-align:left;margin-left:102.7pt;margin-top:13.55pt;width:343.9pt;height:187.3pt;z-index:251661312;mso-position-horizontal-relative:text;mso-position-vertical-relative:text" coordsize="43678,23784" o:gfxdata="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">
                 <v:shape id="Fumetto: rettangolo 1" o:spid="_x0000_s1029" type="#_x0000_t61" style="position:absolute;left:30616;width:13062;height:7505;visibility:visible;mso-wrap-style:square;v-text-anchor:middle" o:gfxdata="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" adj="-8821,15842" fillcolor="white [3201]" strokecolor="black [3200]" strokeweight="1pt">
                   <v:textbox>
                     <w:txbxContent>
@@ -8132,7 +8192,7 @@
           <w:noProof/>
         </w:rPr>
         <w:drawing>
-          <wp:inline distT="0" distB="0" distL="0" distR="0" wp14:anchorId="14B2A6D3" wp14:editId="75AC1116">
+          <wp:inline distT="0" distB="0" distL="0" distR="0" wp14:anchorId="5FE83B35" wp14:editId="3BB7097E">
             <wp:extent cx="2700997" cy="2488565"/>
             <wp:effectExtent l="0" t="0" r="4445" b="6985"/>
             <wp:docPr id="317039099" name="Immagine 37"/>
@@ -8265,7 +8325,7 @@
           <w:lang w:val="it-IT"/>
         </w:rPr>
       </w:pPr>
-      <w:bookmarkStart w:id="13" w:name="_Toc239527280"/>
+      <w:bookmarkStart w:id="13" w:name="_Toc243860546"/>
       <w:r>
         <w:rPr>
           <w:rStyle w:val="Enfasigrassetto"/>
@@ -8326,49 +8386,7 @@
         <w:rPr>
           <w:lang w:val="it-IT"/>
         </w:rPr>
-        <w:t xml:space="preserve">la </w:t>
-      </w:r>
-      <w:proofErr w:type="spellStart"/>
-      <w:r>
-        <w:rPr>
-          <w:lang w:val="it-IT"/>
-        </w:rPr>
-        <w:t>aplicación</w:t>
-      </w:r>
-      <w:proofErr w:type="spellEnd"/>
-      <w:r>
-        <w:rPr>
-          <w:lang w:val="it-IT"/>
-        </w:rPr>
-        <w:t xml:space="preserve"> </w:t>
-      </w:r>
-      <w:proofErr w:type="spellStart"/>
-      <w:r>
-        <w:rPr>
-          <w:lang w:val="it-IT"/>
-        </w:rPr>
-        <w:t>BaccableAppForWindows</w:t>
-      </w:r>
-      <w:proofErr w:type="spellEnd"/>
-      <w:r>
-        <w:rPr>
-          <w:lang w:val="it-IT"/>
-        </w:rPr>
-        <w:t xml:space="preserve">, </w:t>
-      </w:r>
-      <w:proofErr w:type="spellStart"/>
-      <w:r>
-        <w:rPr>
-          <w:lang w:val="it-IT"/>
-        </w:rPr>
-        <w:t>disponible</w:t>
-      </w:r>
-      <w:proofErr w:type="spellEnd"/>
-      <w:r>
-        <w:rPr>
-          <w:lang w:val="it-IT"/>
-        </w:rPr>
-        <w:t xml:space="preserve"> en </w:t>
+        <w:t xml:space="preserve">la aplicación BaccableAppForWindows, disponible en </w:t>
       </w:r>
       <w:hyperlink r:id="rId23" w:history="1">
         <w:r>
@@ -8390,15 +8408,7 @@
         <w:jc w:val="both"/>
       </w:pPr>
       <w:r>
-        <w:t xml:space="preserve">un cable USB para </w:t>
-      </w:r>
-      <w:proofErr w:type="spellStart"/>
-      <w:r>
-        <w:t>conectar</w:t>
-      </w:r>
-      <w:proofErr w:type="spellEnd"/>
-      <w:r>
-        <w:t xml:space="preserve"> el PC al BACCABLE</w:t>
+        <w:t>un cable USB para conectar el PC al BACCABLE</w:t>
       </w:r>
     </w:p>
     <w:p>
@@ -8421,161 +8431,7 @@
         <w:rPr>
           <w:lang w:val="it-IT"/>
         </w:rPr>
-        <w:t xml:space="preserve">Para </w:t>
-      </w:r>
-      <w:proofErr w:type="spellStart"/>
-      <w:r>
-        <w:rPr>
-          <w:lang w:val="it-IT"/>
-        </w:rPr>
-        <w:t>empezar</w:t>
-      </w:r>
-      <w:proofErr w:type="spellEnd"/>
-      <w:r>
-        <w:rPr>
-          <w:lang w:val="it-IT"/>
-        </w:rPr>
-        <w:t xml:space="preserve">, es </w:t>
-      </w:r>
-      <w:proofErr w:type="spellStart"/>
-      <w:r>
-        <w:rPr>
-          <w:lang w:val="it-IT"/>
-        </w:rPr>
-        <w:t>necesario</w:t>
-      </w:r>
-      <w:proofErr w:type="spellEnd"/>
-      <w:r>
-        <w:rPr>
-          <w:lang w:val="it-IT"/>
-        </w:rPr>
-        <w:t xml:space="preserve"> </w:t>
-      </w:r>
-      <w:proofErr w:type="spellStart"/>
-      <w:r>
-        <w:rPr>
-          <w:lang w:val="it-IT"/>
-        </w:rPr>
-        <w:t>instalar</w:t>
-      </w:r>
-      <w:proofErr w:type="spellEnd"/>
-      <w:r>
-        <w:rPr>
-          <w:lang w:val="it-IT"/>
-        </w:rPr>
-        <w:t xml:space="preserve"> </w:t>
-      </w:r>
-      <w:proofErr w:type="spellStart"/>
-      <w:r>
-        <w:rPr>
-          <w:lang w:val="it-IT"/>
-        </w:rPr>
-        <w:t>los</w:t>
-      </w:r>
-      <w:proofErr w:type="spellEnd"/>
-      <w:r>
-        <w:rPr>
-          <w:lang w:val="it-IT"/>
-        </w:rPr>
-        <w:t xml:space="preserve"> </w:t>
-      </w:r>
-      <w:proofErr w:type="spellStart"/>
-      <w:r>
-        <w:rPr>
-          <w:lang w:val="it-IT"/>
-        </w:rPr>
-        <w:t>controladores</w:t>
-      </w:r>
-      <w:proofErr w:type="spellEnd"/>
-      <w:r>
-        <w:rPr>
-          <w:lang w:val="it-IT"/>
-        </w:rPr>
-        <w:t xml:space="preserve"> del </w:t>
-      </w:r>
-      <w:proofErr w:type="spellStart"/>
-      <w:r>
-        <w:rPr>
-          <w:lang w:val="it-IT"/>
-        </w:rPr>
-        <w:t>Baccable</w:t>
-      </w:r>
-      <w:proofErr w:type="spellEnd"/>
-      <w:r>
-        <w:rPr>
-          <w:lang w:val="it-IT"/>
-        </w:rPr>
-        <w:t xml:space="preserve"> en </w:t>
-      </w:r>
-      <w:proofErr w:type="spellStart"/>
-      <w:r>
-        <w:rPr>
-          <w:lang w:val="it-IT"/>
-        </w:rPr>
-        <w:t>el</w:t>
-      </w:r>
-      <w:proofErr w:type="spellEnd"/>
-      <w:r>
-        <w:rPr>
-          <w:lang w:val="it-IT"/>
-        </w:rPr>
-        <w:t xml:space="preserve"> PC. Si en </w:t>
-      </w:r>
-      <w:proofErr w:type="spellStart"/>
-      <w:r>
-        <w:rPr>
-          <w:lang w:val="it-IT"/>
-        </w:rPr>
-        <w:t>el</w:t>
-      </w:r>
-      <w:proofErr w:type="spellEnd"/>
-      <w:r>
-        <w:rPr>
-          <w:lang w:val="it-IT"/>
-        </w:rPr>
-        <w:t xml:space="preserve"> PC </w:t>
-      </w:r>
-      <w:proofErr w:type="spellStart"/>
-      <w:r>
-        <w:rPr>
-          <w:lang w:val="it-IT"/>
-        </w:rPr>
-        <w:t>ya</w:t>
-      </w:r>
-      <w:proofErr w:type="spellEnd"/>
-      <w:r>
-        <w:rPr>
-          <w:lang w:val="it-IT"/>
-        </w:rPr>
-        <w:t xml:space="preserve"> </w:t>
-      </w:r>
-      <w:proofErr w:type="spellStart"/>
-      <w:r>
-        <w:rPr>
-          <w:lang w:val="it-IT"/>
-        </w:rPr>
-        <w:t>está</w:t>
-      </w:r>
-      <w:proofErr w:type="spellEnd"/>
-      <w:r>
-        <w:rPr>
-          <w:lang w:val="it-IT"/>
-        </w:rPr>
-        <w:t xml:space="preserve"> </w:t>
-      </w:r>
-      <w:proofErr w:type="spellStart"/>
-      <w:r>
-        <w:rPr>
-          <w:lang w:val="it-IT"/>
-        </w:rPr>
-        <w:t>instalado</w:t>
-      </w:r>
-      <w:proofErr w:type="spellEnd"/>
-      <w:r>
-        <w:rPr>
-          <w:lang w:val="it-IT"/>
-        </w:rPr>
-        <w:t xml:space="preserve"> </w:t>
+        <w:t xml:space="preserve">Para empezar, es necesario instalar los controladores del Baccable en el PC. Si en el PC ya está instalado </w:t>
       </w:r>
       <w:r>
         <w:rPr>
@@ -8590,7 +8446,6 @@
         </w:rPr>
         <w:t xml:space="preserve"> o </w:t>
       </w:r>
-      <w:proofErr w:type="spellStart"/>
       <w:r>
         <w:rPr>
           <w:rStyle w:val="Enfasigrassetto"/>
@@ -8598,84 +8453,12 @@
         </w:rPr>
         <w:t>DfuSe</w:t>
       </w:r>
-      <w:proofErr w:type="spellEnd"/>
-      <w:r>
-        <w:rPr>
-          <w:lang w:val="it-IT"/>
-        </w:rPr>
-        <w:t xml:space="preserve"> de ST, no es </w:t>
-      </w:r>
-      <w:proofErr w:type="spellStart"/>
-      <w:r>
-        <w:rPr>
-          <w:lang w:val="it-IT"/>
-        </w:rPr>
-        <w:t>necesario</w:t>
-      </w:r>
-      <w:proofErr w:type="spellEnd"/>
-      <w:r>
-        <w:rPr>
-          <w:lang w:val="it-IT"/>
-        </w:rPr>
-        <w:t xml:space="preserve"> </w:t>
-      </w:r>
-      <w:proofErr w:type="spellStart"/>
-      <w:r>
-        <w:rPr>
-          <w:lang w:val="it-IT"/>
-        </w:rPr>
-        <w:t>hacer</w:t>
-      </w:r>
-      <w:proofErr w:type="spellEnd"/>
-      <w:r>
-        <w:rPr>
-          <w:lang w:val="it-IT"/>
-        </w:rPr>
-        <w:t xml:space="preserve"> </w:t>
-      </w:r>
-      <w:proofErr w:type="spellStart"/>
-      <w:r>
-        <w:rPr>
-          <w:lang w:val="it-IT"/>
-        </w:rPr>
-        <w:t>nada</w:t>
-      </w:r>
-      <w:proofErr w:type="spellEnd"/>
-      <w:r>
-        <w:rPr>
-          <w:lang w:val="it-IT"/>
-        </w:rPr>
-        <w:t xml:space="preserve"> </w:t>
-      </w:r>
-      <w:proofErr w:type="spellStart"/>
-      <w:r>
-        <w:rPr>
-          <w:lang w:val="it-IT"/>
-        </w:rPr>
-        <w:t>más</w:t>
-      </w:r>
-      <w:proofErr w:type="spellEnd"/>
-      <w:r>
-        <w:rPr>
-          <w:lang w:val="it-IT"/>
-        </w:rPr>
-        <w:t xml:space="preserve">; en caso contrario, </w:t>
-      </w:r>
-      <w:proofErr w:type="spellStart"/>
-      <w:r>
-        <w:rPr>
-          <w:lang w:val="it-IT"/>
-        </w:rPr>
-        <w:t>utilice</w:t>
-      </w:r>
-      <w:proofErr w:type="spellEnd"/>
-      <w:r>
-        <w:rPr>
-          <w:lang w:val="it-IT"/>
-        </w:rPr>
-        <w:t xml:space="preserve"> </w:t>
-      </w:r>
-      <w:proofErr w:type="spellStart"/>
+      <w:r>
+        <w:rPr>
+          <w:lang w:val="it-IT"/>
+        </w:rPr>
+        <w:t xml:space="preserve"> de ST, no es necesario hacer nada más; en caso contrario, utilice </w:t>
+      </w:r>
       <w:r>
         <w:rPr>
           <w:rStyle w:val="Enfasigrassetto"/>
@@ -8683,7 +8466,6 @@
         </w:rPr>
         <w:t>Zadig</w:t>
       </w:r>
-      <w:proofErr w:type="spellEnd"/>
       <w:r>
         <w:rPr>
           <w:lang w:val="it-IT"/>
@@ -8703,49 +8485,7 @@
         <w:rPr>
           <w:lang w:val="it-IT"/>
         </w:rPr>
-        <w:t xml:space="preserve">), </w:t>
-      </w:r>
-      <w:proofErr w:type="spellStart"/>
-      <w:r>
-        <w:rPr>
-          <w:lang w:val="it-IT"/>
-        </w:rPr>
-        <w:t>poniendo</w:t>
-      </w:r>
-      <w:proofErr w:type="spellEnd"/>
-      <w:r>
-        <w:rPr>
-          <w:lang w:val="it-IT"/>
-        </w:rPr>
-        <w:t xml:space="preserve"> la placa en modo de </w:t>
-      </w:r>
-      <w:proofErr w:type="spellStart"/>
-      <w:r>
-        <w:rPr>
-          <w:lang w:val="it-IT"/>
-        </w:rPr>
-        <w:t>programación</w:t>
-      </w:r>
-      <w:proofErr w:type="spellEnd"/>
-      <w:r>
-        <w:rPr>
-          <w:lang w:val="it-IT"/>
-        </w:rPr>
-        <w:t xml:space="preserve"> y </w:t>
-      </w:r>
-      <w:proofErr w:type="spellStart"/>
-      <w:r>
-        <w:rPr>
-          <w:lang w:val="it-IT"/>
-        </w:rPr>
-        <w:t>luego</w:t>
-      </w:r>
-      <w:proofErr w:type="spellEnd"/>
-      <w:r>
-        <w:rPr>
-          <w:lang w:val="it-IT"/>
-        </w:rPr>
-        <w:t xml:space="preserve"> → Options </w:t>
+        <w:t xml:space="preserve">), poniendo la placa en modo de programación y luego → Options </w:t>
       </w:r>
       <w:r>
         <w:rPr>
@@ -8765,101 +8505,46 @@
           <w:rStyle w:val="Enfasicorsivo"/>
           <w:lang w:val="it-IT"/>
         </w:rPr>
-        <w:t xml:space="preserve">List </w:t>
-      </w:r>
-      <w:proofErr w:type="spellStart"/>
+        <w:t>List All Devices</w:t>
+      </w:r>
+      <w:r>
+        <w:rPr>
+          <w:lang w:val="it-IT"/>
+        </w:rPr>
+        <w:t xml:space="preserve"> → seleccione </w:t>
+      </w:r>
       <w:r>
         <w:rPr>
           <w:rStyle w:val="Enfasicorsivo"/>
           <w:lang w:val="it-IT"/>
         </w:rPr>
-        <w:t>All</w:t>
-      </w:r>
-      <w:proofErr w:type="spellEnd"/>
+        <w:t>STM32 BOOTLOADER</w:t>
+      </w:r>
+      <w:r>
+        <w:rPr>
+          <w:lang w:val="it-IT"/>
+        </w:rPr>
+        <w:t xml:space="preserve"> → controlador </w:t>
+      </w:r>
+      <w:r>
+        <w:rPr>
+          <w:rStyle w:val="Enfasigrassetto"/>
+          <w:lang w:val="it-IT"/>
+        </w:rPr>
+        <w:t>WinUSB</w:t>
+      </w:r>
+      <w:r>
+        <w:rPr>
+          <w:lang w:val="it-IT"/>
+        </w:rPr>
+        <w:t xml:space="preserve"> → </w:t>
+      </w:r>
       <w:r>
         <w:rPr>
           <w:rStyle w:val="Enfasicorsivo"/>
           <w:lang w:val="it-IT"/>
         </w:rPr>
-        <w:t xml:space="preserve"> Devices</w:t>
-      </w:r>
-      <w:r>
-        <w:rPr>
-          <w:lang w:val="it-IT"/>
-        </w:rPr>
-        <w:t xml:space="preserve"> → </w:t>
-      </w:r>
-      <w:proofErr w:type="spellStart"/>
-      <w:r>
-        <w:rPr>
-          <w:lang w:val="it-IT"/>
-        </w:rPr>
-        <w:t>seleccione</w:t>
-      </w:r>
-      <w:proofErr w:type="spellEnd"/>
-      <w:r>
-        <w:rPr>
-          <w:lang w:val="it-IT"/>
-        </w:rPr>
-        <w:t xml:space="preserve"> </w:t>
-      </w:r>
-      <w:r>
-        <w:rPr>
-          <w:rStyle w:val="Enfasicorsivo"/>
-          <w:lang w:val="it-IT"/>
-        </w:rPr>
-        <w:t>STM32 BOOTLOADER</w:t>
-      </w:r>
-      <w:r>
-        <w:rPr>
-          <w:lang w:val="it-IT"/>
-        </w:rPr>
-        <w:t xml:space="preserve"> → </w:t>
-      </w:r>
-      <w:proofErr w:type="spellStart"/>
-      <w:r>
-        <w:rPr>
-          <w:lang w:val="it-IT"/>
-        </w:rPr>
-        <w:t>controlador</w:t>
-      </w:r>
-      <w:proofErr w:type="spellEnd"/>
-      <w:r>
-        <w:rPr>
-          <w:lang w:val="it-IT"/>
-        </w:rPr>
-        <w:t xml:space="preserve"> </w:t>
-      </w:r>
-      <w:proofErr w:type="spellStart"/>
-      <w:r>
-        <w:rPr>
-          <w:rStyle w:val="Enfasigrassetto"/>
-          <w:lang w:val="it-IT"/>
-        </w:rPr>
-        <w:t>WinUSB</w:t>
-      </w:r>
-      <w:proofErr w:type="spellEnd"/>
-      <w:r>
-        <w:rPr>
-          <w:lang w:val="it-IT"/>
-        </w:rPr>
-        <w:t xml:space="preserve"> → </w:t>
-      </w:r>
-      <w:proofErr w:type="spellStart"/>
-      <w:r>
-        <w:rPr>
-          <w:rStyle w:val="Enfasicorsivo"/>
-          <w:lang w:val="it-IT"/>
-        </w:rPr>
-        <w:t>Install</w:t>
-      </w:r>
-      <w:proofErr w:type="spellEnd"/>
-      <w:r>
-        <w:rPr>
-          <w:rStyle w:val="Enfasicorsivo"/>
-          <w:lang w:val="it-IT"/>
-        </w:rPr>
-        <w:t xml:space="preserve"> Driver</w:t>
+        <w:t>Install Driver</w:t>
       </w:r>
       <w:r>
         <w:rPr>
@@ -8868,23 +8553,7 @@
         <w:t xml:space="preserve">. </w:t>
       </w:r>
       <w:r>
-        <w:t xml:space="preserve">Al </w:t>
-      </w:r>
-      <w:proofErr w:type="spellStart"/>
-      <w:r>
-        <w:t>finalizar</w:t>
-      </w:r>
-      <w:proofErr w:type="spellEnd"/>
-      <w:r>
-        <w:t xml:space="preserve">, </w:t>
-      </w:r>
-      <w:proofErr w:type="spellStart"/>
-      <w:r>
-        <w:t>desconecte</w:t>
-      </w:r>
-      <w:proofErr w:type="spellEnd"/>
-      <w:r>
-        <w:t xml:space="preserve"> la placa.</w:t>
+        <w:t>Al finalizar, desconecte la placa.</w:t>
       </w:r>
     </w:p>
     <w:p>
@@ -9001,7 +8670,7 @@
         </w:rPr>
         <w:lastRenderedPageBreak/>
         <w:drawing>
-          <wp:inline distT="0" distB="0" distL="0" distR="0" wp14:anchorId="57447679" wp14:editId="329D0584">
+          <wp:inline distT="0" distB="0" distL="0" distR="0" wp14:anchorId="4E29B671" wp14:editId="3148E8B0">
             <wp:extent cx="4334375" cy="2557346"/>
             <wp:effectExtent l="0" t="0" r="9525" b="0"/>
             <wp:docPr id="1188958908" name="Immagine 1"/>
@@ -9077,7 +8746,7 @@
           <w:noProof/>
         </w:rPr>
         <w:drawing>
-          <wp:inline distT="0" distB="0" distL="0" distR="0" wp14:anchorId="603CA64C" wp14:editId="21BCD18C">
+          <wp:inline distT="0" distB="0" distL="0" distR="0" wp14:anchorId="55138765" wp14:editId="693E1743">
             <wp:extent cx="2683727" cy="4247330"/>
             <wp:effectExtent l="0" t="0" r="2540" b="1270"/>
             <wp:docPr id="510535527" name="Immagine 2"/>
@@ -9154,7 +8823,7 @@
         </w:rPr>
         <w:lastRenderedPageBreak/>
         <w:drawing>
-          <wp:inline distT="0" distB="0" distL="0" distR="0" wp14:anchorId="4FBD7162" wp14:editId="6E7818A2">
+          <wp:inline distT="0" distB="0" distL="0" distR="0" wp14:anchorId="0E0F62EC" wp14:editId="7F52BBB1">
             <wp:extent cx="2445834" cy="1925811"/>
             <wp:effectExtent l="0" t="0" r="0" b="0"/>
             <wp:docPr id="307536508" name="Immagine 3"/>
@@ -9252,7 +8921,7 @@
           <w:noProof/>
         </w:rPr>
         <w:drawing>
-          <wp:inline distT="0" distB="0" distL="0" distR="0" wp14:anchorId="4A10EE3F" wp14:editId="3BD0010C">
+          <wp:inline distT="0" distB="0" distL="0" distR="0" wp14:anchorId="23F76BD7" wp14:editId="65F0D85E">
             <wp:extent cx="2596684" cy="2096135"/>
             <wp:effectExtent l="0" t="0" r="0" b="0"/>
             <wp:docPr id="457713742" name="Immagine 4"/>
@@ -9328,7 +8997,7 @@
           <w:noProof/>
         </w:rPr>
         <w:drawing>
-          <wp:inline distT="0" distB="0" distL="0" distR="0" wp14:anchorId="68806034" wp14:editId="1BC107E4">
+          <wp:inline distT="0" distB="0" distL="0" distR="0" wp14:anchorId="63A97001" wp14:editId="763AB8BE">
             <wp:extent cx="2715218" cy="1888056"/>
             <wp:effectExtent l="0" t="0" r="9525" b="0"/>
             <wp:docPr id="261869361" name="Immagine 5"/>
@@ -9405,7 +9074,7 @@
           <w:noProof/>
         </w:rPr>
         <w:drawing>
-          <wp:inline distT="0" distB="0" distL="0" distR="0" wp14:anchorId="0AC4DAAB" wp14:editId="17ACB860">
+          <wp:inline distT="0" distB="0" distL="0" distR="0" wp14:anchorId="45CE3DD2" wp14:editId="1426713E">
             <wp:extent cx="2375360" cy="1947979"/>
             <wp:effectExtent l="0" t="0" r="6350" b="0"/>
             <wp:docPr id="1286779808" name="Immagine 6"/>
@@ -9477,7 +9146,7 @@
         <mc:AlternateContent>
           <mc:Choice Requires="wps">
             <w:drawing>
-              <wp:anchor distT="0" distB="0" distL="114300" distR="114300" simplePos="0" relativeHeight="251670528" behindDoc="0" locked="0" layoutInCell="1" allowOverlap="1" wp14:anchorId="4FCC2C20" wp14:editId="66C5BA43">
+              <wp:anchor distT="0" distB="0" distL="114300" distR="114300" simplePos="0" relativeHeight="251670528" behindDoc="0" locked="0" layoutInCell="1" allowOverlap="1" wp14:anchorId="21D303BC" wp14:editId="3742FD38">
                 <wp:simplePos x="0" y="0"/>
                 <wp:positionH relativeFrom="column">
                   <wp:posOffset>3443085</wp:posOffset>
@@ -9544,7 +9213,7 @@
           <w:lang w:val="it-IT"/>
         </w:rPr>
         <w:drawing>
-          <wp:inline distT="0" distB="0" distL="0" distR="0" wp14:anchorId="4A879918" wp14:editId="4F09181E">
+          <wp:inline distT="0" distB="0" distL="0" distR="0" wp14:anchorId="1FF9107B" wp14:editId="30FA0EEF">
             <wp:extent cx="4076037" cy="3060296"/>
             <wp:effectExtent l="0" t="0" r="1270" b="6985"/>
             <wp:docPr id="1799200996" name="Immagine 1"/>
@@ -9590,7 +9259,7 @@
           <w:lang w:val="it-IT"/>
         </w:rPr>
       </w:pPr>
-      <w:bookmarkStart w:id="14" w:name="_Toc239527281"/>
+      <w:bookmarkStart w:id="14" w:name="_Toc243860547"/>
       <w:r>
         <w:rPr>
           <w:rStyle w:val="Enfasigrassetto"/>
@@ -9663,49 +9332,7 @@
         <w:rPr>
           <w:lang w:val="it-IT"/>
         </w:rPr>
-        <w:t xml:space="preserve">la </w:t>
-      </w:r>
-      <w:proofErr w:type="spellStart"/>
-      <w:r>
-        <w:rPr>
-          <w:lang w:val="it-IT"/>
-        </w:rPr>
-        <w:t>aplicación</w:t>
-      </w:r>
-      <w:proofErr w:type="spellEnd"/>
-      <w:r>
-        <w:rPr>
-          <w:lang w:val="it-IT"/>
-        </w:rPr>
-        <w:t xml:space="preserve"> </w:t>
-      </w:r>
-      <w:proofErr w:type="spellStart"/>
-      <w:r>
-        <w:rPr>
-          <w:lang w:val="it-IT"/>
-        </w:rPr>
-        <w:t>BaccableApp</w:t>
-      </w:r>
-      <w:proofErr w:type="spellEnd"/>
-      <w:r>
-        <w:rPr>
-          <w:lang w:val="it-IT"/>
-        </w:rPr>
-        <w:t xml:space="preserve">, </w:t>
-      </w:r>
-      <w:proofErr w:type="spellStart"/>
-      <w:r>
-        <w:rPr>
-          <w:lang w:val="it-IT"/>
-        </w:rPr>
-        <w:t>disponible</w:t>
-      </w:r>
-      <w:proofErr w:type="spellEnd"/>
-      <w:r>
-        <w:rPr>
-          <w:lang w:val="it-IT"/>
-        </w:rPr>
-        <w:t xml:space="preserve"> en </w:t>
+        <w:t xml:space="preserve">la aplicación BaccableApp, disponible en </w:t>
       </w:r>
       <w:hyperlink r:id="rId31" w:history="1">
         <w:r>
@@ -9727,15 +9354,7 @@
         <w:jc w:val="both"/>
       </w:pPr>
       <w:r>
-        <w:t xml:space="preserve">un cable USB entre </w:t>
-      </w:r>
-      <w:proofErr w:type="spellStart"/>
-      <w:r>
-        <w:t>el</w:t>
-      </w:r>
-      <w:proofErr w:type="spellEnd"/>
-      <w:r>
-        <w:t xml:space="preserve"> smartphone y el BACCABLE</w:t>
+        <w:t>un cable USB entre el smartphone y el BACCABLE</w:t>
       </w:r>
     </w:p>
     <w:p/>
@@ -9859,7 +9478,7 @@
           <w:noProof/>
         </w:rPr>
         <w:drawing>
-          <wp:inline distT="0" distB="0" distL="0" distR="0" wp14:anchorId="02B447A4" wp14:editId="4B63EFC8">
+          <wp:inline distT="0" distB="0" distL="0" distR="0" wp14:anchorId="041BAEE9" wp14:editId="3511CA15">
             <wp:extent cx="988741" cy="1500052"/>
             <wp:effectExtent l="0" t="0" r="1905" b="5080"/>
             <wp:docPr id="2066241549" name="Immagine 1"/>
@@ -9938,7 +9557,7 @@
           <w:noProof/>
         </w:rPr>
         <w:drawing>
-          <wp:inline distT="0" distB="0" distL="0" distR="0" wp14:anchorId="0344F183" wp14:editId="00A9303C">
+          <wp:inline distT="0" distB="0" distL="0" distR="0" wp14:anchorId="06824C44" wp14:editId="5EBAB4CD">
             <wp:extent cx="1776095" cy="3425876"/>
             <wp:effectExtent l="0" t="0" r="0" b="3175"/>
             <wp:docPr id="1296378366" name="Immagine 3"/>
@@ -10036,7 +9655,7 @@
         </w:rPr>
         <w:lastRenderedPageBreak/>
         <w:drawing>
-          <wp:inline distT="0" distB="0" distL="0" distR="0" wp14:anchorId="08CBDC7D" wp14:editId="5C8F4DD1">
+          <wp:inline distT="0" distB="0" distL="0" distR="0" wp14:anchorId="5CD99D09" wp14:editId="6C178E4B">
             <wp:extent cx="1851103" cy="3463569"/>
             <wp:effectExtent l="0" t="0" r="0" b="3810"/>
             <wp:docPr id="1780467428" name="Immagine 4"/>
@@ -10116,7 +9735,7 @@
         </w:rPr>
         <w:lastRenderedPageBreak/>
         <w:drawing>
-          <wp:inline distT="0" distB="0" distL="0" distR="0" wp14:anchorId="0DA564E6" wp14:editId="01C2FDBA">
+          <wp:inline distT="0" distB="0" distL="0" distR="0" wp14:anchorId="3D2F143E" wp14:editId="52285A93">
             <wp:extent cx="2430966" cy="5412773"/>
             <wp:effectExtent l="0" t="0" r="7620" b="0"/>
             <wp:docPr id="381474052" name="Immagine 6"/>
@@ -10201,7 +9820,7 @@
       <w:bookmarkStart w:id="15" w:name="_Toc205197644"/>
       <w:bookmarkStart w:id="16" w:name="_Toc205197645"/>
       <w:bookmarkStart w:id="17" w:name="_Hlk194154488"/>
-      <w:bookmarkStart w:id="18" w:name="_Toc239527282"/>
+      <w:bookmarkStart w:id="18" w:name="_Toc243860548"/>
       <w:bookmarkEnd w:id="15"/>
       <w:bookmarkEnd w:id="16"/>
       <w:r>
@@ -10227,7 +9846,7 @@
         </w:rPr>
       </w:pPr>
       <w:bookmarkStart w:id="19" w:name="_Toc196901128"/>
-      <w:bookmarkStart w:id="20" w:name="_Toc239527283"/>
+      <w:bookmarkStart w:id="20" w:name="_Toc243860549"/>
       <w:r>
         <w:rPr>
           <w:rStyle w:val="Enfasigrassetto"/>
@@ -10469,25 +10088,22 @@
       <w:pPr>
         <w:jc w:val="both"/>
         <w:rPr>
-          <w:rStyle w:val="Enfasigrassetto"/>
-          <w:rFonts w:eastAsiaTheme="majorEastAsia" w:cstheme="minorHAnsi"/>
-          <w:sz w:val="32"/>
-          <w:szCs w:val="32"/>
+          <w:lang w:val="es-ES"/>
         </w:rPr>
       </w:pPr>
       <w:r>
         <w:rPr>
           <w:b/>
           <w:bCs/>
-        </w:rPr>
-        <w:t>ADVERTENCIA: El menú SETUP incluye dos funciones actualmente en desarrollo que no deben activarse: REMOTE START, READ FAULTS y PEDAL BOOSTER</w:t>
-      </w:r>
-      <w:r>
-        <w:rPr>
-          <w:rStyle w:val="Enfasigrassetto"/>
-          <w:rFonts w:cstheme="minorHAnsi"/>
-        </w:rPr>
-        <w:br w:type="page"/>
+          <w:lang w:val="es-ES"/>
+        </w:rPr>
+        <w:t xml:space="preserve">ADVERTENCIA: </w:t>
+      </w:r>
+      <w:r>
+        <w:rPr>
+          <w:lang w:val="es-ES"/>
+        </w:rPr>
+        <w:t>El menú SETUP incluye una función actualmente en desarrollo que no debe activarse: REMOTE START.</w:t>
       </w:r>
     </w:p>
     <w:p>
@@ -10499,14 +10115,13 @@
           <w:color w:val="auto"/>
         </w:rPr>
       </w:pPr>
-      <w:bookmarkStart w:id="21" w:name="_Toc239527284"/>
+      <w:bookmarkStart w:id="21" w:name="_Toc243860550"/>
       <w:r>
         <w:rPr>
           <w:rStyle w:val="Enfasigrassetto"/>
           <w:rFonts w:asciiTheme="minorHAnsi" w:hAnsiTheme="minorHAnsi" w:cstheme="minorHAnsi"/>
           <w:color w:val="auto"/>
         </w:rPr>
-        <w:lastRenderedPageBreak/>
         <w:t>2.2</w:t>
       </w:r>
       <w:r>
@@ -10531,6 +10146,7 @@
           <w:b/>
           <w:bCs/>
         </w:rPr>
+        <w:lastRenderedPageBreak/>
         <w:t>Descripción breve:</w:t>
       </w:r>
       <w:r>
@@ -10606,7 +10222,7 @@
           <w:lang w:val="it-IT"/>
         </w:rPr>
       </w:pPr>
-      <w:bookmarkStart w:id="22" w:name="_Toc239527285"/>
+      <w:bookmarkStart w:id="22" w:name="_Toc243860551"/>
       <w:r>
         <w:rPr>
           <w:rStyle w:val="Enfasigrassetto"/>
@@ -10699,7 +10315,7 @@
         <w:jc w:val="both"/>
       </w:pPr>
       <w:r>
-        <w:t>Conecte el cable USB del bus USB deseado al PC (con sistema operativo Windows).</w:t>
+        <w:t>Conecte el cable USB del bus deseado al PC (con sistema operativo Windows).</w:t>
       </w:r>
     </w:p>
     <w:p>
@@ -10713,7 +10329,7 @@
         <w:jc w:val="both"/>
       </w:pPr>
       <w:r>
-        <w:t>Abra SavvyCan (el enlace al proyecto de código abierto Savvycan está disponible en el repositorio de Baccable en GitHub)</w:t>
+        <w:t>Abra SavvyCan (el enlace al proyecto de código abierto SavvyCan está disponible en el repositorio de Baccable en GitHub).</w:t>
       </w:r>
     </w:p>
     <w:p>
@@ -10727,7 +10343,7 @@
         <w:jc w:val="both"/>
       </w:pPr>
       <w:r>
-        <w:t>Desde el menú superior “Connection”, seleccione “Open Connection Window”</w:t>
+        <w:t>Desde el menú superior “Connection”, seleccione “Open Connection Window”.</w:t>
       </w:r>
     </w:p>
     <w:p>
@@ -10741,7 +10357,7 @@
         <w:jc w:val="both"/>
       </w:pPr>
       <w:r>
-        <w:t>Desde la ventana “Connection Settings”, pulse el botón “Add new Device Connection”</w:t>
+        <w:t>En la ventana “Connection Settings”, pulse el botón “Add new Device Connection”.</w:t>
       </w:r>
     </w:p>
     <w:p>
@@ -10761,7 +10377,7 @@
         <w:rPr>
           <w:lang w:val="it-IT"/>
         </w:rPr>
-        <w:t>Desde la ventana “New connection”, seleccione la opción “LAWICEL/SLCAN”</w:t>
+        <w:t>En la ventana “New Connection”, seleccione la opción “LAWICEL/SLCAN”.</w:t>
       </w:r>
     </w:p>
     <w:p>
@@ -10781,7 +10397,7 @@
         <w:rPr>
           <w:lang w:val="it-IT"/>
         </w:rPr>
-        <w:t>Desde la ventana “New connection”, seleccione en el menú desplegable serial el puerto COM donde se encontró el Baccable (puede consultar el Administrador de dispositivos para ver qué puerto serie COM virtual está asociado al BACCABLE, identificado como dispositivo ST)</w:t>
+        <w:t>En la ventana “New Connection”, seleccione en el menú desplegable el puerto COM al que se ha asociado el Baccable (puede consultar el “Administrador de dispositivos” de Windows para ver qué puerto COM virtual está asociado al Baccable, detectado como dispositivo ST).</w:t>
       </w:r>
     </w:p>
     <w:p>
@@ -10801,7 +10417,7 @@
         <w:rPr>
           <w:lang w:val="it-IT"/>
         </w:rPr>
-        <w:t>Desde la ventana “New connection”, deje la velocidad del puerto serie por defecto (115000bps)</w:t>
+        <w:t>En la ventana “New Connection”, deje la velocidad del puerto serie en el valor predeterminado (115000bps).</w:t>
       </w:r>
     </w:p>
     <w:p>
@@ -10821,7 +10437,7 @@
         <w:rPr>
           <w:lang w:val="it-IT"/>
         </w:rPr>
-        <w:t>Desde la ventana “New connection”, configure la velocidad del bus CAN según la velocidad del bus deseado (500000bps para C1 y C2, o 125000bps para el bus BH)</w:t>
+        <w:t>En la ventana “New Connection”, configure la velocidad del bus CAN según el bus deseado (500000bps para C1 y C2, o 125000bps para el bus BH).</w:t>
       </w:r>
     </w:p>
     <w:p>
@@ -10835,7 +10451,7 @@
         <w:jc w:val="both"/>
       </w:pPr>
       <w:r>
-        <w:t>Desde la ventana “New connection”, pulse el botón “create new connection”</w:t>
+        <w:t>En la ventana “New Connection”, pulse el botón “Create new connection”.</w:t>
       </w:r>
     </w:p>
     <w:p>
@@ -10855,7 +10471,7 @@
         <w:rPr>
           <w:lang w:val="it-IT"/>
         </w:rPr>
-        <w:t>Cierre la ventana “connection settings”</w:t>
+        <w:t>Cierre la ventana “Connection Settings”.</w:t>
       </w:r>
     </w:p>
     <w:p>
@@ -10875,7 +10491,7 @@
         <w:rPr>
           <w:lang w:val="it-IT"/>
         </w:rPr>
-        <w:t>Si las ECU del vehículo se están comunicando, verá los mensajes correspondientes en la ventana principal de Savvycan.</w:t>
+        <w:t>Si las ECU del vehículo se están comunicando, verá los mensajes correspondientes en la ventana principal de SavvyCan.</w:t>
       </w:r>
     </w:p>
     <w:p>
@@ -10895,7 +10511,7 @@
         <w:rPr>
           <w:lang w:val="it-IT"/>
         </w:rPr>
-        <w:t>En el lado derecho de la ventana es posible detener y borrar la captura; en la parte inferior derecha de la ventana es posible filtrar los mensajes mostrados</w:t>
+        <w:t>En el lado derecho de la ventana es posible detener y borrar la captura, mientras que en la parte inferior derecha es posible filtrar los mensajes mostrados.</w:t>
       </w:r>
     </w:p>
     <w:p>
@@ -10915,7 +10531,7 @@
         <w:rPr>
           <w:lang w:val="it-IT"/>
         </w:rPr>
-        <w:t>Desde el menú superior file, puede seleccionar Save Log File o Load Log File para guardar la grabación actual o abrir mensajes grabados previamente.</w:t>
+        <w:t>Desde el menú superior “File”, puede seleccionar “Save Log File” o “Load Log File” para guardar la grabación actual o abrir mensajes grabados previamente.</w:t>
       </w:r>
     </w:p>
     <w:p>
@@ -10935,7 +10551,7 @@
         <w:rPr>
           <w:lang w:val="it-IT"/>
         </w:rPr>
-        <w:t>Desde la parte central inferior de la ventana principal puede enviar mensajes al bus CAN (instrucciones detalladas en el repositorio de Savvycan)</w:t>
+        <w:t>En la parte central inferior de la ventana principal puede enviar mensajes al bus CAN (instrucciones detalladas en el repositorio de SavvyCan).</w:t>
       </w:r>
     </w:p>
     <w:p>
@@ -10955,8 +10571,7 @@
         <w:rPr>
           <w:lang w:val="it-IT"/>
         </w:rPr>
-        <w:lastRenderedPageBreak/>
-        <w:t>Desde el menú RE TOOLS puede seleccionar sniffer para acceder a una ventana donde puede analizar los bytes que cambian ante eventos específicos.</w:t>
+        <w:t>Desde el menú “RE TOOLS” puede seleccionar “Sniffer” para acceder a una ventana en la que analizar las variaciones de los bytes en función de eventos específicos.</w:t>
       </w:r>
     </w:p>
     <w:p>
@@ -10978,7 +10593,7 @@
           <w:lang w:val="it-IT"/>
         </w:rPr>
       </w:pPr>
-      <w:bookmarkStart w:id="23" w:name="_Toc239527286"/>
+      <w:bookmarkStart w:id="23" w:name="_Toc243860552"/>
       <w:r>
         <w:rPr>
           <w:rStyle w:val="Enfasigrassetto"/>
@@ -10986,6 +10601,7 @@
           <w:color w:val="auto"/>
           <w:lang w:val="it-IT"/>
         </w:rPr>
+        <w:lastRenderedPageBreak/>
         <w:t>2.2.2</w:t>
       </w:r>
       <w:r>
@@ -11300,7 +10916,7 @@
         <w:rPr>
           <w:lang w:val="it-IT"/>
         </w:rPr>
-        <w:t>Cada vez que se pulsa el botón de conexión, se creará un nuevo archivo recording.CSV y log.TXT.</w:t>
+        <w:t>Cada vez que se pulsa el botón de conexión, se crearán un nuevo archivo recording.CSV y un nuevo archivo log.TXT.</w:t>
       </w:r>
     </w:p>
     <w:p>
@@ -11345,14 +10961,13 @@
           <w:color w:val="auto"/>
         </w:rPr>
       </w:pPr>
-      <w:bookmarkStart w:id="24" w:name="_Toc239527287"/>
+      <w:bookmarkStart w:id="24" w:name="_Toc243860553"/>
       <w:r>
         <w:rPr>
           <w:rStyle w:val="Enfasigrassetto"/>
           <w:rFonts w:asciiTheme="minorHAnsi" w:hAnsiTheme="minorHAnsi" w:cstheme="minorHAnsi"/>
           <w:color w:val="auto"/>
         </w:rPr>
-        <w:lastRenderedPageBreak/>
         <w:t>2.3</w:t>
       </w:r>
       <w:r>
@@ -11362,7 +10977,7 @@
           <w:color w:val="auto"/>
         </w:rPr>
         <w:tab/>
-        <w:t>Desactivador de Start&amp;Stop</w:t>
+        <w:t>Start&amp;Stop disabler</w:t>
       </w:r>
       <w:bookmarkEnd w:id="24"/>
     </w:p>
@@ -11387,6 +11002,7 @@
           <w:b/>
           <w:bCs/>
         </w:rPr>
+        <w:lastRenderedPageBreak/>
         <w:t xml:space="preserve">Descripción breve: Desactiva el Start&amp;Stop, si el motor está girando y si el Start&amp;Stop no está ya desactivado. </w:t>
       </w:r>
       <w:r>
@@ -11408,7 +11024,7 @@
         <w:rPr>
           <w:lang w:val="it-IT"/>
         </w:rPr>
-        <w:t>No se requiere ninguna instrucción adicional</w:t>
+        <w:t>No se requieren instrucciones adicionales.</w:t>
       </w:r>
       <w:r>
         <w:rPr>
@@ -11427,7 +11043,7 @@
           <w:lang w:val="it-IT"/>
         </w:rPr>
       </w:pPr>
-      <w:bookmarkStart w:id="25" w:name="_Toc239527288"/>
+      <w:bookmarkStart w:id="25" w:name="_Toc243860554"/>
       <w:r>
         <w:rPr>
           <w:rStyle w:val="Enfasigrassetto"/>
@@ -11436,8 +11052,9 @@
           <w:lang w:val="it-IT"/>
         </w:rPr>
         <w:lastRenderedPageBreak/>
-        <w:t>2.4</w:t>
-      </w:r>
+        <w:t>2.4Immobilizer</w:t>
+      </w:r>
+      <w:bookmarkEnd w:id="25"/>
       <w:r>
         <w:rPr>
           <w:rStyle w:val="Enfasigrassetto"/>
@@ -11446,9 +11063,7 @@
           <w:lang w:val="it-IT"/>
         </w:rPr>
         <w:tab/>
-        <w:t>Inmovilizador</w:t>
-      </w:r>
-      <w:bookmarkEnd w:id="25"/>
+      </w:r>
     </w:p>
     <w:p>
       <w:pPr>
@@ -11468,11 +11083,9 @@
       </w:pPr>
       <w:r>
         <w:rPr>
-          <w:b/>
-          <w:bCs/>
-          <w:lang w:val="it-IT"/>
-        </w:rPr>
-        <w:t>Descripción breve: Actúa como inmovilizador. Si se detecta una conexión al RFHUB, reinicia la conexión, impidiendo la incorporación de una llave, desactiva el encendido y activa la alarma de pánico (si está activada en el proxy). El inmovilizador puede desactivarse y reactivarse de forma permanente pulsando el botón del control de crucero hacia arriba durante 30 segundos con el motor en marcha y el control de crucero desactivado. El cuadro de instrumentos parpadeará 5-6 veces si el inmovilizador se desactivó correctamente, y 3 veces si se reactivó correctamente.</w:t>
+          <w:lang w:val="it-IT"/>
+        </w:rPr>
+        <w:t>Descripción breve: Actúa como inmovilizador. Si se detecta una conexión al RFHUB, la reinicia impidiendo que se añada una llave, desactiva el encendido y activa la PANIC ALARM (si está activada en el proxy). El inmovilizador puede desactivarse y reactivarse de forma permanente pulsando el botón del control de crucero hacia arriba durante 30 segundos con el motor en marcha y el control de crucero desactivado. El cuadro de instrumentos parpadeará 5-6 veces si el inmovilizador se ha desactivado correctamente y 3 veces si se ha reactivado.</w:t>
       </w:r>
     </w:p>
     <w:p>
@@ -11494,7 +11107,7 @@
         <w:rPr>
           <w:lang w:val="it-IT"/>
         </w:rPr>
-        <w:t>La función INMOVILIZADOR realiza lo siguiente:</w:t>
+        <w:t>La función IMMOBILIZER realiza las siguientes operaciones:</w:t>
       </w:r>
     </w:p>
     <w:p>
@@ -11512,7 +11125,7 @@
         <w:rPr>
           <w:lang w:val="it-IT"/>
         </w:rPr>
-        <w:t>Detecta si el ladrón intenta conectarse al RFHUB (lo hacen para añadir una llave al coche)</w:t>
+        <w:t>Detecta si un ladrón está intentando conectarse al RFHUB (para añadir una llave al vehículo).</w:t>
       </w:r>
     </w:p>
     <w:p>
@@ -11530,7 +11143,7 @@
         <w:rPr>
           <w:lang w:val="it-IT"/>
         </w:rPr>
-        <w:t>Inicia la alarma de pánico después de un segundo</w:t>
+        <w:t>Activa la PANIC ALARM después de un segundo.</w:t>
       </w:r>
     </w:p>
     <w:p>
@@ -11548,7 +11161,7 @@
         <w:rPr>
           <w:lang w:val="it-IT"/>
         </w:rPr>
-        <w:t>Reinicia continuamente el RFHUB para restablecer la conexión del ladrón, con este mensaje durante 10 segundos</w:t>
+        <w:t>Reinicia continuamente el RFHUB para interrumpir la conexión del ladrón, enviando un mensaje durante 10 segundos.</w:t>
       </w:r>
     </w:p>
     <w:p>
@@ -11566,7 +11179,7 @@
         <w:rPr>
           <w:lang w:val="it-IT"/>
         </w:rPr>
-        <w:t>tras 10 segundos deja de enviar mensajes y detiene la alarma, y vuelve a la escucha de mensajes del ladrón</w:t>
+        <w:t>Después de 10 segundos, deja de enviar mensajes, detiene la alarma y vuelve al modo de escucha para detectar nuevos intentos de conexión del ladrón.</w:t>
       </w:r>
     </w:p>
     <w:p>
@@ -11580,7 +11193,7 @@
         <w:rPr>
           <w:lang w:val="it-IT"/>
         </w:rPr>
-        <w:t>La alarma de pánico se activará solo si previamente ha activado la alarma de pánico en su ECU, mediante el procedimiento de alineación del proxy MES.</w:t>
+        <w:t>La PANIC ALARM se activará solo si se ha habilitado previamente en la ECU mediante el procedimiento de alineación del proxy con MES.</w:t>
       </w:r>
     </w:p>
     <w:p>
@@ -11594,7 +11207,7 @@
         <w:rPr>
           <w:lang w:val="it-IT"/>
         </w:rPr>
-        <w:t>La función Inmovilizador no detectará al ladrón si alimenta el BACCAble con una tensión disponible solo cuando el panel está encendido. Por lo tanto, si utiliza la función inmovilizador, conéctelo al puerto OBD de 12V, o conecte directamente el canable a la tensión USB de 5V tomada del conector de la interfaz USB en la zona central, cerca del encendedor de cigarrillos. De hecho, la tensión USB se activa en cuanto el ladrón despierta el rfhub.</w:t>
+        <w:t>La función Inmovilizador no detectará al ladrón si el BACCABLE se alimenta con una tensión disponible solo con el cuadro encendido. Por lo tanto, si se utiliza la función inmovilizador, conecte el BACCABLE al puerto OBD de 12V o directamente a la tensión USB de 5V tomada del conector de la interfaz USB de la zona central, cerca de la toma del encendedor. De hecho, la tensión USB se activa en cuanto el ladrón despierta el RFHUB.</w:t>
       </w:r>
     </w:p>
     <w:p>
@@ -11608,7 +11221,7 @@
         <w:rPr>
           <w:lang w:val="it-IT"/>
         </w:rPr>
-        <w:t>En cuanto empezamos a enviar el mensaje de reinicio del rfhub, tampoco funcionará el botón de encendido. El coche parecerá muerto.</w:t>
+        <w:t>Una vez iniciado el envío del mensaje de reinicio al RFHUB, ni siquiera el botón de encendido funcionará y el coche parecerá completamente apagado.</w:t>
       </w:r>
     </w:p>
     <w:p>
@@ -11622,7 +11235,7 @@
         <w:rPr>
           <w:lang w:val="it-IT"/>
         </w:rPr>
-        <w:t>El inmovilizador está activado por defecto al principio. Para alternar permanentemente el estado, debe estar con el motor en marcha, control de crucero desactivado, punto muerto, y pulsar suavemente el botón de aumento de velocidad del control de crucero durante unos 30 segundos. Si el inmo se desactiva, el brillo del cuadro de instrumentos parpadeará 5-6 veces. Si el inmo se activa, el cuadro parpadeará 3 veces. El cambio persiste después de una pérdida de alimentación. El estado actual del Inmovilizador también se muestra en el menú principal del BACCABLE con el texto “IMMOBILIZER ON” o “IMMOBILIZER OFF”.</w:t>
+        <w:t>El inmovilizador está activo por defecto al arrancar. Para cambiar el estado de forma permanente, el motor debe estar en marcha, el control de crucero desactivado, el cambio en punto muerto, y hay que pulsar suavemente el botón de aumento de velocidad del control de crucero durante unos 30-40 segundos. Si el inmovilizador se desactiva, la luminosidad del cuadro de instrumentos parpadeará 5-6 veces. Si se activa, parpadeará 3 veces. El cambio se mantiene incluso después de una pérdida de alimentación. El estado actual del inmovilizador también se puede ver en el menú principal del BACCABLE con el texto “IMMOBILIZER ON” o “IMMOBILIZER OFF”.</w:t>
       </w:r>
     </w:p>
     <w:p>
@@ -11636,7 +11249,7 @@
         <w:rPr>
           <w:lang w:val="it-IT"/>
         </w:rPr>
-        <w:t>Al conectar la alimentación al BACCABLE (o al enchufar el baccable), si el inmovilizador está activado, el LED azul del BACCABLE parpadeará dos veces y el cuadro de instrumentos parpadeará una vez. Esto es útil para saber cómo está configurado el inmovilizador.</w:t>
+        <w:t>Al alimentar el BACCABLE (o al conectar el BACCABLE), si el inmovilizador está activado, el LED azul del BACCABLE parpadeará dos veces y el cuadro de instrumentos parpadeará una vez. Esto es útil para comprobar el estado del inmovilizador.</w:t>
       </w:r>
     </w:p>
     <w:p>
@@ -11650,27 +11263,27 @@
         <w:rPr>
           <w:lang w:val="it-IT"/>
         </w:rPr>
-        <w:t xml:space="preserve">Para verificar el correcto funcionamiento del inmovilizador, es posible simular un intento de robo conectándose al RF HUB mediante un ELM327 y la aplicación para smartphone AlfaOBD o la aplicación </w:t>
+        <w:t xml:space="preserve">Para comprobar el correcto funcionamiento del inmovilizador, es posible simular la intervención del ladrón conectándose al RF HUB con un ELM327 y la app para smartphone alfaobd o la aplicación </w:t>
       </w:r>
       <w:r>
         <w:rPr>
           <w:lang w:val="it-IT"/>
         </w:rPr>
         <w:lastRenderedPageBreak/>
-        <w:t>Multiecuscan en un PC. Al intentar conectarse al RF HUB, ya no será posible el encendido y se activará la ALARMA DE PÁNICO, produciendo un sonido periódico del claxon.</w:t>
-      </w:r>
-    </w:p>
-    <w:p>
-      <w:pPr>
-        <w:rPr>
-          <w:lang w:val="it-IT"/>
-        </w:rPr>
-      </w:pPr>
-      <w:r>
-        <w:rPr>
-          <w:lang w:val="it-IT"/>
-        </w:rPr>
-        <w:t>NO SE ALARME: simplemente desconecte el ELM327, espere 30 segundos, y el BACCABLE detendrá la alarma de pánico. En general, recuerde que al arrancar el vehículo, meter una marcha y circular, incluso a velocidades muy bajas, la alarma de pánico se detiene automáticamente por la ECU del vehículo.</w:t>
+        <w:t>Multiecuscan en el PC. Al intentar conectarse al RF HUB, ya no será posible arrancar el vehículo y se activará la PANIC ALARM, que producirá un sonido periódico del claxon.</w:t>
+      </w:r>
+    </w:p>
+    <w:p>
+      <w:pPr>
+        <w:rPr>
+          <w:lang w:val="it-IT"/>
+        </w:rPr>
+      </w:pPr>
+      <w:r>
+        <w:rPr>
+          <w:lang w:val="it-IT"/>
+        </w:rPr>
+        <w:t>Sin pánico: desconecte el ELM327, espere 30 segundos y el baccable detendrá la panic alarm. En general, recuerde que al arrancar el vehículo, meter una marcha y empezar a circular, ya a muy pocos km/h la ECU del vehículo interrumpe automáticamente la panic alarm.</w:t>
       </w:r>
     </w:p>
     <w:p>
@@ -11694,7 +11307,7 @@
           <w:lang w:val="it-IT"/>
         </w:rPr>
       </w:pPr>
-      <w:bookmarkStart w:id="26" w:name="_Toc239527289"/>
+      <w:bookmarkStart w:id="26" w:name="_Toc243860555"/>
       <w:r>
         <w:rPr>
           <w:rStyle w:val="Enfasigrassetto"/>
@@ -11712,7 +11325,7 @@
           <w:lang w:val="it-IT"/>
         </w:rPr>
         <w:tab/>
-        <w:t>Controlador de tira de LEDs</w:t>
+        <w:t>Led Strip Controller</w:t>
       </w:r>
       <w:bookmarkEnd w:id="26"/>
     </w:p>
@@ -11732,11 +11345,9 @@
       </w:pPr>
       <w:r>
         <w:rPr>
-          <w:b/>
-          <w:bCs/>
-          <w:lang w:val="it-IT"/>
-        </w:rPr>
-        <w:t>Descripción breve: Controla una tira de LEDs WS281x según la posición del pedal del acelerador (requiere conectar el pin 8 a la tira de LEDs (opcional), mientras que la alimentación de la tira de LEDs debe proceder de una tensión ausente cuando el vehículo está apagado). Cada marcha está asociada a un patrón de color específico de la tira. Los LEDs se iluminan como un vúmetro según la presión del pedal del acelerador. Con el acelerador soltado, solo se iluminan los LEDs centrales. La tira de LEDs se controla asumiendo que el túnel central del coche está rodeado de LEDs. Por lo tanto, la parte central de la tira de LEDs se encuentra en la parte trasera del túnel central.</w:t>
+          <w:lang w:val="it-IT"/>
+        </w:rPr>
+        <w:t>Descripción breve: Controla una tira de LED WS281x en función de la posición del pedal del acelerador. Es necesario conectar el pin 8 a la tira de LED (opcional), mientras que la alimentación de la tira debe proceder de una tensión ausente cuando el vehículo está apagado. Cada marcha está asociada a un determinado esquema de color de la tira de LED. Los LED se encienden como un vúmetro según la posición del acelerador: se encienden progresivamente en función de la presión del pedal del acelerador. Cuando se suelta el acelerador, solo permanecen encendidos los LED centrales. Se supone que el túnel central del coche está rodeado por la tira de LED, por lo que la parte central queda en la parte trasera del túnel.</w:t>
       </w:r>
     </w:p>
     <w:p>
@@ -11782,7 +11393,7 @@
         <w:rPr>
           <w:lang w:val="it-IT"/>
         </w:rPr>
-        <w:t>Conecte el pin 8 al pin de control de la tira de LEDs</w:t>
+        <w:t>Conecte el pin 8 al pin de control de la tira de LED WS281x.</w:t>
       </w:r>
     </w:p>
     <w:p>
@@ -11802,7 +11413,7 @@
         <w:rPr>
           <w:lang w:val="it-IT"/>
         </w:rPr>
-        <w:t>Conecte el + y el – de la tira de LEDs a la tensión deseada (5V o 12V del coche), asegurándose de que sea una tensión que se corta cuando el coche entra en reposo, para evitar el drenaje de la batería. El número de LEDs de la tira debe corresponder con el número de LEDs configurado en el firmware.</w:t>
+        <w:t>Conecte los terminales + y - de la tira de LED a la tensión deseada (5V o 12V del coche), asegurándose de que esta se desactive cuando el coche entre en modo de reposo, para evitar el consumo de la batería. El número de LED de la tira debe corresponder al valor configurado en el firmware del BACCABLE.</w:t>
       </w:r>
     </w:p>
     <w:p>
@@ -11828,7 +11439,7 @@
         <w:rPr>
           <w:lang w:val="it-IT"/>
         </w:rPr>
-        <w:t>Un ejemplo de tensión disponible solo cuando el coche está encendido, por lo tanto adecuada para la tira de LEDs, es el pin 12 (+12V) y el 1 (GND) del conector relacionado con el Start&amp;Stop y el panel de luces.</w:t>
+        <w:t>Un ejemplo de alimentación presente solo con el vehículo encendido, y por tanto adecuada para alimentar la tira de LED, es el pin 12 (+12V) y el pin 1 (GND) del conector del panel Start&amp;Stop y luces.</w:t>
       </w:r>
     </w:p>
     <w:p>
@@ -11840,7 +11451,7 @@
           <w:noProof/>
         </w:rPr>
         <w:drawing>
-          <wp:inline distT="0" distB="0" distL="0" distR="0" wp14:anchorId="3173E6F5" wp14:editId="2F440161">
+          <wp:inline distT="0" distB="0" distL="0" distR="0" wp14:anchorId="7127A140" wp14:editId="18620B04">
             <wp:extent cx="3290675" cy="2134748"/>
             <wp:effectExtent l="0" t="0" r="5080" b="0"/>
             <wp:docPr id="377445167" name="Immagine 5"/>
@@ -11898,11 +11509,7 @@
         </w:rPr>
       </w:pPr>
       <w:r>
-        <w:rPr>
-          <w:b/>
-          <w:bCs/>
-        </w:rPr>
-        <w:t>Conector relacionado con el Start&amp;Stop y el panel de luces</w:t>
+        <w:t>Conector del panel Start&amp;Stop y luces</w:t>
       </w:r>
     </w:p>
     <w:p>
@@ -11919,6 +11526,7 @@
           <w:rStyle w:val="Enfasigrassetto"/>
           <w:rFonts w:cstheme="minorHAnsi"/>
         </w:rPr>
+        <w:lastRenderedPageBreak/>
         <w:br w:type="page"/>
       </w:r>
     </w:p>
@@ -11933,7 +11541,7 @@
           <w:lang w:val="it-IT"/>
         </w:rPr>
       </w:pPr>
-      <w:bookmarkStart w:id="27" w:name="_Toc239527290"/>
+      <w:bookmarkStart w:id="27" w:name="_Toc243860556"/>
       <w:r>
         <w:rPr>
           <w:rStyle w:val="Enfasigrassetto"/>
@@ -11960,89 +11568,176 @@
       <w:pPr>
         <w:jc w:val="both"/>
         <w:rPr>
+          <w:lang w:val="es-ES"/>
+        </w:rPr>
+      </w:pPr>
+    </w:p>
+    <w:p>
+      <w:pPr>
+        <w:jc w:val="both"/>
+        <w:rPr>
+          <w:lang w:val="es-ES"/>
+        </w:rPr>
+      </w:pPr>
+      <w:r>
+        <w:rPr>
           <w:b/>
           <w:bCs/>
-          <w:lang w:val="it-IT"/>
-        </w:rPr>
-      </w:pPr>
+          <w:lang w:val="es-ES"/>
+        </w:rPr>
+        <w:t xml:space="preserve">Descripción breve: </w:t>
+      </w:r>
+      <w:r>
+        <w:rPr>
+          <w:lang w:val="es-ES"/>
+        </w:rPr>
+        <w:t>Muestra, en modo race, el indicador de cambio de marcha en el cuadro de instrumentos (barras amarillas y mensaje SHIFT), a partir del umbral de régimen del motor configurado en el MAIN SETUP MENU.</w:t>
+      </w:r>
     </w:p>
     <w:p>
       <w:pPr>
         <w:jc w:val="both"/>
         <w:rPr>
-          <w:lang w:val="it-IT"/>
+          <w:lang w:val="es-ES"/>
         </w:rPr>
       </w:pPr>
       <w:r>
         <w:rPr>
           <w:b/>
           <w:bCs/>
-          <w:lang w:val="it-IT"/>
-        </w:rPr>
-        <w:t>Descripción breve: Muestra, en modo race, el indicador de cambio de marcha en el cuadro de instrumentos (solicitud de cambio de marcha) cuando se supera el umbral de RPM del motor definido. El umbral se almacena en el firmware del BACCABLE.</w:t>
+          <w:lang w:val="es-ES"/>
+        </w:rPr>
+        <w:t xml:space="preserve">Nota: </w:t>
+      </w:r>
+      <w:r>
+        <w:rPr>
+          <w:lang w:val="es-ES"/>
+        </w:rPr>
+        <w:t>Esta es una función que puede activarse y desactivarse mediante el MAIN SETUP MENU descrito en el apartado 2.1. El umbral de régimen del motor se configura en el elemento SHIFT RPM del MAIN SETUP MENU: cada pulsación del botón RES (o del botón DISTANCE) aumenta el umbral en 250 rpm; superadas las 6000 rpm se vuelve a empezar desde 1500 rpm (menú rotativo).</w:t>
       </w:r>
     </w:p>
     <w:p>
       <w:pPr>
         <w:jc w:val="both"/>
         <w:rPr>
-          <w:lang w:val="it-IT"/>
-        </w:rPr>
-      </w:pPr>
-    </w:p>
-    <w:p>
-      <w:pPr>
+          <w:lang w:val="es-ES"/>
+        </w:rPr>
+      </w:pPr>
+      <w:r>
+        <w:rPr>
+          <w:lang w:val="es-ES"/>
+        </w:rPr>
+        <w:t>El umbral configurado (SHIFT RPM) es el régimen al que aparece la primera barra amarilla; las barras siguientes y el mensaje SHIFT aparecen a regímenes más altos, según esta secuencia:</w:t>
+      </w:r>
+    </w:p>
+    <w:p>
+      <w:pPr>
+        <w:pStyle w:val="Paragrafoelenco"/>
+        <w:numPr>
+          <w:ilvl w:val="0"/>
+          <w:numId w:val="20"/>
+        </w:numPr>
         <w:jc w:val="both"/>
         <w:rPr>
-          <w:lang w:val="it-IT"/>
+          <w:lang w:val="es-ES"/>
         </w:rPr>
       </w:pPr>
       <w:r>
         <w:rPr>
           <w:b/>
           <w:bCs/>
-          <w:lang w:val="it-IT"/>
-        </w:rPr>
-        <w:t>Nota: Esta es una función que puede activarse y desactivarse mediante el SETUP MENU descrito en el apartado 2.1. El umbral de RPM del motor puede modificarse accediendo al menú SETUP como se indica en el apartado 2.1, elemento de menú SHIFT RPM. Cada vez que se pulsa el botón RES (o el botón DISTANCE), el umbral cambia en un menú rotativo.</w:t>
-      </w:r>
-    </w:p>
-    <w:p>
-      <w:pPr>
+          <w:lang w:val="es-ES"/>
+        </w:rPr>
+        <w:t>de SHIFT RPM a SHIFT RPM + 499 rpm</w:t>
+      </w:r>
+      <w:r>
+        <w:rPr>
+          <w:lang w:val="es-ES"/>
+        </w:rPr>
+        <w:t>: aparece la primera barra amarilla;</w:t>
+      </w:r>
+    </w:p>
+    <w:p>
+      <w:pPr>
+        <w:pStyle w:val="Paragrafoelenco"/>
+        <w:numPr>
+          <w:ilvl w:val="0"/>
+          <w:numId w:val="20"/>
+        </w:numPr>
         <w:jc w:val="both"/>
         <w:rPr>
-          <w:lang w:val="it-IT"/>
-        </w:rPr>
-      </w:pPr>
-      <w:r>
-        <w:rPr>
-          <w:lang w:val="it-IT"/>
-        </w:rPr>
-        <w:t>No se requieren más instrucciones.</w:t>
-      </w:r>
-    </w:p>
-    <w:p>
-      <w:pPr>
-        <w:jc w:val="both"/>
-        <w:rPr>
-          <w:lang w:val="it-IT"/>
-        </w:rPr>
-      </w:pPr>
-      <w:r>
-        <w:rPr>
-          <w:lang w:val="it-IT"/>
-        </w:rPr>
-        <w:t>Véase también el siguiente apartado (en caso de my23 o posterior) y el apartado 2.10 y sus conexiones (relacionadas con la activación del modo race).</w:t>
-      </w:r>
-    </w:p>
-    <w:p>
-      <w:pPr>
-        <w:jc w:val="both"/>
+          <w:lang w:val="es-ES"/>
+        </w:rPr>
+      </w:pPr>
+      <w:r>
         <w:rPr>
           <w:b/>
           <w:bCs/>
-          <w:lang w:val="it-IT"/>
-        </w:rPr>
-      </w:pPr>
+          <w:lang w:val="es-ES"/>
+        </w:rPr>
+        <w:t>de SHIFT RPM + 500 a SHIFT RPM + 999 rpm</w:t>
+      </w:r>
+      <w:r>
+        <w:rPr>
+          <w:lang w:val="es-ES"/>
+        </w:rPr>
+        <w:t>: aparecen dos barras amarillas;</w:t>
+      </w:r>
+    </w:p>
+    <w:p>
+      <w:pPr>
+        <w:pStyle w:val="Paragrafoelenco"/>
+        <w:numPr>
+          <w:ilvl w:val="0"/>
+          <w:numId w:val="20"/>
+        </w:numPr>
+        <w:jc w:val="both"/>
+        <w:rPr>
+          <w:lang w:val="es-ES"/>
+        </w:rPr>
+      </w:pPr>
+      <w:r>
+        <w:rPr>
+          <w:b/>
+          <w:bCs/>
+          <w:lang w:val="es-ES"/>
+        </w:rPr>
+        <w:t>a partir de SHIFT RPM + 1000 rpm</w:t>
+      </w:r>
+      <w:r>
+        <w:rPr>
+          <w:lang w:val="es-ES"/>
+        </w:rPr>
+        <w:t>: aparecen tres barras amarillas y el mensaje SHIFT.</w:t>
+      </w:r>
+    </w:p>
+    <w:p>
+      <w:pPr>
+        <w:jc w:val="both"/>
+        <w:rPr>
+          <w:lang w:val="es-ES"/>
+        </w:rPr>
+      </w:pPr>
+      <w:r>
+        <w:rPr>
+          <w:lang w:val="es-ES"/>
+        </w:rPr>
+        <w:t>Ejemplo: con SHIFT RPM configurado en 4000, la primera barra amarilla aparece a 4000 rpm, la segunda a 4500 rpm, mientras que el mensaje SHIFT con las tres barras amarillas aparece a 5000 rpm. Para ver el mensaje SHIFT a un régimen determinado, configure por tanto SHIFT RPM 1000 rpm por debajo de dicho régimen.</w:t>
+      </w:r>
+    </w:p>
+    <w:p>
+      <w:pPr>
+        <w:jc w:val="both"/>
+        <w:rPr>
+          <w:lang w:val="it-IT"/>
+        </w:rPr>
+      </w:pPr>
+      <w:r>
+        <w:rPr>
+          <w:lang w:val="it-IT"/>
+        </w:rPr>
+        <w:t>Véase también el siguiente apartado (en caso de my23 o posterior) y el apartado 2.10 y sus conexiones (relacionadas con la activación del modo race).</w:t>
+      </w:r>
     </w:p>
     <w:p>
       <w:pPr>
@@ -12055,7 +11750,7 @@
           <w:lang w:val="it-IT"/>
         </w:rPr>
       </w:pPr>
-      <w:bookmarkStart w:id="28" w:name="_Toc239527291"/>
+      <w:bookmarkStart w:id="28" w:name="_Toc243860557"/>
       <w:r>
         <w:rPr>
           <w:rStyle w:val="Enfasigrassetto"/>
@@ -12110,11 +11805,9 @@
       </w:pPr>
       <w:r>
         <w:rPr>
-          <w:b/>
-          <w:bCs/>
-          <w:lang w:val="it-IT"/>
-        </w:rPr>
-        <w:t>Nota: Esta es una función que puede activarse y desactivarse mediante el SETUP MENU descrito en el apartado 2.1</w:t>
+          <w:lang w:val="it-IT"/>
+        </w:rPr>
+        <w:t>Nota: Esta es una función que puede activarse y desactivarse mediante el SETUP MENU descrito en el apartado 2.1.</w:t>
       </w:r>
     </w:p>
     <w:p>
@@ -12136,7 +11829,7 @@
           <w:lang w:val="it-IT"/>
         </w:rPr>
       </w:pPr>
-      <w:bookmarkStart w:id="29" w:name="_Toc239527292"/>
+      <w:bookmarkStart w:id="29" w:name="_Toc243860558"/>
       <w:r>
         <w:rPr>
           <w:rStyle w:val="Enfasigrassetto"/>
@@ -12177,11 +11870,9 @@
       </w:pPr>
       <w:r>
         <w:rPr>
-          <w:b/>
-          <w:bCs/>
-          <w:lang w:val="it-IT"/>
-        </w:rPr>
-        <w:t>Descripción breve: Muestra parámetros adicionales en el cuadro de instrumentos. Puede activarse con el botón RES del control de crucero (o el botón DISTANCE), si el motor está en marcha y el control de crucero está desactivado. Navegue por el menú con los botones de subida y bajada del control de crucero, y los controles se desactivan cuando el control de crucero está activado</w:t>
+          <w:lang w:val="it-IT"/>
+        </w:rPr>
+        <w:t>Descripción breve: Muestra parámetros adicionales en el cuadro de instrumentos. Puede activarse con el botón RES (o el botón DISTANCE) del control de crucero, si el motor está en marcha y el control de crucero está desactivado. Navegue por el menú con los botones Cruise Control UP y Cruise Control DOWN. Los controles del menú se desactivan cuando el control de crucero está activado.</w:t>
       </w:r>
     </w:p>
     <w:p>
@@ -12228,6 +11919,7 @@
         <w:rPr>
           <w:lang w:val="it-IT"/>
         </w:rPr>
+        <w:lastRenderedPageBreak/>
         <w:t>Por defecto, el menú del cuadro de instrumentos está desactivado.</w:t>
       </w:r>
     </w:p>
@@ -12274,7 +11966,6 @@
         <w:rPr>
           <w:lang w:val="it-IT"/>
         </w:rPr>
-        <w:lastRenderedPageBreak/>
         <w:t>Para navegar por el menú rotativo, use los botones de subida y bajada del control de crucero. Al llegar al elemento SHOW PARAMS, pulse y suelte inmediatamente el botón RES (o el botón DISTANCE) del volante para acceder al menú SHOW PARAMS, donde se mostrarán los parámetros.</w:t>
       </w:r>
     </w:p>
@@ -12756,7 +12447,7 @@
                 <w:rFonts w:ascii="Calibri" w:eastAsia="Times New Roman" w:hAnsi="Calibri" w:cs="Calibri"/>
                 <w:color w:val="000000"/>
               </w:rPr>
-              <w:t>Oil Press.%Water T</w:t>
+              <w:t>Oil Press.&amp;Water T</w:t>
             </w:r>
           </w:p>
         </w:tc>
@@ -15197,7 +14888,7 @@
                 <w:rFonts w:ascii="Calibri" w:eastAsia="Times New Roman" w:hAnsi="Calibri" w:cs="Calibri"/>
                 <w:color w:val="000000"/>
               </w:rPr>
-              <w:t>EXAUST GAS</w:t>
+              <w:t>EXHAUST GAS</w:t>
             </w:r>
           </w:p>
         </w:tc>
@@ -16892,6 +16583,109 @@
                 <w:lang w:val="it-IT"/>
               </w:rPr>
               <w:t>Mejor tiempo en segundos de 100 a 200 km/h, almacenado permanentemente en el baccable</w:t>
+            </w:r>
+          </w:p>
+        </w:tc>
+      </w:tr>
+      <w:tr>
+        <w:trPr>
+          <w:cantSplit/>
+          <w:trHeight w:val="300"/>
+          <w:jc w:val="center"/>
+        </w:trPr>
+        <w:tc>
+          <w:tcPr>
+            <w:tcW w:w="1985" w:type="dxa"/>
+            <w:tcBorders>
+              <w:top w:val="single" w:sz="4" w:space="0" w:color="auto"/>
+              <w:left w:val="single" w:sz="4" w:space="0" w:color="auto"/>
+              <w:bottom w:val="single" w:sz="4" w:space="0" w:color="auto"/>
+              <w:right w:val="single" w:sz="4" w:space="0" w:color="auto"/>
+            </w:tcBorders>
+            <w:shd w:val="clear" w:color="auto" w:fill="auto"/>
+            <w:noWrap/>
+            <w:vAlign w:val="center"/>
+          </w:tcPr>
+          <w:p>
+            <w:pPr>
+              <w:spacing w:after="0" w:line="240" w:lineRule="auto"/>
+              <w:rPr>
+                <w:rFonts w:ascii="Calibri" w:eastAsia="Times New Roman" w:hAnsi="Calibri" w:cs="Calibri"/>
+                <w:color w:val="000000"/>
+                <w:lang w:val="it-IT"/>
+              </w:rPr>
+            </w:pPr>
+            <w:r>
+              <w:rPr>
+                <w:rFonts w:ascii="Calibri" w:eastAsia="Times New Roman" w:hAnsi="Calibri" w:cs="Calibri"/>
+                <w:color w:val="000000"/>
+                <w:lang w:val="it-IT"/>
+              </w:rPr>
+              <w:t>BrakePedal</w:t>
+            </w:r>
+          </w:p>
+        </w:tc>
+        <w:tc>
+          <w:tcPr>
+            <w:tcW w:w="1129" w:type="dxa"/>
+            <w:tcBorders>
+              <w:top w:val="single" w:sz="4" w:space="0" w:color="auto"/>
+              <w:left w:val="nil"/>
+              <w:bottom w:val="single" w:sz="4" w:space="0" w:color="auto"/>
+              <w:right w:val="single" w:sz="4" w:space="0" w:color="auto"/>
+            </w:tcBorders>
+            <w:shd w:val="clear" w:color="auto" w:fill="auto"/>
+            <w:noWrap/>
+            <w:vAlign w:val="bottom"/>
+          </w:tcPr>
+          <w:p>
+            <w:pPr>
+              <w:spacing w:after="0" w:line="240" w:lineRule="auto"/>
+              <w:rPr>
+                <w:rFonts w:ascii="Calibri" w:eastAsia="Times New Roman" w:hAnsi="Calibri" w:cs="Calibri"/>
+                <w:color w:val="000000"/>
+                <w:lang w:val="it-IT"/>
+              </w:rPr>
+            </w:pPr>
+            <w:r>
+              <w:rPr>
+                <w:rFonts w:ascii="Calibri" w:eastAsia="Times New Roman" w:hAnsi="Calibri" w:cs="Calibri"/>
+                <w:color w:val="000000"/>
+                <w:lang w:val="it-IT"/>
+              </w:rPr>
+              <w:t>%</w:t>
+            </w:r>
+          </w:p>
+        </w:tc>
+        <w:tc>
+          <w:tcPr>
+            <w:tcW w:w="5386" w:type="dxa"/>
+            <w:tcBorders>
+              <w:top w:val="single" w:sz="4" w:space="0" w:color="auto"/>
+              <w:left w:val="nil"/>
+              <w:bottom w:val="single" w:sz="4" w:space="0" w:color="auto"/>
+              <w:right w:val="single" w:sz="4" w:space="0" w:color="auto"/>
+            </w:tcBorders>
+            <w:shd w:val="clear" w:color="auto" w:fill="auto"/>
+            <w:noWrap/>
+            <w:vAlign w:val="bottom"/>
+          </w:tcPr>
+          <w:p>
+            <w:pPr>
+              <w:spacing w:after="0" w:line="240" w:lineRule="auto"/>
+              <w:rPr>
+                <w:rFonts w:ascii="Calibri" w:eastAsia="Times New Roman" w:hAnsi="Calibri" w:cs="Calibri"/>
+                <w:color w:val="000000"/>
+                <w:lang w:val="it-IT"/>
+              </w:rPr>
+            </w:pPr>
+            <w:r>
+              <w:rPr>
+                <w:rFonts w:ascii="Calibri" w:eastAsia="Times New Roman" w:hAnsi="Calibri" w:cs="Calibri"/>
+                <w:color w:val="000000"/>
+                <w:lang w:val="it-IT"/>
+              </w:rPr>
+              <w:t>Porcentaje de presión del pedal de freno (de 0 a 100%)</w:t>
             </w:r>
           </w:p>
         </w:tc>
@@ -17230,7 +17024,7 @@
                 <w:rFonts w:ascii="Calibri" w:eastAsia="Times New Roman" w:hAnsi="Calibri" w:cs="Calibri"/>
                 <w:color w:val="000000"/>
               </w:rPr>
-              <w:t>Oil Press.%Water T</w:t>
+              <w:t>Oil Press.&amp;Water T</w:t>
             </w:r>
           </w:p>
         </w:tc>
@@ -19556,7 +19350,7 @@
                 <w:rFonts w:ascii="Calibri" w:eastAsia="Times New Roman" w:hAnsi="Calibri" w:cs="Calibri"/>
                 <w:color w:val="000000"/>
               </w:rPr>
-              <w:t>EXAUST GAS</w:t>
+              <w:t>EXHAUST GAS</w:t>
             </w:r>
           </w:p>
         </w:tc>
@@ -21953,6 +21747,109 @@
           </w:p>
         </w:tc>
       </w:tr>
+      <w:tr>
+        <w:trPr>
+          <w:cantSplit/>
+          <w:trHeight w:val="300"/>
+          <w:jc w:val="center"/>
+        </w:trPr>
+        <w:tc>
+          <w:tcPr>
+            <w:tcW w:w="1985" w:type="dxa"/>
+            <w:tcBorders>
+              <w:top w:val="single" w:sz="4" w:space="0" w:color="auto"/>
+              <w:left w:val="single" w:sz="4" w:space="0" w:color="auto"/>
+              <w:bottom w:val="single" w:sz="4" w:space="0" w:color="auto"/>
+              <w:right w:val="single" w:sz="4" w:space="0" w:color="auto"/>
+            </w:tcBorders>
+            <w:shd w:val="clear" w:color="auto" w:fill="auto"/>
+            <w:noWrap/>
+            <w:vAlign w:val="center"/>
+          </w:tcPr>
+          <w:p>
+            <w:pPr>
+              <w:spacing w:after="0" w:line="240" w:lineRule="auto"/>
+              <w:rPr>
+                <w:rFonts w:ascii="Calibri" w:eastAsia="Times New Roman" w:hAnsi="Calibri" w:cs="Calibri"/>
+                <w:color w:val="000000"/>
+                <w:lang w:val="it-IT"/>
+              </w:rPr>
+            </w:pPr>
+            <w:r>
+              <w:rPr>
+                <w:rFonts w:ascii="Calibri" w:eastAsia="Times New Roman" w:hAnsi="Calibri" w:cs="Calibri"/>
+                <w:color w:val="000000"/>
+                <w:lang w:val="it-IT"/>
+              </w:rPr>
+              <w:t>BrakePedal</w:t>
+            </w:r>
+          </w:p>
+        </w:tc>
+        <w:tc>
+          <w:tcPr>
+            <w:tcW w:w="1129" w:type="dxa"/>
+            <w:tcBorders>
+              <w:top w:val="single" w:sz="4" w:space="0" w:color="auto"/>
+              <w:left w:val="nil"/>
+              <w:bottom w:val="single" w:sz="4" w:space="0" w:color="auto"/>
+              <w:right w:val="single" w:sz="4" w:space="0" w:color="auto"/>
+            </w:tcBorders>
+            <w:shd w:val="clear" w:color="auto" w:fill="auto"/>
+            <w:noWrap/>
+            <w:vAlign w:val="bottom"/>
+          </w:tcPr>
+          <w:p>
+            <w:pPr>
+              <w:spacing w:after="0" w:line="240" w:lineRule="auto"/>
+              <w:rPr>
+                <w:rFonts w:ascii="Calibri" w:eastAsia="Times New Roman" w:hAnsi="Calibri" w:cs="Calibri"/>
+                <w:color w:val="000000"/>
+                <w:lang w:val="it-IT"/>
+              </w:rPr>
+            </w:pPr>
+            <w:r>
+              <w:rPr>
+                <w:rFonts w:ascii="Calibri" w:eastAsia="Times New Roman" w:hAnsi="Calibri" w:cs="Calibri"/>
+                <w:color w:val="000000"/>
+                <w:lang w:val="it-IT"/>
+              </w:rPr>
+              <w:t>%</w:t>
+            </w:r>
+          </w:p>
+        </w:tc>
+        <w:tc>
+          <w:tcPr>
+            <w:tcW w:w="5386" w:type="dxa"/>
+            <w:tcBorders>
+              <w:top w:val="single" w:sz="4" w:space="0" w:color="auto"/>
+              <w:left w:val="nil"/>
+              <w:bottom w:val="single" w:sz="4" w:space="0" w:color="auto"/>
+              <w:right w:val="single" w:sz="4" w:space="0" w:color="auto"/>
+            </w:tcBorders>
+            <w:shd w:val="clear" w:color="auto" w:fill="auto"/>
+            <w:noWrap/>
+            <w:vAlign w:val="bottom"/>
+          </w:tcPr>
+          <w:p>
+            <w:pPr>
+              <w:spacing w:after="0" w:line="240" w:lineRule="auto"/>
+              <w:rPr>
+                <w:rFonts w:ascii="Calibri" w:eastAsia="Times New Roman" w:hAnsi="Calibri" w:cs="Calibri"/>
+                <w:color w:val="000000"/>
+                <w:lang w:val="it-IT"/>
+              </w:rPr>
+            </w:pPr>
+            <w:r>
+              <w:rPr>
+                <w:rFonts w:ascii="Calibri" w:eastAsia="Times New Roman" w:hAnsi="Calibri" w:cs="Calibri"/>
+                <w:color w:val="000000"/>
+                <w:lang w:val="it-IT"/>
+              </w:rPr>
+              <w:t>Porcentaje de presión del pedal de freno (de 0 a 100%)</w:t>
+            </w:r>
+          </w:p>
+        </w:tc>
+      </w:tr>
     </w:tbl>
     <w:p>
       <w:pPr>
@@ -21975,11 +21872,9 @@
       </w:pPr>
       <w:r>
         <w:rPr>
-          <w:b/>
-          <w:bCs/>
-          <w:lang w:val="it-IT"/>
-        </w:rPr>
-        <w:t>Nota: Cada parámetro puede ocultarse o mostrarse desde el PARAMS SETUP MENU.</w:t>
+          <w:lang w:val="it-IT"/>
+        </w:rPr>
+        <w:t>Es posible seleccionar los parámetros del menú SHOW PARAMS que se desea ocultar mediante el menú PARAMS SETUP MENU, accesible desde el menú principal.</w:t>
       </w:r>
       <w:r>
         <w:rPr>
@@ -22000,7 +21895,7 @@
           <w:lang w:val="it-IT"/>
         </w:rPr>
       </w:pPr>
-      <w:bookmarkStart w:id="30" w:name="_Toc239527293"/>
+      <w:bookmarkStart w:id="30" w:name="_Toc243860559"/>
       <w:r>
         <w:rPr>
           <w:rStyle w:val="Enfasigrassetto"/>
@@ -22057,11 +21952,9 @@
       </w:pPr>
       <w:r>
         <w:rPr>
-          <w:b/>
-          <w:bCs/>
-          <w:lang w:val="it-IT"/>
-        </w:rPr>
-        <w:t>Nota: Esta es una función que puede activarse y desactivarse mediante el SETUP MENU descrito en el apartado 2.1</w:t>
+          <w:lang w:val="it-IT"/>
+        </w:rPr>
+        <w:t>Nota: Esta es una función que puede activarse y desactivarse mediante el SETUP MENU descrito en el apartado 2.1.</w:t>
       </w:r>
     </w:p>
     <w:p>
@@ -22083,7 +21976,7 @@
         <w:rPr>
           <w:lang w:val="it-IT"/>
         </w:rPr>
-        <w:t>Puede redirigir mensajes nativos encapsulándolos en una respuesta de parámetro UDS, para hacerlos disponibles a las solicitudes de diagnóstico realizadas con OBD (puede obtener parámetros normalmente no disponibles en las apps OBD). Esta funcionalidad realiza lo siguiente: al recibir una solicitud UDS con ID de mensaje 0x18DABAF1 con datos de mensaje 0622xzyyyyyyyy, Baccable entenderá lo siguiente:</w:t>
+        <w:t>Puede redirigir mensajes nativos encapsulándolos en una respuesta de parámetro UDS, para hacerlos disponibles a las solicitudes de diagnóstico realizadas con OBD (puede obtener parámetros normalmente no disponibles en las apps OBD). Esta funcionalidad realiza lo siguiente: al recibir una solicitud UDS con ID de mensaje 0x18DABAF1 y datos de mensaje 0622xzyyyyyyyy, Baccable entenderá lo siguiente:</w:t>
       </w:r>
     </w:p>
     <w:p>
@@ -22155,7 +22048,7 @@
         <w:rPr>
           <w:lang w:val="it-IT"/>
         </w:rPr>
-        <w:t>z (segundo nibble del tercer byte del mensaje CAN) es el desplazamiento del mensaje a redirigir. El número de bytes redirigidos será solo 5. El desplazamiento define la parte del mensaje a redirigir</w:t>
+        <w:t>z (segundo nibble del tercer byte del mensaje CAN) es el desplazamiento del mensaje a redirigir. El número de bytes redirigidos será solo 5. El desplazamiento define la parte del mensaje a redirigir.</w:t>
       </w:r>
     </w:p>
     <w:p>
@@ -22204,7 +22097,7 @@
         <w:rPr>
           <w:lang w:val="it-IT"/>
         </w:rPr>
-        <w:t>El diagnóstico envía el msgID 0x18DABAF1 con datos 062201000004B2</w:t>
+        <w:t>El equipo de diagnóstico envía el msgID 0x18DABAF1 con datos 062201000004B2</w:t>
       </w:r>
     </w:p>
     <w:p>
@@ -22249,7 +22142,7 @@
         <w:rPr>
           <w:lang w:val="it-IT"/>
         </w:rPr>
-        <w:t>El diagnóstico envía el msgID 0x18DABAF1 con datos 062210E10204B2</w:t>
+        <w:t>El equipo de diagnóstico envía el msgID 0x18DABAF1 con datos 062210E10204B2</w:t>
       </w:r>
     </w:p>
     <w:p>
@@ -22301,7 +22194,7 @@
           <w:noProof/>
         </w:rPr>
         <w:drawing>
-          <wp:inline distT="0" distB="0" distL="0" distR="0" wp14:anchorId="27F4E8C8" wp14:editId="4CB22502">
+          <wp:inline distT="0" distB="0" distL="0" distR="0" wp14:anchorId="044D4830" wp14:editId="23D7019A">
             <wp:extent cx="3785732" cy="2513121"/>
             <wp:effectExtent l="0" t="0" r="5715" b="1905"/>
             <wp:docPr id="1308484496" name="Immagine 6"/>
@@ -22386,7 +22279,7 @@
           <w:lang w:val="it-IT"/>
         </w:rPr>
       </w:pPr>
-      <w:bookmarkStart w:id="32" w:name="_Toc239527294"/>
+      <w:bookmarkStart w:id="32" w:name="_Toc243860560"/>
       <w:r>
         <w:rPr>
           <w:rStyle w:val="Enfasigrassetto"/>
@@ -22404,7 +22297,7 @@
           <w:lang w:val="it-IT"/>
         </w:rPr>
         <w:tab/>
-        <w:t>Selector ESC+TC</w:t>
+        <w:t>ESC+TC Customizator</w:t>
       </w:r>
       <w:bookmarkEnd w:id="32"/>
     </w:p>
@@ -22429,7 +22322,7 @@
           <w:bCs/>
           <w:lang w:val="it-IT"/>
         </w:rPr>
-        <w:t>Descripción breve: Activa y desactiva, si el modo race se ha activado previamente mediante un procedimiento de alineación del proxy (véase el apartado 2.19), el ESC (Control Electrónico de Estabilidad) y el TC (Control de Tracción). Se activa pulsando el botón de la palanca izquierda (Lane) durante al menos 3 segundos. Al activarse, se mostrarán en el cuadro de instrumentos el indicador “ESC OFF” y el icono de desactivación de la prevención de colisiones, junto con las máscaras race estándar.</w:t>
+        <w:t>Descripción breve: Activa y desactiva, si el modo race se ha activado previamente mediante un procedimiento de alineación del proxy (véase el apartado 2.19), el ESC (Control Electrónico de Estabilidad) y el TC (Control de Tracción). Se activa pulsando el botón de la palanca izquierda (Lane) durante al menos 3 segundos. Al activarse, se mostrarán en el cuadro de instrumentos el indicador “ESC OFF” y el icono de desactivación de la prevención de colisiones, junto con las máscaras típicas del estilo de conducción Race.</w:t>
       </w:r>
     </w:p>
     <w:p>
@@ -22509,7 +22402,7 @@
           <w:lang w:val="it-IT"/>
         </w:rPr>
       </w:pPr>
-      <w:bookmarkStart w:id="33" w:name="_Toc239527295"/>
+      <w:bookmarkStart w:id="33" w:name="_Toc243860561"/>
       <w:r>
         <w:rPr>
           <w:rStyle w:val="Enfasigrassetto"/>
@@ -22683,7 +22576,7 @@
           <w:bCs/>
           <w:lang w:val="it-IT"/>
         </w:rPr>
-        <w:t>Problemas conocidos: En algunos modelos Giulia/Stelvio, puede ocurrir ocasionalmente que algunas averías permanezcan mostradas en el cuadro de instrumentos tras desactivar la función. En tal caso, realice un ciclo de encendido del vehículo, o seleccione la función CLEAR FAULT descrita en el apartado 2.13.</w:t>
+        <w:t>Problemas conocidos: En algunos modelos Giulia/Stelvio, puede ocurrir ocasionalmente que algunas averías permanezcan mostradas en el cuadro de instrumentos tras desactivar la función. En tal caso, realice un ciclo de encendido del vehículo, o seleccione la función Clear Faults descrita en el apartado 2.13.</w:t>
       </w:r>
     </w:p>
     <w:p>
@@ -22720,7 +22613,7 @@
           <w:lang w:val="it-IT"/>
         </w:rPr>
       </w:pPr>
-      <w:bookmarkStart w:id="34" w:name="_Toc239527296"/>
+      <w:bookmarkStart w:id="34" w:name="_Toc243860562"/>
       <w:r>
         <w:rPr>
           <w:rStyle w:val="Enfasigrassetto"/>
@@ -22761,11 +22654,9 @@
       </w:pPr>
       <w:r>
         <w:rPr>
-          <w:b/>
-          <w:bCs/>
-          <w:lang w:val="it-IT"/>
-        </w:rPr>
-        <w:t>Descripción breve: Detecta las pulsaciones del teclado del Control de Crucero, sustituyéndolas por las del teclado del Control de Crucero Adaptativo (ACC). Esto elimina la necesidad de comprar el teclado ACC del volante. Depende de realizar una alineación del proxy para activar el ACC y desactivar el CC</w:t>
+          <w:lang w:val="it-IT"/>
+        </w:rPr>
+        <w:t>Descripción breve: Detecta las pulsaciones del teclado del Control de Crucero, sustituyéndolas por las del teclado del Control de Crucero Adaptativo (ACC). Esto elimina la necesidad de comprar el teclado ACC del volante. Es necesario realizar previamente una alineación del proxy para activar el ACC y desactivar el CC.</w:t>
       </w:r>
     </w:p>
     <w:bookmarkEnd w:id="17"/>
@@ -22863,7 +22754,7 @@
           <w:lang w:val="it-IT"/>
         </w:rPr>
       </w:pPr>
-      <w:bookmarkStart w:id="35" w:name="_Toc239527297"/>
+      <w:bookmarkStart w:id="35" w:name="_Toc243860563"/>
       <w:r>
         <w:rPr>
           <w:rStyle w:val="Enfasigrassetto"/>
@@ -22881,7 +22772,7 @@
           <w:lang w:val="it-IT"/>
         </w:rPr>
         <w:tab/>
-        <w:t>BORRAR AVERÍAS</w:t>
+        <w:t>CLEAR FAULTS</w:t>
       </w:r>
       <w:bookmarkEnd w:id="35"/>
     </w:p>
@@ -22932,7 +22823,7 @@
         <w:rPr>
           <w:lang w:val="it-IT"/>
         </w:rPr>
-        <w:t>Una vez activada esta función, aparecerá la opción CLEAR FAULTS en el menú principal del BACCABLE. Al pulsar y soltar inmediatamente el botón RES (o el botón DISTANCE) se mostrará el mensaje WAIT durante unos segundos. Tras ejecutarse el comando, reaparecerá el mensaje CLEAR FAULTS.</w:t>
+        <w:t>Una vez activada esta función, aparecerá la opción Clear Faults en el menú principal del BACCABLE. Al pulsar y soltar inmediatamente el botón RES (o el botón DISTANCE) se mostrará el mensaje WAIT durante unos segundos. Tras ejecutarse el comando, reaparecerá el mensaje Clear Faults.</w:t>
       </w:r>
     </w:p>
     <w:p>
@@ -22953,7 +22844,7 @@
           <w:lang w:val="it-IT"/>
         </w:rPr>
       </w:pPr>
-      <w:bookmarkStart w:id="36" w:name="_Toc239527298"/>
+      <w:bookmarkStart w:id="36" w:name="_Toc243860564"/>
       <w:r>
         <w:rPr>
           <w:rStyle w:val="Enfasigrassetto"/>
@@ -23032,7 +22923,7 @@
           <w:lang w:val="it-IT"/>
         </w:rPr>
       </w:pPr>
-      <w:bookmarkStart w:id="37" w:name="_Toc239527299"/>
+      <w:bookmarkStart w:id="37" w:name="_Toc243860565"/>
       <w:r>
         <w:rPr>
           <w:rStyle w:val="Enfasigrassetto"/>
@@ -23050,7 +22941,7 @@
           <w:lang w:val="it-IT"/>
         </w:rPr>
         <w:tab/>
-        <w:t>DESACTIVADOR 4WD</w:t>
+        <w:t>4WD DISABLER</w:t>
       </w:r>
       <w:bookmarkEnd w:id="37"/>
     </w:p>
@@ -23154,7 +23045,7 @@
           <w:lang w:val="it-IT"/>
         </w:rPr>
       </w:pPr>
-      <w:bookmarkStart w:id="38" w:name="_Toc239527300"/>
+      <w:bookmarkStart w:id="38" w:name="_Toc243860566"/>
       <w:r>
         <w:rPr>
           <w:rStyle w:val="Enfasigrassetto"/>
@@ -23173,7 +23064,7 @@
           <w:lang w:val="it-IT"/>
         </w:rPr>
         <w:tab/>
-        <w:t>ANULACIÓN DE FRENOS</w:t>
+        <w:t>BRAKES OVERRIDE</w:t>
       </w:r>
       <w:bookmarkEnd w:id="38"/>
     </w:p>
@@ -23255,7 +23146,7 @@
         </w:rPr>
       </w:pPr>
       <w:bookmarkStart w:id="39" w:name="_Toc205138696"/>
-      <w:bookmarkStart w:id="40" w:name="_Toc239527301"/>
+      <w:bookmarkStart w:id="40" w:name="_Toc243860567"/>
       <w:r>
         <w:rPr>
           <w:rStyle w:val="Enfasigrassetto"/>
@@ -23288,7 +23179,7 @@
         <w:rPr>
           <w:lang w:val="it-IT"/>
         </w:rPr>
-        <w:t>Yendo al menú principal del Baccable, en el elemento “Front Brake Normal”, con el motor en marcha, sin el freno de mano puesto y con el pedal de freno soltado, al pulsar y soltar inmediatamente el botón RES (o el botón DISTANCE) del volante, el menú cambiará para mostrar “Front Brake ASSIST” y el freno se activará. Solo se activarán los frenos delanteros.</w:t>
+        <w:t>Yendo al menú principal del Baccable, en el elemento “Front Brake Normal”, con el motor en marcha, sin el freno de mano puesto y con el pedal de freno soltado, al pulsar y soltar inmediatamente el botón RES (o el botón DISTANCE) del volante, el menú cambiará para mostrar “Front Brake Assist” y el freno se activará. Solo se activarán los frenos delanteros.</w:t>
       </w:r>
     </w:p>
     <w:p>
@@ -23348,7 +23239,7 @@
         </w:rPr>
       </w:pPr>
       <w:bookmarkStart w:id="41" w:name="_Toc205138697"/>
-      <w:bookmarkStart w:id="42" w:name="_Toc239527302"/>
+      <w:bookmarkStart w:id="42" w:name="_Toc243860568"/>
       <w:r>
         <w:rPr>
           <w:rStyle w:val="Enfasigrassetto"/>
@@ -23420,34 +23311,30 @@
       </w:pPr>
       <w:r>
         <w:rPr>
+          <w:lang w:val="it-IT"/>
+        </w:rPr>
+        <w:t xml:space="preserve">Nota 3: Para un buen burnout en vehículos 2WD, es necesario desactivar los controles activando previamente la función DYNO; después active los frenos delanteros con la función descrita en este </w:t>
+      </w:r>
+      <w:r>
+        <w:rPr>
+          <w:lang w:val="it-IT"/>
+        </w:rPr>
+        <w:lastRenderedPageBreak/>
+        <w:t>apartado y, unos segundos después de pisar el acelerador, cuando aparezca humo en los neumáticos traseros, pulse el botón RES para soltar los frenos delanteros.</w:t>
+      </w:r>
+    </w:p>
+    <w:p>
+      <w:pPr>
+        <w:rPr>
+          <w:lang w:val="it-IT"/>
+        </w:rPr>
+      </w:pPr>
+      <w:r>
+        <w:rPr>
           <w:b/>
           <w:bCs/>
           <w:lang w:val="it-IT"/>
         </w:rPr>
-        <w:t xml:space="preserve">Nota 3: Para un burnout correcto en vehículos 2WD, es obligatorio desactivar primero los controles de estabilidad activando la función DYNO. A continuación, active los frenos delanteros usando la función </w:t>
-      </w:r>
-      <w:r>
-        <w:rPr>
-          <w:b/>
-          <w:bCs/>
-          <w:lang w:val="it-IT"/>
-        </w:rPr>
-        <w:lastRenderedPageBreak/>
-        <w:t>descrita en este apartado. Tras unos segundos de aceleración y en cuanto aparezca humo en los neumáticos traseros, pulse de nuevo el botón para soltar los frenos delanteros.</w:t>
-      </w:r>
-    </w:p>
-    <w:p>
-      <w:pPr>
-        <w:rPr>
-          <w:lang w:val="it-IT"/>
-        </w:rPr>
-      </w:pPr>
-      <w:r>
-        <w:rPr>
-          <w:b/>
-          <w:bCs/>
-          <w:lang w:val="it-IT"/>
-        </w:rPr>
         <w:t>Nota 4: Esta función solo puede activarse con el vehículo detenido.</w:t>
       </w:r>
     </w:p>
@@ -23459,11 +23346,9 @@
       </w:pPr>
       <w:r>
         <w:rPr>
-          <w:b/>
-          <w:bCs/>
-          <w:lang w:val="it-IT"/>
-        </w:rPr>
-        <w:t>ADVERTENCIA: Se recomienda encarecidamente desactivar la función BRAKES OVERRIDE desde el menú SETUP cuando no se esté utilizando.</w:t>
+          <w:lang w:val="it-IT"/>
+        </w:rPr>
+        <w:t>ADVERTENCIA: se recomienda desactivar la función BRAKES OVERRIDE desde el menú SETUP cuando no se prevea utilizarla.</w:t>
       </w:r>
     </w:p>
     <w:p>
@@ -23499,7 +23384,7 @@
           <w:lang w:val="it-IT"/>
         </w:rPr>
       </w:pPr>
-      <w:bookmarkStart w:id="43" w:name="_Toc239527303"/>
+      <w:bookmarkStart w:id="43" w:name="_Toc243860569"/>
       <w:r>
         <w:rPr>
           <w:rStyle w:val="Enfasigrassetto"/>
@@ -23563,7 +23448,7 @@
           <w:lang w:val="it-IT"/>
         </w:rPr>
       </w:pPr>
-      <w:bookmarkStart w:id="44" w:name="_Toc239527304"/>
+      <w:bookmarkStart w:id="44" w:name="_Toc243860570"/>
       <w:r>
         <w:rPr>
           <w:rStyle w:val="Enfasigrassetto"/>
@@ -23581,60 +23466,268 @@
           <w:lang w:val="it-IT"/>
         </w:rPr>
         <w:tab/>
-        <w:t>LECTURA DE AVERÍAS</w:t>
+        <w:t>READ FAULTS</w:t>
       </w:r>
       <w:bookmarkEnd w:id="44"/>
     </w:p>
     <w:p>
       <w:pPr>
-        <w:rPr>
-          <w:lang w:val="it-IT"/>
-        </w:rPr>
-      </w:pPr>
-    </w:p>
-    <w:p>
-      <w:pPr>
-        <w:ind w:left="426" w:hanging="426"/>
         <w:jc w:val="both"/>
         <w:rPr>
-          <w:lang w:val="it-IT"/>
+          <w:lang w:val="es-ES"/>
+        </w:rPr>
+      </w:pPr>
+    </w:p>
+    <w:p>
+      <w:pPr>
+        <w:jc w:val="both"/>
+        <w:rPr>
+          <w:lang w:val="es-ES"/>
         </w:rPr>
       </w:pPr>
       <w:r>
         <w:rPr>
           <w:b/>
           <w:bCs/>
-          <w:lang w:val="it-IT"/>
-        </w:rPr>
-        <w:t>Descripción breve:</w:t>
-      </w:r>
-      <w:r>
-        <w:rPr>
-          <w:lang w:val="it-IT"/>
-        </w:rPr>
-        <w:t xml:space="preserve"> Permite leer los códigos de avería de las centralitas del vehículo (por ahora, solo desde el Body Computer)</w:t>
+          <w:lang w:val="es-ES"/>
+        </w:rPr>
+        <w:t xml:space="preserve">Descripción breve: </w:t>
+      </w:r>
+      <w:r>
+        <w:rPr>
+          <w:lang w:val="es-ES"/>
+        </w:rPr>
+        <w:t>Lee las averías presentes o memorizadas en las centralitas del vehículo: Body Computer (BODY), centralita del motor (ECM) y ABS, y las muestra en el cuadro de instrumentos una a una.</w:t>
       </w:r>
     </w:p>
     <w:p>
       <w:pPr>
         <w:jc w:val="both"/>
         <w:rPr>
-          <w:lang w:val="it-IT"/>
-        </w:rPr>
-      </w:pPr>
-      <w:r>
-        <w:rPr>
-          <w:lang w:val="it-IT"/>
-        </w:rPr>
-        <w:t>La función LECTURA DE AVERÍAS debe activarse primero accediendo al MAIN SETUP MENU, seleccionando la función LECTURA DE AVERÍAS y, a continuación, seleccionando SAVE&amp;EXIT para guardar permanentemente el ajuste. Aparecerá entonces una nueva opción, LECTURA DE AVERÍAS, en el menú principal. Al pulsar el botón RES o DISTANCE (en el volante) tras situarse en la opción LECTURA DE AVERÍAS del menú principal del BACCABLE, aparecerá la indicación WAIT, señalando que es necesario esperar mientras se leen las averías de la centralita del vehículo. Al finalizar la lectura, se accederá automáticamente a un submenú que mostrará las averías detectadas, identificadas por su código de error y el nombre de la centralita a la que pertenecen. Podrá entonces desplazarse por la lista con los botones arriba-abajo del teclado del Cruise Control. Para volver al menú principal, basta con pulsar de nuevo el botón RES o DISTANCE en el volante.</w:t>
-      </w:r>
-    </w:p>
-    <w:p>
-      <w:pPr>
+          <w:lang w:val="es-ES"/>
+        </w:rPr>
+      </w:pPr>
+      <w:r>
+        <w:rPr>
+          <w:lang w:val="es-ES"/>
+        </w:rPr>
+        <w:t>La función READ FAULTS debe activarse primero accediendo al MAIN SETUP MENU, seleccionando la función READ FAULTS y, a continuación, seleccionando SAVE&amp;EXIT para guardar permanentemente el ajuste. Aparecerá entonces la opción Read Faults en el menú principal. Al pulsar el botón RES o DISTANCE (en el volante) sobre dicha opción, aparecerá la indicación WAIT mientras se leen las averías, en el siguiente orden:</w:t>
+      </w:r>
+    </w:p>
+    <w:p>
+      <w:pPr>
+        <w:pStyle w:val="Paragrafoelenco"/>
+        <w:numPr>
+          <w:ilvl w:val="0"/>
+          <w:numId w:val="20"/>
+        </w:numPr>
+        <w:jc w:val="both"/>
+        <w:rPr>
+          <w:lang w:val="es-ES"/>
+        </w:rPr>
+      </w:pPr>
+      <w:r>
         <w:rPr>
           <w:b/>
           <w:bCs/>
-          <w:lang w:val="it-IT"/>
+          <w:lang w:val="es-ES"/>
+        </w:rPr>
+        <w:t>BODY</w:t>
+      </w:r>
+      <w:r>
+        <w:rPr>
+          <w:lang w:val="es-ES"/>
+        </w:rPr>
+        <w:t>: el Body Computer;</w:t>
+      </w:r>
+    </w:p>
+    <w:p>
+      <w:pPr>
+        <w:pStyle w:val="Paragrafoelenco"/>
+        <w:numPr>
+          <w:ilvl w:val="0"/>
+          <w:numId w:val="20"/>
+        </w:numPr>
+        <w:jc w:val="both"/>
+        <w:rPr>
+          <w:lang w:val="es-ES"/>
+        </w:rPr>
+      </w:pPr>
+      <w:r>
+        <w:rPr>
+          <w:b/>
+          <w:bCs/>
+          <w:lang w:val="es-ES"/>
+        </w:rPr>
+        <w:t>ECM</w:t>
+      </w:r>
+      <w:r>
+        <w:rPr>
+          <w:lang w:val="es-ES"/>
+        </w:rPr>
+        <w:t>: la centralita del motor, si la lista de averías no está ya llena;</w:t>
+      </w:r>
+    </w:p>
+    <w:p>
+      <w:pPr>
+        <w:pStyle w:val="Paragrafoelenco"/>
+        <w:numPr>
+          <w:ilvl w:val="0"/>
+          <w:numId w:val="20"/>
+        </w:numPr>
+        <w:jc w:val="both"/>
+        <w:rPr>
+          <w:lang w:val="es-ES"/>
+        </w:rPr>
+      </w:pPr>
+      <w:r>
+        <w:rPr>
+          <w:b/>
+          <w:bCs/>
+          <w:lang w:val="es-ES"/>
+        </w:rPr>
+        <w:t>ABS</w:t>
+      </w:r>
+      <w:r>
+        <w:rPr>
+          <w:lang w:val="es-ES"/>
+        </w:rPr>
+        <w:t>: si la lista aún no está llena. El ABS no se lee si en ese momento están activas las funciones DYNO o BRAKES OVERRIDE, que ya lo están utilizando.</w:t>
+      </w:r>
+    </w:p>
+    <w:p>
+      <w:pPr>
+        <w:jc w:val="both"/>
+        <w:rPr>
+          <w:lang w:val="es-ES"/>
+        </w:rPr>
+      </w:pPr>
+      <w:r>
+        <w:rPr>
+          <w:lang w:val="es-ES"/>
+        </w:rPr>
+        <w:t>Al finalizar la lectura se abrirá automáticamente un submenú que mostrará una avería por línea, precedida por el nombre de la centralita y seguida por el contador, con el código en el formato estándar de las herramientas de diagnóstico (letra P, C, B o U, cuatro cifras y, después del guion, el tipo de avería). Por ejemplo:</w:t>
+      </w:r>
+    </w:p>
+    <w:p>
+      <w:pPr>
+        <w:pStyle w:val="Paragrafoelenco"/>
+        <w:numPr>
+          <w:ilvl w:val="0"/>
+          <w:numId w:val="20"/>
+        </w:numPr>
+        <w:jc w:val="both"/>
+        <w:rPr>
+          <w:lang w:val="es-ES"/>
+        </w:rPr>
+      </w:pPr>
+      <w:r>
+        <w:rPr>
+          <w:lang w:val="es-ES"/>
+        </w:rPr>
+        <w:t>BODY B10AA-4A 1/3</w:t>
+      </w:r>
+    </w:p>
+    <w:p>
+      <w:pPr>
+        <w:pStyle w:val="Paragrafoelenco"/>
+        <w:numPr>
+          <w:ilvl w:val="0"/>
+          <w:numId w:val="20"/>
+        </w:numPr>
+        <w:jc w:val="both"/>
+        <w:rPr>
+          <w:lang w:val="es-ES"/>
+        </w:rPr>
+      </w:pPr>
+      <w:r>
+        <w:rPr>
+          <w:lang w:val="es-ES"/>
+        </w:rPr>
+        <w:t>ECM  P0420-00 2/3</w:t>
+      </w:r>
+    </w:p>
+    <w:p>
+      <w:pPr>
+        <w:pStyle w:val="Paragrafoelenco"/>
+        <w:numPr>
+          <w:ilvl w:val="0"/>
+          <w:numId w:val="20"/>
+        </w:numPr>
+        <w:jc w:val="both"/>
+        <w:rPr>
+          <w:lang w:val="es-ES"/>
+        </w:rPr>
+      </w:pPr>
+      <w:r>
+        <w:rPr>
+          <w:lang w:val="es-ES"/>
+        </w:rPr>
+        <w:t>ABS  C0035-1C 3/3</w:t>
+      </w:r>
+    </w:p>
+    <w:p>
+      <w:pPr>
+        <w:jc w:val="both"/>
+        <w:rPr>
+          <w:lang w:val="es-ES"/>
+        </w:rPr>
+      </w:pPr>
+      <w:r>
+        <w:rPr>
+          <w:lang w:val="es-ES"/>
+        </w:rPr>
+        <w:t xml:space="preserve">Solo se muestran las averías presentes o memorizadas. El contador indica la posición de la avería y el número total de averías detectadas; a partir de la décima avería, por falta de espacio, solo se muestra la </w:t>
+      </w:r>
+      <w:r>
+        <w:rPr>
+          <w:lang w:val="es-ES"/>
+        </w:rPr>
+        <w:lastRenderedPageBreak/>
+        <w:t>posición. La lista contiene como máximo 20 averías. Si no hay averías se muestra NO FAULTS. Si el Body Computer no responde se muestra TIMEOUT y se vuelve al menú principal; si en cambio no responden la centralita del motor o el ABS, se muestran igualmente las averías de las demás centralitas.</w:t>
+      </w:r>
+    </w:p>
+    <w:p>
+      <w:pPr>
+        <w:jc w:val="both"/>
+        <w:rPr>
+          <w:lang w:val="es-ES"/>
+        </w:rPr>
+      </w:pPr>
+      <w:r>
+        <w:rPr>
+          <w:lang w:val="es-ES"/>
+        </w:rPr>
+        <w:t>Es posible desplazarse por la lista con los botones arriba/abajo del teclado del Cruise Control. Para volver al menú principal basta con pulsar de nuevo el botón RES o DISTANCE en el volante.</w:t>
+      </w:r>
+    </w:p>
+    <w:p>
+      <w:pPr>
+        <w:jc w:val="both"/>
+        <w:rPr>
+          <w:lang w:val="es-ES"/>
+        </w:rPr>
+      </w:pPr>
+      <w:r>
+        <w:rPr>
+          <w:b/>
+          <w:bCs/>
+          <w:lang w:val="es-ES"/>
+        </w:rPr>
+        <w:t xml:space="preserve">Nota: </w:t>
+      </w:r>
+      <w:r>
+        <w:rPr>
+          <w:lang w:val="es-ES"/>
+        </w:rPr>
+        <w:t>la conexión al ABS suele provocar dos efectos no deseados atribuibles al vehículo: se muestran temporalmente avisos del ABS en el cuadro de instrumentos y el freno pierde eficacia durante un instante.</w:t>
+      </w:r>
+    </w:p>
+    <w:p>
+      <w:pPr>
+        <w:jc w:val="both"/>
+        <w:rPr>
+          <w:lang w:val="es-ES"/>
         </w:rPr>
       </w:pPr>
     </w:p>
@@ -23649,7 +23742,7 @@
         </w:rPr>
       </w:pPr>
       <w:bookmarkStart w:id="45" w:name="_Toc205138700"/>
-      <w:bookmarkStart w:id="46" w:name="_Toc239527305"/>
+      <w:bookmarkStart w:id="46" w:name="_Toc243860571"/>
       <w:r>
         <w:rPr>
           <w:rStyle w:val="Enfasigrassetto"/>
@@ -23667,7 +23760,7 @@
           <w:lang w:val="it-IT"/>
         </w:rPr>
         <w:tab/>
-        <w:t>PARPADEO DEL CUENTAKILÓMETROS</w:t>
+        <w:t>ODOMETER BLINK</w:t>
       </w:r>
       <w:bookmarkEnd w:id="45"/>
       <w:bookmarkEnd w:id="46"/>
@@ -23676,10 +23769,24 @@
       <w:pPr>
         <w:jc w:val="both"/>
         <w:rPr>
+          <w:lang w:val="it-IT"/>
+        </w:rPr>
+      </w:pPr>
+      <w:r>
+        <w:rPr>
           <w:b/>
           <w:bCs/>
           <w:lang w:val="it-IT"/>
         </w:rPr>
+        <w:t>Descripción breve: Oculta el parpadeo del cuentakilómetros en el cuadro de instrumentos.</w:t>
+      </w:r>
+    </w:p>
+    <w:p>
+      <w:pPr>
+        <w:jc w:val="both"/>
+        <w:rPr>
+          <w:lang w:val="it-IT"/>
+        </w:rPr>
       </w:pPr>
       <w:r>
         <w:rPr>
@@ -23687,15 +23794,51 @@
           <w:bCs/>
           <w:lang w:val="it-IT"/>
         </w:rPr>
-        <w:t>2.19PARPADEO DEL CUENTAKILÓMETROS</w:t>
-      </w:r>
+        <w:t>Nota: Esta es una función que puede activarse y desactivarse desde el SETUP MENU descrito en el apartado 2.1.</w:t>
+      </w:r>
+    </w:p>
+    <w:p>
+      <w:pPr>
+        <w:jc w:val="both"/>
+        <w:rPr>
+          <w:lang w:val="it-IT"/>
+        </w:rPr>
+      </w:pPr>
+      <w:r>
+        <w:rPr>
+          <w:lang w:val="it-IT"/>
+        </w:rPr>
+        <w:t>Normalmente, el cuentakilómetros parpadea para indicar una alineación del proxy no completada. Una vez activada esta función, el parpadeo del cuentakilómetros se detendrá.</w:t>
+      </w:r>
+    </w:p>
+    <w:p>
+      <w:pPr>
+        <w:jc w:val="both"/>
+        <w:rPr>
+          <w:lang w:val="it-IT"/>
+        </w:rPr>
+      </w:pPr>
+      <w:r>
+        <w:rPr>
+          <w:lang w:val="it-IT"/>
+        </w:rPr>
+        <w:t>A continuación se resume una de las aplicaciones de esta función:</w:t>
+      </w:r>
+    </w:p>
+    <w:p>
+      <w:pPr>
+        <w:jc w:val="both"/>
+        <w:rPr>
+          <w:lang w:val="it-IT"/>
+        </w:rPr>
+      </w:pPr>
       <w:r>
         <w:rPr>
           <w:b/>
           <w:bCs/>
           <w:lang w:val="it-IT"/>
         </w:rPr>
-        <w:tab/>
+        <w:t>Premisa: La alineación del proxy es un procedimiento que se realiza con Multiecuscan, un ELM327 y los cables adecuados, que sincroniza las unidades de control electrónico (ECU) entre sí para que todos los módulos reconozcan la configuración actual del vehículo. Entre estas configuraciones está la activación del modo race, que permite usar la función ESC/TC del BACCABLE sin instalar el selector RDNA. La activación del modo race mediante el procedimiento de alineación se describe bien en el siguiente enlace: https://giuliatech.com/t/how-to-enable-race-mode-on-non-qv-giulia-2017-2024/21</w:t>
       </w:r>
     </w:p>
     <w:p>
@@ -23707,11 +23850,9 @@
       </w:pPr>
       <w:r>
         <w:rPr>
-          <w:b/>
-          <w:bCs/>
-          <w:lang w:val="it-IT"/>
-        </w:rPr>
-        <w:t>Descripción breve: Oculta el parpadeo del cuentakilómetros en el cuadro de instrumentos.</w:t>
+          <w:lang w:val="it-IT"/>
+        </w:rPr>
+        <w:t>El procedimiento anterior describe los pasos necesarios para la modificación de hardware del vehículo y los correspondientes a la alineación del proxy. La parte relevante para el uso con el Baccable es solo la sección de alineación del proxy.</w:t>
       </w:r>
     </w:p>
     <w:p>
@@ -23721,14 +23862,6 @@
           <w:lang w:val="it-IT"/>
         </w:rPr>
       </w:pPr>
-      <w:r>
-        <w:rPr>
-          <w:b/>
-          <w:bCs/>
-          <w:lang w:val="it-IT"/>
-        </w:rPr>
-        <w:t>Nota: Esta es una función que puede activarse y desactivarse desde el SETUP MENU descrito en el apartado 2.1.</w:t>
-      </w:r>
     </w:p>
     <w:p>
       <w:pPr>
@@ -23741,74 +23874,14 @@
         <w:rPr>
           <w:lang w:val="it-IT"/>
         </w:rPr>
-        <w:t>Normalmente, el cuentakilómetros parpadea para indicar una alineación del proxy no completada. Una vez activada esta función, el parpadeo del cuentakilómetros se detendrá.</w:t>
-      </w:r>
-    </w:p>
-    <w:p>
-      <w:pPr>
-        <w:jc w:val="both"/>
-        <w:rPr>
-          <w:lang w:val="it-IT"/>
-        </w:rPr>
-      </w:pPr>
+        <w:t xml:space="preserve">Activar Race mediante la alineación del proxy provoca la pérdida de los mapas del pedal, es decir, todos los estilos de conducción DNA adoptan el mapa del modo N, que tiene una curva lineal, mientras que Dynamic debería tener una curva de tip-in muy sensible. Para resolver este problema, es posible desactivar Race mediante alineación del proxy solo en la ECU del motor. De esta forma, los mapas del pedal vuelven a su curva correcta y Race sigue disponible. Para lograr este resultado, tras completar con éxito el procedimiento de activación de Race según el enlace de la Premisa, basta con configurar, en la configuración del proxy, el tipo de selector 1 (es decir: desactivar Race), desconectar el ELM327 del vehículo e iniciar el procedimiento de alineación del proxy. La primera ECU que MES intentará escribir es el Body, y al no conseguirlo (ya que el ELM327 estará desconectado), notificará un error. En ese momento, debemos reconectar el ELM327 porque la segunda ECU a escribir será la ECU del motor. En cuanto se notifique la escritura correcta de la ECU del motor, debemos volver a retirar el ELM327, o desconectar el cable USB si se usa un ELM327 USB, para evitar que Multiecuscan escriba las demás ECU. En este punto, al apagar y volver a encender el vehículo, tras un rato el cuentakilómetros empezará a parpadear para indicar una alineación del proxy incompleta, los mapas del pedal funcionarán como estaba previsto </w:t>
+      </w:r>
       <w:r>
         <w:rPr>
           <w:lang w:val="it-IT"/>
         </w:rPr>
         <w:lastRenderedPageBreak/>
-        <w:t>A continuación se resume una de las aplicaciones de esta función:</w:t>
-      </w:r>
-    </w:p>
-    <w:p>
-      <w:pPr>
-        <w:jc w:val="both"/>
-        <w:rPr>
-          <w:lang w:val="it-IT"/>
-        </w:rPr>
-      </w:pPr>
-      <w:r>
-        <w:rPr>
-          <w:b/>
-          <w:bCs/>
-          <w:lang w:val="it-IT"/>
-        </w:rPr>
-        <w:t>Premisa: La alineación del proxy es un procedimiento que se realiza con Multiecuscan, un ELM327 y los cables adecuados, que sincroniza las unidades de control electrónico (ECU) entre sí para que todos los módulos reconozcan la configuración actual del vehículo. Entre estas configuraciones está la activación del modo race, que permite usar la función ESC/TC del BACCABLE sin instalar el selector RDNA. La activación del modo race mediante el procedimiento de alineación se describe bien en el siguiente enlace: https://giuliatech.com/t/how-to-enable-race-mode-on-non-qv-giulia-2017-2024/21</w:t>
-      </w:r>
-    </w:p>
-    <w:p>
-      <w:pPr>
-        <w:jc w:val="both"/>
-        <w:rPr>
-          <w:lang w:val="it-IT"/>
-        </w:rPr>
-      </w:pPr>
-      <w:r>
-        <w:rPr>
-          <w:lang w:val="it-IT"/>
-        </w:rPr>
-        <w:t>El procedimiento anterior describe los pasos necesarios para la modificación de hardware del vehículo y los correspondientes a la alineación del proxy. La parte relevante para el uso con el Baccable es solo la sección de alineación del proxy.</w:t>
-      </w:r>
-    </w:p>
-    <w:p>
-      <w:pPr>
-        <w:jc w:val="both"/>
-        <w:rPr>
-          <w:lang w:val="it-IT"/>
-        </w:rPr>
-      </w:pPr>
-    </w:p>
-    <w:p>
-      <w:pPr>
-        <w:jc w:val="both"/>
-        <w:rPr>
-          <w:lang w:val="it-IT"/>
-        </w:rPr>
-      </w:pPr>
-      <w:r>
-        <w:rPr>
-          <w:lang w:val="it-IT"/>
-        </w:rPr>
-        <w:t>Activar Race mediante la alineación del proxy provoca la pérdida de los mapas del pedal, es decir, todos los estilos de conducción DNA adoptan el mapa del modo N, que tiene una curva lineal, mientras que Dynamic debería tener una curva de tip-in muy sensible. Para resolver este problema, es posible desactivar Race mediante alineación del proxy solo en la ECU del motor. De esta forma, los mapas del pedal vuelven a su curva correcta y Race sigue disponible. Para lograr este resultado, tras completar con éxito el procedimiento de activación de Race según el enlace de la Premisa, basta con configurar, en la configuración del proxy, el tipo de selector 1 (es decir: desactivar Race), desconectar el ELM327 del vehículo e iniciar el procedimiento de alineación del proxy. La primera ECU que MES intentará escribir es la Body, y al no conseguirlo (ya que el ELM327 estará desconectado), notificará un error. En ese momento, debemos reconectar el ELM327 porque la segunda ECU a escribir será la ECU del motor. En cuanto se notifique la escritura correcta de la ECU del motor, debemos volver a retirar el ELM327, o desconectar el cable USB si se usa un ELM327 USB, para evitar que Multiecuscan escriba las demás ECU. En este punto, al apagar y volver a encender el vehículo, tras un rato el cuentakilómetros empezará a parpadear para indicar una alineación del proxy incompleta, los mapas del pedal funcionarán como estaba previsto originalmente, y la función ESC/TC del BACCABLE funcionará con normalidad. Para eliminar el molesto parpadeo del cuentakilómetros, seleccionaremos la función ODOMETER BLINK en el menú setup del BACCABLE.</w:t>
+        <w:t>originalmente, y la función ESC/TC del BACCABLE funcionará con normalidad. Para eliminar el molesto parpadeo del cuentakilómetros, seleccionaremos la función ODOMETER BLINK en el menú setup del BACCABLE.</w:t>
       </w:r>
     </w:p>
     <w:p>
@@ -23832,7 +23905,7 @@
         </w:rPr>
       </w:pPr>
       <w:bookmarkStart w:id="47" w:name="_Toc205138701"/>
-      <w:bookmarkStart w:id="48" w:name="_Toc239527306"/>
+      <w:bookmarkStart w:id="48" w:name="_Toc243860572"/>
       <w:r>
         <w:rPr>
           <w:rStyle w:val="Enfasigrassetto"/>
@@ -23850,7 +23923,7 @@
           <w:lang w:val="it-IT"/>
         </w:rPr>
         <w:tab/>
-        <w:t>ALARMA DE CINTURÓN</w:t>
+        <w:t>SEAT BELT ALARM</w:t>
       </w:r>
       <w:bookmarkEnd w:id="47"/>
       <w:bookmarkEnd w:id="48"/>
@@ -23898,7 +23971,7 @@
         <w:rPr>
           <w:lang w:val="it-IT"/>
         </w:rPr>
-        <w:t>Al deseleccionar esta función en el menú setup, se desactiva el aviso acústico que indica que los cinturones de seguridad no están abrochados. El ajuste es permanente incluso tras retirar el BACCABLE y puede requerir un reinicio para surtir efecto</w:t>
+        <w:t>Al deseleccionar esta función en el menú setup, se desactiva el aviso acústico que indica que los cinturones de seguridad no están abrochados. El ajuste es permanente incluso tras retirar el BACCABLE y puede requerir un reinicio para surtir efecto.</w:t>
       </w:r>
     </w:p>
     <w:p>
@@ -23922,7 +23995,7 @@
         </w:rPr>
       </w:pPr>
       <w:bookmarkStart w:id="49" w:name="_Toc205138702"/>
-      <w:bookmarkStart w:id="50" w:name="_Toc239527307"/>
+      <w:bookmarkStart w:id="50" w:name="_Toc243860573"/>
       <w:r>
         <w:rPr>
           <w:rStyle w:val="Enfasigrassetto"/>
@@ -23968,7 +24041,6 @@
           <w:bCs/>
           <w:lang w:val="it-IT"/>
         </w:rPr>
-        <w:lastRenderedPageBreak/>
         <w:t>En desarrollo. No active esta función.</w:t>
       </w:r>
     </w:p>
@@ -24006,7 +24078,7 @@
           <w:bCs/>
           <w:lang w:val="it-IT"/>
         </w:rPr>
-        <w:t>Premisa: Un pedal booster es un dispositivo electrónico que se conecta entre el pedal del acelerador y la Body (ECU del vehículo) para mejorar la respuesta del vehículo. No aumenta la potencia del motor, pero hace la aceleración más pronta y suave.</w:t>
+        <w:t>Premisa: Un pedal booster es un dispositivo electrónico que se conecta entre el pedal del acelerador y el Body (ECU del vehículo) para mejorar la respuesta del vehículo. No aumenta la potencia del motor, pero hace la aceleración más pronta y suave.</w:t>
       </w:r>
     </w:p>
     <w:p>
@@ -24034,7 +24106,7 @@
         <w:rPr>
           <w:lang w:val="it-IT"/>
         </w:rPr>
-        <w:t>En el menú setup, la función puede configurarse de la siguiente manera (menú rotativo activado pulsando los botones RES y DISTANCE):</w:t>
+        <w:t>En el menú setup, la función puede configurarse de la siguiente manera (menú rotativo: cada pulsación del botón RES, o del botón DISTANCE, pasa al valor siguiente):</w:t>
       </w:r>
     </w:p>
     <w:p>
@@ -24054,7 +24126,7 @@
           <w:bCs/>
           <w:lang w:val="it-IT"/>
         </w:rPr>
-        <w:t>Pedal Booster Deselected: la función no controla las señales analógicas del pedal hacia la Body.</w:t>
+        <w:t>Pedal Booster Deselected: la función no controla las señales analógicas del pedal hacia el Body.</w:t>
       </w:r>
     </w:p>
     <w:p>
@@ -24130,6 +24202,7 @@
           <w:bCs/>
           <w:lang w:val="it-IT"/>
         </w:rPr>
+        <w:lastRenderedPageBreak/>
         <w:t>Pedal Booster N Map: la función fuerza el uso del mapa de pedal asociado al estilo de conducción N (Natural), amplificando y atenuando adecuadamente las señales analógicas del pedal del acelerador.</w:t>
       </w:r>
     </w:p>
@@ -24184,7 +24257,7 @@
         </w:rPr>
       </w:pPr>
       <w:bookmarkStart w:id="51" w:name="_Toc208725411"/>
-      <w:bookmarkStart w:id="52" w:name="_Toc239527308"/>
+      <w:bookmarkStart w:id="52" w:name="_Toc243860574"/>
       <w:r>
         <w:rPr>
           <w:rStyle w:val="Enfasigrassetto"/>
@@ -24202,7 +24275,7 @@
           <w:lang w:val="it-IT"/>
         </w:rPr>
         <w:tab/>
-        <w:t>MENÚ DE CONFIGURACIÓN PRINCIPAL</w:t>
+        <w:t>MAIN SETUP MENU</w:t>
       </w:r>
       <w:bookmarkEnd w:id="51"/>
       <w:bookmarkEnd w:id="52"/>
@@ -24219,7 +24292,7 @@
         <w:rPr>
           <w:lang w:val="it-IT"/>
         </w:rPr>
-        <w:t>Es accesible desde el menú principal y permite activar y desactivar cada función individual del baccable. Véase el apartado 2.1</w:t>
+        <w:t>Es accesible desde el menú principal y permite activar y desactivar cada función individual del baccable. Véase el apartado 2.1.</w:t>
       </w:r>
     </w:p>
     <w:p>
@@ -24233,7 +24306,7 @@
         </w:rPr>
       </w:pPr>
       <w:bookmarkStart w:id="53" w:name="_Toc208725412"/>
-      <w:bookmarkStart w:id="54" w:name="_Toc239527309"/>
+      <w:bookmarkStart w:id="54" w:name="_Toc243860575"/>
       <w:r>
         <w:rPr>
           <w:rStyle w:val="Enfasigrassetto"/>
@@ -24251,7 +24324,7 @@
           <w:lang w:val="it-IT"/>
         </w:rPr>
         <w:tab/>
-        <w:t>MENÚ DE CONFIGURACIÓN DE PARÁMETROS</w:t>
+        <w:t>PARAMS SETUP MENU</w:t>
       </w:r>
       <w:bookmarkEnd w:id="53"/>
       <w:bookmarkEnd w:id="54"/>
@@ -24268,7 +24341,7 @@
         <w:rPr>
           <w:lang w:val="it-IT"/>
         </w:rPr>
-        <w:t>Es accesible desde el menú principal y permite ocultar o mostrar cada parámetro individual del menú SHOW PARAMS. Véase el apartado 2.8</w:t>
+        <w:t>Es accesible desde el menú principal y permite ocultar o mostrar cada parámetro individual del menú SHOW PARAMS. Véase el apartado 2.8.</w:t>
       </w:r>
     </w:p>
     <w:p>
@@ -24282,7 +24355,7 @@
         </w:rPr>
       </w:pPr>
       <w:bookmarkStart w:id="55" w:name="_Toc208725413"/>
-      <w:bookmarkStart w:id="56" w:name="_Toc239527310"/>
+      <w:bookmarkStart w:id="56" w:name="_Toc243860576"/>
       <w:r>
         <w:rPr>
           <w:rStyle w:val="Enfasigrassetto"/>
@@ -24300,7 +24373,7 @@
           <w:lang w:val="it-IT"/>
         </w:rPr>
         <w:tab/>
-        <w:t>MOSTRAR MÁSCARA RACE</w:t>
+        <w:t>SHOW RACE MASK</w:t>
       </w:r>
       <w:bookmarkEnd w:id="55"/>
       <w:bookmarkEnd w:id="56"/>
@@ -24340,7 +24413,6 @@
           <w:bCs/>
           <w:lang w:val="it-IT"/>
         </w:rPr>
-        <w:lastRenderedPageBreak/>
         <w:t>ADVERTENCIA: Si se produce parpadeo de las máscaras de la pantalla race en el cuadro de instrumentos o en el sistema de infoentretenimiento de su vehículo, se recomienda desactivar y evitar el uso de la función SHOW RACE MASK.</w:t>
       </w:r>
     </w:p>
@@ -24355,7 +24427,7 @@
         </w:rPr>
       </w:pPr>
       <w:bookmarkStart w:id="57" w:name="_Toc208725414"/>
-      <w:bookmarkStart w:id="58" w:name="_Toc239527311"/>
+      <w:bookmarkStart w:id="58" w:name="_Toc243860577"/>
       <w:r>
         <w:rPr>
           <w:rStyle w:val="Enfasigrassetto"/>
@@ -24521,7 +24593,14 @@
         <w:rPr>
           <w:lang w:val="it-IT"/>
         </w:rPr>
-        <w:t>A partir de ahora, cada vez que se activen la marcha atrás y el intermitente izquierdo, el espejo izquierdo se moverá automáticamente a la posición guardada previamente durante la activación de la función. Al desactivar la marcha atrás, el espejo volverá a su posición normal transcurridos 10 segundos. La misma lógica se aplica al espejo derecho cuando se activan el intermitente derecho y la marcha atrás. Al apagar el vehículo o poner la palanca en P, los espejos volverán inmediatamente a su posición normal.</w:t>
+        <w:t xml:space="preserve">A partir de ahora, cada vez que se activen la marcha atrás y el intermitente izquierdo, el espejo izquierdo se moverá automáticamente a la posición guardada previamente durante la activación de la función. Al desactivar la marcha atrás, el espejo volverá a su posición normal transcurridos 10 segundos. La misma lógica se aplica al espejo derecho cuando se activan el </w:t>
+      </w:r>
+      <w:r>
+        <w:rPr>
+          <w:lang w:val="it-IT"/>
+        </w:rPr>
+        <w:lastRenderedPageBreak/>
+        <w:t>intermitente derecho y la marcha atrás. Al apagar el vehículo o poner la palanca en P, los espejos volverán inmediatamente a su posición normal.</w:t>
       </w:r>
     </w:p>
     <w:p>
@@ -24535,7 +24614,7 @@
         </w:rPr>
       </w:pPr>
       <w:bookmarkStart w:id="59" w:name="_Toc208725415"/>
-      <w:bookmarkStart w:id="60" w:name="_Toc239527312"/>
+      <w:bookmarkStart w:id="60" w:name="_Toc243860578"/>
       <w:r>
         <w:rPr>
           <w:rStyle w:val="Enfasigrassetto"/>
@@ -24599,7 +24678,7 @@
         <w:rPr>
           <w:lang w:val="it-IT"/>
         </w:rPr>
-        <w:t>Esta función puede configurarse, en el SETUP MENU, como “ACC AUTOSTART R” o “ACC AUTOSTART +”, según si el vehículo utilizado permite reiniciar pulsando el botón RES o el botón de aumento de velocidad del Control de Crucero. Una vez activada la función, el Baccable garantizará el reinicio automático del vehículo tras una parada ocurrida con el ACC activado.</w:t>
+        <w:t>Esta función puede configurarse, en el SETUP MENU, como “ACC AUTOSTART R” o “ACC AUTOSTART +”, según que el vehículo utilizado permite reiniciar pulsando el botón RES o el botón de aumento de velocidad del Control de Crucero. Una vez activada la función, el Baccable garantizará el reinicio automático del vehículo tras una parada realizada con el ACC activado.</w:t>
       </w:r>
     </w:p>
     <w:p>
@@ -24623,7 +24702,7 @@
         </w:rPr>
       </w:pPr>
       <w:bookmarkStart w:id="61" w:name="_Toc208725416"/>
-      <w:bookmarkStart w:id="62" w:name="_Toc239527313"/>
+      <w:bookmarkStart w:id="62" w:name="_Toc243860579"/>
       <w:r>
         <w:rPr>
           <w:rStyle w:val="Enfasigrassetto"/>
@@ -24641,7 +24720,7 @@
           <w:lang w:val="it-IT"/>
         </w:rPr>
         <w:tab/>
-        <w:t>CERRAR VENTANILLAS</w:t>
+        <w:t>CLOSE WINDOWS</w:t>
       </w:r>
       <w:bookmarkEnd w:id="61"/>
       <w:bookmarkEnd w:id="62"/>
@@ -24677,7 +24756,6 @@
         <w:rPr>
           <w:lang w:val="it-IT"/>
         </w:rPr>
-        <w:lastRenderedPageBreak/>
         <w:t>La función CLOSE WINDOWS admite varias opciones, que pueden seleccionarse con el botón RES o DISTANCE tras acceder al elemento CLOSE WINDOWS en el MAIN SETUP MENU:</w:t>
       </w:r>
     </w:p>
@@ -24783,7 +24861,7 @@
               <w:rPr>
                 <w:lang w:val="it-IT"/>
               </w:rPr>
-              <w:t>Close windows desactivado, el vehículo se comportará con normalidad</w:t>
+              <w:t>Close windows desactivado: el vehículo se comporta con normalidad</w:t>
             </w:r>
           </w:p>
         </w:tc>
@@ -24916,7 +24994,7 @@
         </w:rPr>
       </w:pPr>
       <w:bookmarkStart w:id="63" w:name="_Toc208725417"/>
-      <w:bookmarkStart w:id="64" w:name="_Toc239527314"/>
+      <w:bookmarkStart w:id="64" w:name="_Toc243860580"/>
       <w:r>
         <w:rPr>
           <w:rStyle w:val="Enfasigrassetto"/>
@@ -24934,7 +25012,7 @@
           <w:lang w:val="it-IT"/>
         </w:rPr>
         <w:tab/>
-        <w:t>ABRIR VENTANILLAS</w:t>
+        <w:t>OPEN WINDOWS</w:t>
       </w:r>
       <w:bookmarkEnd w:id="63"/>
       <w:bookmarkEnd w:id="64"/>
@@ -25075,7 +25153,7 @@
               <w:rPr>
                 <w:lang w:val="it-IT"/>
               </w:rPr>
-              <w:t>OPEN windows desactivado, el vehículo se comportará con normalidad</w:t>
+              <w:t>OPEN windows desactivado: el vehículo se comporta con normalidad</w:t>
             </w:r>
           </w:p>
         </w:tc>
@@ -25099,6 +25177,7 @@
                 <w:rFonts w:cstheme="minorHAnsi"/>
                 <w:lang w:val="it-IT"/>
               </w:rPr>
+              <w:lastRenderedPageBreak/>
               <w:t>Ø   OPEN WINDOWS 1</w:t>
             </w:r>
           </w:p>
@@ -25181,7 +25260,7 @@
         </w:rPr>
       </w:pPr>
       <w:bookmarkStart w:id="65" w:name="_Toc208725418"/>
-      <w:bookmarkStart w:id="66" w:name="_Toc239527315"/>
+      <w:bookmarkStart w:id="66" w:name="_Toc243860581"/>
       <w:r>
         <w:rPr>
           <w:rStyle w:val="Enfasigrassetto"/>
@@ -25264,16 +25343,7 @@
           <w:bCs/>
           <w:lang w:val="it-IT"/>
         </w:rPr>
-        <w:t xml:space="preserve">Nota: La función HAS requiere activación mediante alineación del proxy (Byte 166, bit 2, es decir, formato binario xxxxx1xx para activarlo), junto con los siguientes requisitos previos. El vehículo debe ser MY20 o posterior, equipado con una cámara con firmware compatible, volante con sensores táctiles o un bypass para dichos sensores, volante motorizado con </w:t>
-      </w:r>
-      <w:r>
-        <w:rPr>
-          <w:b/>
-          <w:bCs/>
-          <w:lang w:val="it-IT"/>
-        </w:rPr>
-        <w:lastRenderedPageBreak/>
-        <w:t>firmware A420 compatible, sistema de navegación activado mediante proxy y disponible, Control de Crucero Adaptativo (ACC).</w:t>
+        <w:t>Nota: La función HAS requiere activación mediante alineación del proxy (Byte 166, bit 2, es decir, formato binario xxxxx1xx para activarlo), junto con los siguientes requisitos previos. El vehículo debe ser MY20 o posterior, equipado con una cámara con firmware compatible, volante con sensores táctiles o un bypass para dichos sensores, volante motorizado con firmware A420 compatible, sistema de navegación activado mediante proxy y disponible, Control de Crucero Adaptativo (ACC).</w:t>
       </w:r>
     </w:p>
     <w:p>
@@ -25296,7 +25366,7 @@
           <w:lang w:val="it-IT"/>
         </w:rPr>
       </w:pPr>
-      <w:bookmarkStart w:id="67" w:name="_Toc239527316"/>
+      <w:bookmarkStart w:id="67" w:name="_Toc243860582"/>
       <w:r>
         <w:rPr>
           <w:rStyle w:val="Enfasigrassetto"/>
@@ -25314,35 +25384,169 @@
           <w:lang w:val="it-IT"/>
         </w:rPr>
         <w:tab/>
-        <w:t>VÁLVULA DE ESCAPE QV</w:t>
+        <w:t>EXHAUST FLAP</w:t>
       </w:r>
       <w:bookmarkEnd w:id="67"/>
     </w:p>
     <w:p>
       <w:pPr>
-        <w:pStyle w:val="Paragrafoelenco"/>
-        <w:ind w:left="1080"/>
         <w:jc w:val="both"/>
         <w:rPr>
-          <w:lang w:val="it-IT"/>
+          <w:lang w:val="es-ES"/>
+        </w:rPr>
+      </w:pPr>
+    </w:p>
+    <w:p>
+      <w:pPr>
+        <w:jc w:val="both"/>
+        <w:rPr>
+          <w:lang w:val="es-ES"/>
         </w:rPr>
       </w:pPr>
       <w:r>
         <w:rPr>
           <w:b/>
           <w:bCs/>
-          <w:lang w:val="it-IT"/>
-        </w:rPr>
-        <w:t>Descripción breve: Esta función abre la válvula de escape de la Giulia Quadrifoglio, pulsando dos veces el botón RELEASE situado en la palanca de cambios (o seleccionando TOGGLE QV VALVE en el menú principal).</w:t>
+          <w:lang w:val="es-ES"/>
+        </w:rPr>
+        <w:t xml:space="preserve">Descripción breve: </w:t>
+      </w:r>
+      <w:r>
+        <w:rPr>
+          <w:lang w:val="es-ES"/>
+        </w:rPr>
+        <w:t>Abre y cierra las válvulas de escape pulsando dos veces el botón RELEASE situado en la palanca de cambios, o desde el menú principal seleccionando la opción Toggle Exhaust. En la Giulia Quadrifoglio acciona las válvulas originales; si en cambio se utilizan válvulas aftermarket con mando a distancia por radio, el BACCABLE simula la pulsación del botón de apertura o de cierre del mando (requiere conectar el mando a las salidas dedicadas del BACCABLE).</w:t>
+      </w:r>
+    </w:p>
+    <w:p>
+      <w:pPr>
+        <w:jc w:val="both"/>
+        <w:rPr>
+          <w:lang w:val="es-ES"/>
+        </w:rPr>
+      </w:pPr>
+      <w:r>
+        <w:rPr>
+          <w:b/>
+          <w:bCs/>
+          <w:lang w:val="es-ES"/>
+        </w:rPr>
+        <w:t xml:space="preserve">Nota: </w:t>
+      </w:r>
+      <w:r>
+        <w:rPr>
+          <w:lang w:val="es-ES"/>
+        </w:rPr>
+        <w:t>Esta es una función que puede activarse y desactivarse mediante el SETUP MENU descrito en el apartado 2.1, en la opción Exhaust Flap. Pulsando repetidamente el botón RES (o el botón DISTANCE), la opción adopta de forma rotativa los siguientes valores:</w:t>
       </w:r>
     </w:p>
     <w:p>
       <w:pPr>
         <w:pStyle w:val="Paragrafoelenco"/>
-        <w:ind w:left="1080"/>
+        <w:numPr>
+          <w:ilvl w:val="0"/>
+          <w:numId w:val="20"/>
+        </w:numPr>
         <w:jc w:val="both"/>
         <w:rPr>
-          <w:lang w:val="it-IT"/>
+          <w:lang w:val="es-ES"/>
+        </w:rPr>
+      </w:pPr>
+      <w:r>
+        <w:rPr>
+          <w:b/>
+          <w:bCs/>
+          <w:lang w:val="es-ES"/>
+        </w:rPr>
+        <w:t>O  Exhaust Flap</w:t>
+      </w:r>
+      <w:r>
+        <w:rPr>
+          <w:lang w:val="es-ES"/>
+        </w:rPr>
+        <w:t>: función desactivada;</w:t>
+      </w:r>
+    </w:p>
+    <w:p>
+      <w:pPr>
+        <w:pStyle w:val="Paragrafoelenco"/>
+        <w:numPr>
+          <w:ilvl w:val="0"/>
+          <w:numId w:val="20"/>
+        </w:numPr>
+        <w:jc w:val="both"/>
+        <w:rPr>
+          <w:lang w:val="es-ES"/>
+        </w:rPr>
+      </w:pPr>
+      <w:r>
+        <w:rPr>
+          <w:b/>
+          <w:bCs/>
+          <w:lang w:val="es-ES"/>
+        </w:rPr>
+        <w:t>Ø  Exhaust Flap</w:t>
+      </w:r>
+      <w:r>
+        <w:rPr>
+          <w:lang w:val="es-ES"/>
+        </w:rPr>
+        <w:t>: las válvulas se abren y se cierran con el doble clic en el botón RELEASE o con la opción Toggle Exhaust del menú principal;</w:t>
+      </w:r>
+    </w:p>
+    <w:p>
+      <w:pPr>
+        <w:pStyle w:val="Paragrafoelenco"/>
+        <w:numPr>
+          <w:ilvl w:val="0"/>
+          <w:numId w:val="20"/>
+        </w:numPr>
+        <w:jc w:val="both"/>
+        <w:rPr>
+          <w:lang w:val="es-ES"/>
+        </w:rPr>
+      </w:pPr>
+      <w:r>
+        <w:rPr>
+          <w:b/>
+          <w:bCs/>
+          <w:lang w:val="es-ES"/>
+        </w:rPr>
+        <w:t>Ø  Exhaust Flap DR</w:t>
+      </w:r>
+      <w:r>
+        <w:rPr>
+          <w:lang w:val="es-ES"/>
+        </w:rPr>
+        <w:t>: como la anterior y, además, las válvulas se abren automáticamente al pasar al estilo de conducción D (Dynamic) o R (Race) y se cierran al pasar al estilo N (Natural) o A (All Weather). El doble clic sigue pudiéndose utilizar, hasta el siguiente cambio de estilo de conducción.</w:t>
+      </w:r>
+    </w:p>
+    <w:p>
+      <w:pPr>
+        <w:jc w:val="both"/>
+        <w:rPr>
+          <w:lang w:val="es-ES"/>
+        </w:rPr>
+      </w:pPr>
+      <w:r>
+        <w:rPr>
+          <w:lang w:val="es-ES"/>
+        </w:rPr>
+        <w:t xml:space="preserve">Al apagar el motor las válvulas se cierran, para interrumpir los mensajes en el bus CAN con el vehículo apagado, pero la elección del usuario se recuerda: en cuanto el motor vuelve a girar (por encima de unas 400 rpm) las válvulas se vuelven a abrir, si lo estaban antes del apagado. Con la opción DR, al volver a arrancar se comprueba el estilo de conducción actual y se confirma la posición de las válvulas (abiertas en </w:t>
+      </w:r>
+      <w:r>
+        <w:rPr>
+          <w:lang w:val="es-ES"/>
+        </w:rPr>
+        <w:lastRenderedPageBreak/>
+        <w:t>D y R, cerradas en N y A), aunque el estilo de conducción se haya cambiado con el motor apagado. Un doble clic con el motor apagado solo cambia la elección memorizada, que se aplicará en el siguiente arranque. La elección se pierde si se desconecta el BACCABLE, pero el estado de activación de la función se guarda de forma permanente.</w:t>
+      </w:r>
+    </w:p>
+    <w:p>
+      <w:pPr>
+        <w:jc w:val="both"/>
+        <w:rPr>
+          <w:lang w:val="es-ES"/>
         </w:rPr>
       </w:pPr>
     </w:p>
@@ -25356,7 +25560,7 @@
           <w:lang w:val="it-IT"/>
         </w:rPr>
       </w:pPr>
-      <w:bookmarkStart w:id="68" w:name="_Toc239527317"/>
+      <w:bookmarkStart w:id="68" w:name="_Toc243860583"/>
       <w:r>
         <w:rPr>
           <w:rStyle w:val="Enfasigrassetto"/>
@@ -25374,33 +25578,178 @@
           <w:lang w:val="it-IT"/>
         </w:rPr>
         <w:tab/>
-        <w:t>SILENCIO APARCAMIENTO FRONTAL</w:t>
+        <w:t>FRONT PARK MUTE</w:t>
       </w:r>
       <w:bookmarkEnd w:id="68"/>
     </w:p>
     <w:p>
       <w:pPr>
-        <w:pStyle w:val="Paragrafoelenco"/>
-        <w:ind w:left="1080"/>
         <w:jc w:val="both"/>
         <w:rPr>
-          <w:lang w:val="it-IT"/>
+          <w:lang w:val="es-ES"/>
+        </w:rPr>
+      </w:pPr>
+    </w:p>
+    <w:p>
+      <w:pPr>
+        <w:jc w:val="both"/>
+        <w:rPr>
+          <w:lang w:val="es-ES"/>
         </w:rPr>
       </w:pPr>
       <w:r>
         <w:rPr>
           <w:b/>
           <w:bCs/>
-          <w:lang w:val="it-IT"/>
+          <w:lang w:val="es-ES"/>
         </w:rPr>
         <w:t xml:space="preserve">Descripción breve: </w:t>
       </w:r>
       <w:r>
         <w:rPr>
-          <w:lang w:val="it-IT"/>
-        </w:rPr>
-        <w:t>Silencia temporalmente el aviso acústico si se detecta un obstáculo frontal y el vehículo está detenido (FRONT PARK MUTE).</w:t>
-      </w:r>
+          <w:lang w:val="es-ES"/>
+        </w:rPr>
+        <w:t>Silencia los sensores de aparcamiento delanteros cuando el vehículo está detenido delante de un obstáculo con el pedal de freno pisado, y los reactiva al soltar el freno.</w:t>
+      </w:r>
+    </w:p>
+    <w:p>
+      <w:pPr>
+        <w:jc w:val="both"/>
+        <w:rPr>
+          <w:lang w:val="es-ES"/>
+        </w:rPr>
+      </w:pPr>
+      <w:r>
+        <w:rPr>
+          <w:b/>
+          <w:bCs/>
+          <w:lang w:val="es-ES"/>
+        </w:rPr>
+        <w:t xml:space="preserve">Nota: </w:t>
+      </w:r>
+      <w:r>
+        <w:rPr>
+          <w:lang w:val="es-ES"/>
+        </w:rPr>
+        <w:t>Esta es una función que puede activarse y desactivarse mediante el SETUP MENU descrito en el apartado 2.1.</w:t>
+      </w:r>
+    </w:p>
+    <w:p>
+      <w:pPr>
+        <w:jc w:val="both"/>
+        <w:rPr>
+          <w:lang w:val="es-ES"/>
+        </w:rPr>
+      </w:pPr>
+      <w:r>
+        <w:rPr>
+          <w:lang w:val="es-ES"/>
+        </w:rPr>
+        <w:t>Funcionamiento:</w:t>
+      </w:r>
+    </w:p>
+    <w:p>
+      <w:pPr>
+        <w:pStyle w:val="Paragrafoelenco"/>
+        <w:numPr>
+          <w:ilvl w:val="0"/>
+          <w:numId w:val="20"/>
+        </w:numPr>
+        <w:jc w:val="both"/>
+        <w:rPr>
+          <w:lang w:val="es-ES"/>
+        </w:rPr>
+      </w:pPr>
+      <w:r>
+        <w:rPr>
+          <w:lang w:val="es-ES"/>
+        </w:rPr>
+        <w:t>cuando los sensores delanteros señalan un obstáculo y el pedal de freno está pisado con decisión (más de aproximadamente el 15% de su recorrido), el BACCABLE desactiva los sensores de aparcamiento simulando la pulsación del botón correspondiente (el LED del botón se enciende fijo);</w:t>
+      </w:r>
+    </w:p>
+    <w:p>
+      <w:pPr>
+        <w:pStyle w:val="Paragrafoelenco"/>
+        <w:numPr>
+          <w:ilvl w:val="0"/>
+          <w:numId w:val="20"/>
+        </w:numPr>
+        <w:jc w:val="both"/>
+        <w:rPr>
+          <w:lang w:val="es-ES"/>
+        </w:rPr>
+      </w:pPr>
+      <w:r>
+        <w:rPr>
+          <w:lang w:val="es-ES"/>
+        </w:rPr>
+        <w:t>al soltar el freno, si los sensores habían sido desactivados por el BACCABLE, se reactivan automáticamente simulando de nuevo la pulsación del botón;</w:t>
+      </w:r>
+    </w:p>
+    <w:p>
+      <w:pPr>
+        <w:pStyle w:val="Paragrafoelenco"/>
+        <w:numPr>
+          <w:ilvl w:val="0"/>
+          <w:numId w:val="20"/>
+        </w:numPr>
+        <w:jc w:val="both"/>
+        <w:rPr>
+          <w:lang w:val="es-ES"/>
+        </w:rPr>
+      </w:pPr>
+      <w:r>
+        <w:rPr>
+          <w:lang w:val="es-ES"/>
+        </w:rPr>
+        <w:t>con la marcha atrás engranada la función nunca desactiva los sensores. Si habían sido desactivados por el BACCABLE y el vehículo no los reactiva por sí mismo, el BACCABLE los reactiva aproximadamente medio segundo después de engranar la marcha atrás;</w:t>
+      </w:r>
+    </w:p>
+    <w:p>
+      <w:pPr>
+        <w:pStyle w:val="Paragrafoelenco"/>
+        <w:numPr>
+          <w:ilvl w:val="0"/>
+          <w:numId w:val="20"/>
+        </w:numPr>
+        <w:jc w:val="both"/>
+        <w:rPr>
+          <w:lang w:val="es-ES"/>
+        </w:rPr>
+      </w:pPr>
+      <w:r>
+        <w:rPr>
+          <w:lang w:val="es-ES"/>
+        </w:rPr>
+        <w:t>si el vehículo reactiva los sensores por sí mismo (por ejemplo al superar una determinada velocidad), el BACCABLE no interviene;</w:t>
+      </w:r>
+    </w:p>
+    <w:p>
+      <w:pPr>
+        <w:pStyle w:val="Paragrafoelenco"/>
+        <w:numPr>
+          <w:ilvl w:val="0"/>
+          <w:numId w:val="20"/>
+        </w:numPr>
+        <w:jc w:val="both"/>
+        <w:rPr>
+          <w:lang w:val="es-ES"/>
+        </w:rPr>
+      </w:pPr>
+      <w:r>
+        <w:rPr>
+          <w:lang w:val="es-ES"/>
+        </w:rPr>
+        <w:t>si los sensores se reactivan manualmente con el freno todavía pisado delante del obstáculo, se vuelven a desactivar: para mantenerlos activos basta con soltar el freno.</w:t>
+      </w:r>
+    </w:p>
+    <w:p>
+      <w:pPr>
+        <w:jc w:val="both"/>
+        <w:rPr>
+          <w:lang w:val="es-ES"/>
+        </w:rPr>
+      </w:pPr>
     </w:p>
     <w:p>
       <w:pPr>
@@ -25412,7 +25761,7 @@
           <w:lang w:val="it-IT"/>
         </w:rPr>
       </w:pPr>
-      <w:bookmarkStart w:id="69" w:name="_Toc239527318"/>
+      <w:bookmarkStart w:id="69" w:name="_Toc243860584"/>
       <w:r>
         <w:rPr>
           <w:rStyle w:val="Enfasigrassetto"/>
@@ -25436,40 +25785,45 @@
     </w:p>
     <w:p>
       <w:pPr>
-        <w:pStyle w:val="Paragrafoelenco"/>
-        <w:ind w:left="1080"/>
         <w:jc w:val="both"/>
         <w:rPr>
-          <w:lang w:val="it-IT"/>
+          <w:lang w:val="es-ES"/>
         </w:rPr>
       </w:pPr>
       <w:r>
         <w:rPr>
           <w:b/>
           <w:bCs/>
-          <w:lang w:val="it-IT"/>
+          <w:lang w:val="es-ES"/>
         </w:rPr>
         <w:t xml:space="preserve">Descripción breve: </w:t>
       </w:r>
       <w:r>
         <w:rPr>
-          <w:lang w:val="it-IT"/>
-        </w:rPr>
-        <w:t>Convierte el baccable en un ELM327 capaz de conectarse automáticamente a los 3 BUS del vehículo, sin necesidad de cables especiales y sin mover el conector USB del puerto C1.</w:t>
+          <w:lang w:val="es-ES"/>
+        </w:rPr>
+        <w:t>Convierte el baccable en un ELM327 capaz de conectarse automáticamente a los 3 buses del vehículo, sin necesidad de cables especiales y sin mover el conector USB del puerto C1.</w:t>
       </w:r>
     </w:p>
     <w:p>
       <w:pPr>
         <w:jc w:val="both"/>
         <w:rPr>
-          <w:lang w:val="it-IT"/>
-        </w:rPr>
-      </w:pPr>
-      <w:r>
-        <w:rPr>
-          <w:lang w:val="it-IT"/>
-        </w:rPr>
-        <w:t>Para usar la función ELM327 es necesario:</w:t>
+          <w:lang w:val="es-ES"/>
+        </w:rPr>
+      </w:pPr>
+    </w:p>
+    <w:p>
+      <w:pPr>
+        <w:rPr>
+          <w:lang w:val="es-ES"/>
+        </w:rPr>
+      </w:pPr>
+      <w:r>
+        <w:rPr>
+          <w:lang w:val="es-ES"/>
+        </w:rPr>
+        <w:t>Para usar la función ELM327 es necesario activarla en el MAIN SETUP MENU. Como alternativa, se puede activar mediante la app Android (útil si no se dispone del vehículo). Una vez activada, la función podrá utilizarse de la siguiente manera:</w:t>
       </w:r>
     </w:p>
     <w:p>
@@ -25479,6 +25833,136 @@
           <w:ilvl w:val="0"/>
           <w:numId w:val="29"/>
         </w:numPr>
+        <w:rPr>
+          <w:lang w:val="es-ES"/>
+        </w:rPr>
+      </w:pPr>
+      <w:r>
+        <w:rPr>
+          <w:lang w:val="es-ES"/>
+        </w:rPr>
+        <w:t>Conecte el cable USB entre el baccable y el PC (o un smartphone Android) utilizando el conector derecho del baccable (C1).</w:t>
+      </w:r>
+    </w:p>
+    <w:p>
+      <w:pPr>
+        <w:pStyle w:val="Paragrafoelenco"/>
+        <w:rPr>
+          <w:lang w:val="es-ES"/>
+        </w:rPr>
+      </w:pPr>
+      <w:r>
+        <w:rPr>
+          <w:lang w:val="es-ES"/>
+        </w:rPr>
+        <w:t>Solo después, conecte el baccable a la toma OBD.</w:t>
+      </w:r>
+    </w:p>
+    <w:p>
+      <w:pPr>
+        <w:rPr>
+          <w:lang w:val="es-ES"/>
+        </w:rPr>
+      </w:pPr>
+      <w:r>
+        <w:rPr>
+          <w:b/>
+          <w:bCs/>
+          <w:lang w:val="es-ES"/>
+        </w:rPr>
+        <w:t>Nota1</w:t>
+      </w:r>
+      <w:r>
+        <w:rPr>
+          <w:lang w:val="es-ES"/>
+        </w:rPr>
+        <w:t>: en el smartphone o en el PC deberá instalarse la aplicación deseada (por ejemplo Multiecuscan, alfaobd, etc.)</w:t>
+      </w:r>
+    </w:p>
+    <w:p>
+      <w:pPr>
+        <w:rPr>
+          <w:lang w:val="es-ES"/>
+        </w:rPr>
+      </w:pPr>
+      <w:r>
+        <w:rPr>
+          <w:b/>
+          <w:bCs/>
+          <w:lang w:val="es-ES"/>
+        </w:rPr>
+        <w:lastRenderedPageBreak/>
+        <w:t>Nota2</w:t>
+      </w:r>
+      <w:r>
+        <w:rPr>
+          <w:lang w:val="es-ES"/>
+        </w:rPr>
+        <w:t>: 10 segundos después de desconectar el cable USB, el baccable vuelve a ser solo un baccable. Si se desea usarlo de nuevo como ELM327, será necesario desconectar el baccable de la toma OBD, volver a conectar el cable USB y después el conector OBD.</w:t>
+      </w:r>
+    </w:p>
+    <w:p>
+      <w:pPr>
+        <w:rPr>
+          <w:lang w:val="es-ES"/>
+        </w:rPr>
+      </w:pPr>
+      <w:r>
+        <w:rPr>
+          <w:b/>
+          <w:bCs/>
+          <w:lang w:val="es-ES"/>
+        </w:rPr>
+        <w:t>Nota3</w:t>
+      </w:r>
+      <w:r>
+        <w:rPr>
+          <w:lang w:val="es-ES"/>
+        </w:rPr>
+        <w:t>: si no se utiliza la función ELM327, recuerde desactivarla en el main setup menu, para reducir las posibles interferencias entre la función ELM327 y la función inmovilizador en los primeros segundos de funcionamiento.</w:t>
+      </w:r>
+    </w:p>
+    <w:p>
+      <w:pPr>
+        <w:rPr>
+          <w:lang w:val="es-ES"/>
+        </w:rPr>
+      </w:pPr>
+    </w:p>
+    <w:p>
+      <w:pPr>
+        <w:pStyle w:val="Titolo2"/>
+        <w:rPr>
+          <w:rStyle w:val="Enfasigrassetto"/>
+          <w:rFonts w:asciiTheme="minorHAnsi" w:hAnsiTheme="minorHAnsi" w:cstheme="minorHAnsi"/>
+          <w:color w:val="auto"/>
+          <w:lang w:val="it-IT"/>
+        </w:rPr>
+      </w:pPr>
+      <w:bookmarkStart w:id="70" w:name="_Toc243860585"/>
+      <w:r>
+        <w:rPr>
+          <w:rStyle w:val="Enfasigrassetto"/>
+          <w:rFonts w:asciiTheme="minorHAnsi" w:hAnsiTheme="minorHAnsi" w:cstheme="minorHAnsi"/>
+          <w:color w:val="auto"/>
+          <w:lang w:val="it-IT"/>
+        </w:rPr>
+        <w:t>2.33</w:t>
+      </w:r>
+      <w:r>
+        <w:rPr>
+          <w:rStyle w:val="Enfasigrassetto"/>
+          <w:rFonts w:asciiTheme="minorHAnsi" w:hAnsiTheme="minorHAnsi" w:cstheme="minorHAnsi"/>
+          <w:color w:val="auto"/>
+          <w:lang w:val="it-IT"/>
+        </w:rPr>
+        <w:tab/>
+        <w:t>MAX HOLD</w:t>
+      </w:r>
+      <w:bookmarkEnd w:id="70"/>
+    </w:p>
+    <w:p>
+      <w:pPr>
         <w:jc w:val="both"/>
         <w:rPr>
           <w:lang w:val="it-IT"/>
@@ -25486,9 +25970,137 @@
       </w:pPr>
       <w:r>
         <w:rPr>
-          <w:lang w:val="it-IT"/>
-        </w:rPr>
-        <w:t>conectar un cable USB entre el baccable y el PC, o a un smartphone Android, usando el conector derecho del baccable (C1)</w:t>
+          <w:b/>
+          <w:bCs/>
+          <w:lang w:val="it-IT"/>
+        </w:rPr>
+        <w:t xml:space="preserve">Descripción breve: </w:t>
+      </w:r>
+      <w:r>
+        <w:rPr>
+          <w:lang w:val="it-IT"/>
+        </w:rPr>
+        <w:t>Mantiene en pantalla el valor máximo del parámetro seleccionado.</w:t>
+      </w:r>
+    </w:p>
+    <w:p>
+      <w:pPr>
+        <w:jc w:val="both"/>
+        <w:rPr>
+          <w:lang w:val="it-IT"/>
+        </w:rPr>
+      </w:pPr>
+    </w:p>
+    <w:p>
+      <w:pPr>
+        <w:jc w:val="both"/>
+        <w:rPr>
+          <w:lang w:val="it-IT"/>
+        </w:rPr>
+      </w:pPr>
+      <w:r>
+        <w:rPr>
+          <w:lang w:val="it-IT"/>
+        </w:rPr>
+        <w:t>La función Max Hold está siempre activada, por lo que no es necesario activarla en el main setup menu. Para utilizarla, en el menú principal del Baccable aparece la opción MAX HOLD OFF. Al pulsar el botón RES o DISTANCE, esta pasará a MAX HOLD ON. A continuación, desplazándose por el menú «Show Parameters» y situándose en uno de los parámetros, se mantendrá en pantalla el valor máximo registrado de ese parámetro. Al cambiar a la visualización de otro parámetro, el valor máximo anterior se borrará. Para desactivarla, será necesario volver a MAX HOLD ON y pulsar el botón RES o DISTANCE, para que vuelva a desactivarse (se mostrará MAX HOLD OFF).</w:t>
+      </w:r>
+    </w:p>
+    <w:p>
+      <w:pPr>
+        <w:jc w:val="both"/>
+        <w:rPr>
+          <w:lang w:val="es-ES"/>
+        </w:rPr>
+      </w:pPr>
+    </w:p>
+    <w:p>
+      <w:pPr>
+        <w:pStyle w:val="Titolo2"/>
+        <w:rPr>
+          <w:rStyle w:val="Enfasigrassetto"/>
+          <w:rFonts w:asciiTheme="minorHAnsi" w:hAnsiTheme="minorHAnsi" w:cstheme="minorHAnsi"/>
+          <w:color w:val="auto"/>
+          <w:lang w:val="it-IT"/>
+        </w:rPr>
+      </w:pPr>
+      <w:bookmarkStart w:id="71" w:name="_Toc243860586"/>
+      <w:r>
+        <w:rPr>
+          <w:rStyle w:val="Enfasigrassetto"/>
+          <w:rFonts w:asciiTheme="minorHAnsi" w:hAnsiTheme="minorHAnsi" w:cstheme="minorHAnsi"/>
+          <w:color w:val="auto"/>
+          <w:lang w:val="it-IT"/>
+        </w:rPr>
+        <w:t>2.34</w:t>
+      </w:r>
+      <w:r>
+        <w:rPr>
+          <w:rStyle w:val="Enfasigrassetto"/>
+          <w:rFonts w:asciiTheme="minorHAnsi" w:hAnsiTheme="minorHAnsi" w:cstheme="minorHAnsi"/>
+          <w:color w:val="auto"/>
+          <w:lang w:val="it-IT"/>
+        </w:rPr>
+        <w:tab/>
+        <w:t>DNA MEMORY</w:t>
+      </w:r>
+      <w:bookmarkEnd w:id="71"/>
+    </w:p>
+    <w:p>
+      <w:pPr>
+        <w:jc w:val="both"/>
+        <w:rPr>
+          <w:lang w:val="es-ES"/>
+        </w:rPr>
+      </w:pPr>
+      <w:r>
+        <w:rPr>
+          <w:b/>
+          <w:bCs/>
+          <w:lang w:val="es-ES"/>
+        </w:rPr>
+        <w:t xml:space="preserve">Descripción breve: </w:t>
+      </w:r>
+      <w:r>
+        <w:rPr>
+          <w:lang w:val="es-ES"/>
+        </w:rPr>
+        <w:t>En el primer arranque del motor restablece el estilo de conducción (A, N, D o R) que estaba en uso la vez anterior que se utilizó el vehículo.</w:t>
+      </w:r>
+    </w:p>
+    <w:p>
+      <w:pPr>
+        <w:jc w:val="both"/>
+        <w:rPr>
+          <w:lang w:val="es-ES"/>
+        </w:rPr>
+      </w:pPr>
+      <w:r>
+        <w:rPr>
+          <w:b/>
+          <w:bCs/>
+          <w:lang w:val="es-ES"/>
+        </w:rPr>
+        <w:t xml:space="preserve">Nota: </w:t>
+      </w:r>
+      <w:r>
+        <w:rPr>
+          <w:lang w:val="es-ES"/>
+        </w:rPr>
+        <w:t>Esta es una función que puede activarse y desactivarse mediante el SETUP MENU descrito en el apartado 2.1, en la opción DNA Memory. El ajuste se guarda permanentemente seleccionando SAVE&amp;EXIT.</w:t>
+      </w:r>
+    </w:p>
+    <w:p>
+      <w:pPr>
+        <w:jc w:val="both"/>
+        <w:rPr>
+          <w:lang w:val="es-ES"/>
+        </w:rPr>
+      </w:pPr>
+      <w:r>
+        <w:rPr>
+          <w:lang w:val="es-ES"/>
+        </w:rPr>
+        <w:t>Funcionamiento:</w:t>
       </w:r>
     </w:p>
     <w:p>
@@ -25496,18 +26108,18 @@
         <w:pStyle w:val="Paragrafoelenco"/>
         <w:numPr>
           <w:ilvl w:val="0"/>
-          <w:numId w:val="29"/>
+          <w:numId w:val="20"/>
         </w:numPr>
         <w:jc w:val="both"/>
         <w:rPr>
-          <w:lang w:val="it-IT"/>
-        </w:rPr>
-      </w:pPr>
-      <w:r>
-        <w:rPr>
-          <w:lang w:val="it-IT"/>
-        </w:rPr>
-        <w:t>acceder al MAIN SETUP MENU del BACCABLE, con el vehículo encendido, y seleccionar la función ELM327</w:t>
+          <w:lang w:val="es-ES"/>
+        </w:rPr>
+      </w:pPr>
+      <w:r>
+        <w:rPr>
+          <w:lang w:val="es-ES"/>
+        </w:rPr>
+        <w:t>mientras el motor está en marcha el BACCABLE memoriza el estilo de conducción en uso; al apagar el motor la memoria se congela;</w:t>
       </w:r>
     </w:p>
     <w:p>
@@ -25515,180 +26127,98 @@
         <w:pStyle w:val="Paragrafoelenco"/>
         <w:numPr>
           <w:ilvl w:val="0"/>
-          <w:numId w:val="29"/>
+          <w:numId w:val="20"/>
         </w:numPr>
         <w:jc w:val="both"/>
         <w:rPr>
-          <w:lang w:val="it-IT"/>
-        </w:rPr>
-      </w:pPr>
-      <w:r>
-        <w:rPr>
-          <w:lang w:val="it-IT"/>
-        </w:rPr>
-        <w:t>seleccionar SAVE&amp;EXIT para guardar el ajuste</w:t>
-      </w:r>
-    </w:p>
-    <w:p>
-      <w:pPr>
+          <w:lang w:val="es-ES"/>
+        </w:rPr>
+      </w:pPr>
+      <w:r>
+        <w:rPr>
+          <w:lang w:val="es-ES"/>
+        </w:rPr>
+        <w:t>en el primer arranque del motor después de que el vehículo se haya apagado (y el bus CAN haya entrado en reposo), unos 2 segundos después del arranque, si el estilo de conducción es distinto del memorizado, el BACCABLE simula los movimientos del selector DNA necesarios para alcanzarlo, hacia arriba (A, N, D, R) o hacia abajo. El paso de D a R requiere una pulsación prolongada del selector, que el BACCABLE simula durante unos 2 segundos;</w:t>
+      </w:r>
+    </w:p>
+    <w:p>
+      <w:pPr>
+        <w:pStyle w:val="Paragrafoelenco"/>
+        <w:numPr>
+          <w:ilvl w:val="0"/>
+          <w:numId w:val="20"/>
+        </w:numPr>
         <w:jc w:val="both"/>
         <w:rPr>
-          <w:lang w:val="it-IT"/>
-        </w:rPr>
-      </w:pPr>
-      <w:r>
-        <w:rPr>
-          <w:lang w:val="it-IT"/>
-        </w:rPr>
-        <w:t>Desde ese momento, el baccable se convertirá en un ELM327.</w:t>
-      </w:r>
-    </w:p>
-    <w:p>
-      <w:pPr>
+          <w:lang w:val="es-ES"/>
+        </w:rPr>
+      </w:pPr>
+      <w:r>
+        <w:rPr>
+          <w:lang w:val="es-ES"/>
+        </w:rPr>
+        <w:t>aproximadamente 1 segundo después de terminar los movimientos se comprueba el estilo de conducción; si no es el memorizado, los movimientos se repiten una sola vez;</w:t>
+      </w:r>
+    </w:p>
+    <w:p>
+      <w:pPr>
+        <w:pStyle w:val="Paragrafoelenco"/>
+        <w:numPr>
+          <w:ilvl w:val="0"/>
+          <w:numId w:val="20"/>
+        </w:numPr>
         <w:jc w:val="both"/>
         <w:rPr>
-          <w:lang w:val="it-IT"/>
-        </w:rPr>
-      </w:pPr>
-      <w:r>
-        <w:rPr>
-          <w:lang w:val="it-IT"/>
-        </w:rPr>
-        <w:t>En el smartphone o el PC deberá instalarse la aplicación deseada (por ejemplo, Multiecuscan, alfaobd, etc.)</w:t>
-      </w:r>
-    </w:p>
-    <w:p>
-      <w:pPr>
+          <w:lang w:val="es-ES"/>
+        </w:rPr>
+      </w:pPr>
+      <w:r>
+        <w:rPr>
+          <w:lang w:val="es-ES"/>
+        </w:rPr>
+        <w:t>si durante el restablecimiento se mueve el selector DNA o se apaga el motor, el restablecimiento se interrumpe inmediatamente;</w:t>
+      </w:r>
+    </w:p>
+    <w:p>
+      <w:pPr>
+        <w:pStyle w:val="Paragrafoelenco"/>
+        <w:numPr>
+          <w:ilvl w:val="0"/>
+          <w:numId w:val="20"/>
+        </w:numPr>
         <w:jc w:val="both"/>
         <w:rPr>
-          <w:lang w:val="it-IT"/>
+          <w:lang w:val="es-ES"/>
+        </w:rPr>
+      </w:pPr>
+      <w:r>
+        <w:rPr>
+          <w:lang w:val="es-ES"/>
+        </w:rPr>
+        <w:t>terminado el restablecimiento, el estilo de conducción puede cambiarse libremente: el BACCABLE no vuelve a intervenir hasta el siguiente arranque después de un apagado del vehículo, y el nuevo estilo elegido quedará memorizado. Las paradas del motor debidas al Start&amp;Stop no activan el restablecimiento.</w:t>
+      </w:r>
+    </w:p>
+    <w:p>
+      <w:pPr>
+        <w:jc w:val="both"/>
+        <w:rPr>
+          <w:lang w:val="es-ES"/>
         </w:rPr>
       </w:pPr>
       <w:r>
         <w:rPr>
           <w:b/>
           <w:bCs/>
-          <w:lang w:val="it-IT"/>
-        </w:rPr>
-        <w:t>Nota1</w:t>
-      </w:r>
-      <w:r>
-        <w:rPr>
-          <w:lang w:val="it-IT"/>
-        </w:rPr>
-        <w:t>: transcurridos 10 segundos desde la desconexión del cable USB, el baccable volverá a ser solo un baccable. Si desea volver a usarlo como ELM327, deberá desconectar el baccable del OBD y luego volver a conectar el cable USB y, a continuación, el conector OBD.</w:t>
-      </w:r>
-    </w:p>
-    <w:p>
-      <w:pPr>
-        <w:jc w:val="both"/>
-        <w:rPr>
-          <w:lang w:val="it-IT"/>
-        </w:rPr>
-      </w:pPr>
-      <w:r>
-        <w:rPr>
-          <w:b/>
-          <w:bCs/>
-          <w:lang w:val="it-IT"/>
-        </w:rPr>
-        <w:t>Nota2</w:t>
-      </w:r>
-      <w:r>
-        <w:rPr>
-          <w:lang w:val="it-IT"/>
-        </w:rPr>
-        <w:t>: si no está utilizando la función ELM327, recuerde desactivarla entrando en el main setup menu, para reducir el efecto de posibles interferencias entre la función ELM327 y la función inmovilizador durante los primeros segundos de funcionamiento.</w:t>
-      </w:r>
-    </w:p>
-    <w:p>
-      <w:pPr>
-        <w:rPr>
-          <w:lang w:val="it-IT"/>
-        </w:rPr>
-      </w:pPr>
-    </w:p>
-    <w:p>
-      <w:pPr>
-        <w:pStyle w:val="Titolo2"/>
-        <w:rPr>
-          <w:rStyle w:val="Enfasigrassetto"/>
-          <w:rFonts w:asciiTheme="minorHAnsi" w:hAnsiTheme="minorHAnsi" w:cstheme="minorHAnsi"/>
-          <w:color w:val="auto"/>
-          <w:lang w:val="it-IT"/>
-        </w:rPr>
-      </w:pPr>
-      <w:bookmarkStart w:id="70" w:name="_Toc239527319"/>
-      <w:r>
-        <w:rPr>
-          <w:rStyle w:val="Enfasigrassetto"/>
-          <w:rFonts w:asciiTheme="minorHAnsi" w:hAnsiTheme="minorHAnsi" w:cstheme="minorHAnsi"/>
-          <w:color w:val="auto"/>
-          <w:lang w:val="it-IT"/>
-        </w:rPr>
-        <w:t>2.33</w:t>
-      </w:r>
-      <w:r>
-        <w:rPr>
-          <w:rStyle w:val="Enfasigrassetto"/>
-          <w:rFonts w:asciiTheme="minorHAnsi" w:hAnsiTheme="minorHAnsi" w:cstheme="minorHAnsi"/>
-          <w:color w:val="auto"/>
-          <w:lang w:val="it-IT"/>
-        </w:rPr>
-        <w:tab/>
-        <w:t>MAX HOLD</w:t>
-      </w:r>
-      <w:bookmarkEnd w:id="70"/>
-    </w:p>
-    <w:p>
-      <w:pPr>
-        <w:jc w:val="both"/>
-        <w:rPr>
-          <w:lang w:val="it-IT"/>
-        </w:rPr>
-      </w:pPr>
-      <w:r>
-        <w:rPr>
-          <w:b/>
-          <w:bCs/>
-          <w:lang w:val="it-IT"/>
-        </w:rPr>
-        <w:t xml:space="preserve">Breve descripción: </w:t>
-      </w:r>
-      <w:r>
-        <w:rPr>
-          <w:lang w:val="it-IT"/>
-        </w:rPr>
-        <w:t>Mantiene en pantalla el valor máximo del parámetro seleccionado.</w:t>
-      </w:r>
-    </w:p>
-    <w:p>
-      <w:pPr>
-        <w:jc w:val="both"/>
-        <w:rPr>
-          <w:lang w:val="it-IT"/>
-        </w:rPr>
-      </w:pPr>
-    </w:p>
-    <w:p>
-      <w:pPr>
-        <w:jc w:val="both"/>
-        <w:rPr>
-          <w:lang w:val="it-IT"/>
-        </w:rPr>
-      </w:pPr>
-      <w:r>
-        <w:rPr>
-          <w:lang w:val="it-IT"/>
-        </w:rPr>
-        <w:t xml:space="preserve">La función Max Hold está siempre activada, por lo que no es necesario activarla en el main setup menu. Para utilizarla, en el menú principal del Baccable aparece la opción MAX HOLD OFF. Al pulsar el botón RES o DISTANCE, esta pasará a MAX HOLD ON. A continuación, desplazándose por el menú «Show </w:t>
-      </w:r>
-      <w:r>
-        <w:rPr>
-          <w:lang w:val="it-IT"/>
+          <w:lang w:val="es-ES"/>
         </w:rPr>
         <w:lastRenderedPageBreak/>
-        <w:t>Parameters» y situándose en uno de los parámetros, se mantendrá en pantalla el valor máximo registrado de ese parámetro. Al cambiar a la visualización de otro parámetro, el valor máximo anterior se borrará. Para desactivarla, será necesario volver a MAX HOLD ON y pulsar el botón RES o DISTANCE, para verla volver a desactivarse (se mostrará MAX HOLD OFF).</w:t>
+        <w:t xml:space="preserve">Compatibilidad: </w:t>
+      </w:r>
+      <w:r>
+        <w:rPr>
+          <w:lang w:val="es-ES"/>
+        </w:rPr>
+        <w:t>la función requiere un selector DNA monoestable que se comunique por el bus CAN BH. En los vehículos equipados con un selector de otro tipo, el BACCABLE no detecta el selector y no envía ningún comando. El estilo memorizado se pierde si se desconecta el BACCABLE.</w:t>
       </w:r>
     </w:p>
     <w:sectPr>
@@ -25901,7 +26431,7 @@
         <w:noProof/>
       </w:rPr>
       <w:drawing>
-        <wp:anchor distT="0" distB="0" distL="114300" distR="114300" simplePos="0" relativeHeight="251658240" behindDoc="0" locked="0" layoutInCell="1" allowOverlap="1" wp14:anchorId="5B36560C" wp14:editId="4A728D14">
+        <wp:anchor distT="0" distB="0" distL="114300" distR="114300" simplePos="0" relativeHeight="251658240" behindDoc="0" locked="0" layoutInCell="1" allowOverlap="1" wp14:anchorId="46275321" wp14:editId="6DACFF6A">
           <wp:simplePos x="0" y="0"/>
           <wp:positionH relativeFrom="column">
             <wp:posOffset>15875</wp:posOffset>
@@ -25979,13 +26509,7 @@
       <w:t xml:space="preserve"> </w:t>
     </w:r>
     <w:r>
-      <w:t>V.</w:t>
-    </w:r>
-    <w:r>
-      <w:t>4.</w:t>
-    </w:r>
-    <w:r>
-      <w:t>8</w:t>
+      <w:t>V.4.9</w:t>
     </w:r>
   </w:p>
   <w:p>
@@ -26014,19 +26538,7 @@
       <w:t xml:space="preserve">: </w:t>
     </w:r>
     <w:r>
-      <w:t>05</w:t>
-    </w:r>
-    <w:r>
-      <w:t>/</w:t>
-    </w:r>
-    <w:r>
-      <w:t>09</w:t>
-    </w:r>
-    <w:r>
-      <w:t>/202</w:t>
-    </w:r>
-    <w:r>
-      <w:t>6</w:t>
+      <w:t>25/10/2026</w:t>
     </w:r>
   </w:p>
 </w:hdr>
